--- a/mmdetection/5.在云服务器上训练数据.docx
+++ b/mmdetection/5.在云服务器上训练数据.docx
@@ -1234,10 +1234,6 @@
           <w:numId w:val="1"/>
         </w:numPr>
         <w:ind w:left="425" w:leftChars="0" w:hanging="425" w:firstLineChars="0"/>
-        <w:rPr>
-          <w:rFonts w:hint="default"/>
-          <w:lang w:val="en-US" w:eastAsia="zh-CN"/>
-        </w:rPr>
       </w:pPr>
       <w:r>
         <w:rPr>
@@ -1245,58 +1241,6 @@
           <w:lang w:val="en-US" w:eastAsia="zh-CN"/>
         </w:rPr>
         <w:t>python tools/train.py configs/yolox/yolox_s_8xb8-300e_coco_MFT25.py开始训练</w:t>
-      </w:r>
-    </w:p>
-    <w:p>
-      <w:pPr>
-        <w:numPr>
-          <w:ilvl w:val="0"/>
-          <w:numId w:val="0"/>
-        </w:numPr>
-        <w:ind w:leftChars="0"/>
-      </w:pPr>
-      <w:r>
-        <w:drawing>
-          <wp:inline distT="0" distB="0" distL="114300" distR="114300">
-            <wp:extent cx="5271135" cy="2324735"/>
-            <wp:effectExtent l="0" t="0" r="12065" b="12065"/>
-            <wp:docPr id="29" name="图片 28"/>
-            <wp:cNvGraphicFramePr>
-              <a:graphicFrameLocks xmlns:a="http://schemas.openxmlformats.org/drawingml/2006/main" noChangeAspect="1"/>
-            </wp:cNvGraphicFramePr>
-            <a:graphic xmlns:a="http://schemas.openxmlformats.org/drawingml/2006/main">
-              <a:graphicData uri="http://schemas.openxmlformats.org/drawingml/2006/picture">
-                <pic:pic xmlns:pic="http://schemas.openxmlformats.org/drawingml/2006/picture">
-                  <pic:nvPicPr>
-                    <pic:cNvPr id="29" name="图片 28"/>
-                    <pic:cNvPicPr>
-                      <a:picLocks noChangeAspect="1"/>
-                    </pic:cNvPicPr>
-                  </pic:nvPicPr>
-                  <pic:blipFill>
-                    <a:blip r:embed="rId22"/>
-                    <a:stretch>
-                      <a:fillRect/>
-                    </a:stretch>
-                  </pic:blipFill>
-                  <pic:spPr>
-                    <a:xfrm>
-                      <a:off x="0" y="0"/>
-                      <a:ext cx="5271135" cy="2324735"/>
-                    </a:xfrm>
-                    <a:prstGeom prst="rect">
-                      <a:avLst/>
-                    </a:prstGeom>
-                    <a:noFill/>
-                    <a:ln>
-                      <a:noFill/>
-                    </a:ln>
-                  </pic:spPr>
-                </pic:pic>
-              </a:graphicData>
-            </a:graphic>
-          </wp:inline>
-        </w:drawing>
       </w:r>
     </w:p>
     <w:p>
@@ -1316,7 +1260,7 @@
           <w:rFonts w:hint="eastAsia"/>
           <w:lang w:val="en-US" w:eastAsia="zh-CN"/>
         </w:rPr>
-        <w:t>数据集太大了比较慢，就用MFT25-BT-001做训练集，MFT25-BT-002做测试集然后在自己电脑上跑吧。数据集处理代码和配置文件如下。</w:t>
+        <w:t>数据集太大了比较慢，就用MFT25-BT-001做训练集，MFT25-BT-002做测试集吧。数据集处理代码和配置文件如下。</w:t>
       </w:r>
     </w:p>
     <w:p>
@@ -1409,6 +1353,40 @@
                 <w:vertAlign w:val="baseline"/>
                 <w:lang w:val="en-US" w:eastAsia="zh-CN"/>
               </w:rPr>
+              <w:t>BT-001文件夹都有det、img1文件夹，det文件夹下有det.txt，第一列表示帧，每帧对应img1文件夹下的一张图片，第3、4、5、6列表示MOT格式的检测框，请写代码将BT-001中的数据按80%划分训练集和验证集，输出coco格式的数据，文件夹annotations下有train.json,val.json,图片分别输出到train，val文件夹下。类别只有‘fish’。请写代码</w:t>
+            </w:r>
+          </w:p>
+          <w:p>
+            <w:pPr>
+              <w:numPr>
+                <w:ilvl w:val="0"/>
+                <w:numId w:val="0"/>
+              </w:numPr>
+              <w:rPr>
+                <w:rFonts w:hint="default"/>
+                <w:vertAlign w:val="baseline"/>
+                <w:lang w:val="en-US" w:eastAsia="zh-CN"/>
+              </w:rPr>
+            </w:pPr>
+          </w:p>
+          <w:p>
+            <w:pPr>
+              <w:numPr>
+                <w:ilvl w:val="0"/>
+                <w:numId w:val="0"/>
+              </w:numPr>
+              <w:rPr>
+                <w:rFonts w:hint="default"/>
+                <w:vertAlign w:val="baseline"/>
+                <w:lang w:val="en-US" w:eastAsia="zh-CN"/>
+              </w:rPr>
+            </w:pPr>
+            <w:r>
+              <w:rPr>
+                <w:rFonts w:hint="default"/>
+                <w:vertAlign w:val="baseline"/>
+                <w:lang w:val="en-US" w:eastAsia="zh-CN"/>
+              </w:rPr>
               <w:t>import os</w:t>
             </w:r>
           </w:p>
@@ -1590,7 +1568,91 @@
                 <w:vertAlign w:val="baseline"/>
                 <w:lang w:val="en-US" w:eastAsia="zh-CN"/>
               </w:rPr>
-              <w:t xml:space="preserve">    """读取det.txt，返回 {帧号: [[x,y,w,h], ...]}"""</w:t>
+              <w:t xml:space="preserve">    """</w:t>
+            </w:r>
+          </w:p>
+          <w:p>
+            <w:pPr>
+              <w:numPr>
+                <w:ilvl w:val="0"/>
+                <w:numId w:val="0"/>
+              </w:numPr>
+              <w:rPr>
+                <w:rFonts w:hint="default"/>
+                <w:vertAlign w:val="baseline"/>
+                <w:lang w:val="en-US" w:eastAsia="zh-CN"/>
+              </w:rPr>
+            </w:pPr>
+            <w:r>
+              <w:rPr>
+                <w:rFonts w:hint="default"/>
+                <w:vertAlign w:val="baseline"/>
+                <w:lang w:val="en-US" w:eastAsia="zh-CN"/>
+              </w:rPr>
+              <w:t xml:space="preserve">    解析 det.txt，返回 {帧号: [[x, y, w, h], ...]}</w:t>
+            </w:r>
+          </w:p>
+          <w:p>
+            <w:pPr>
+              <w:numPr>
+                <w:ilvl w:val="0"/>
+                <w:numId w:val="0"/>
+              </w:numPr>
+              <w:rPr>
+                <w:rFonts w:hint="default"/>
+                <w:vertAlign w:val="baseline"/>
+                <w:lang w:val="en-US" w:eastAsia="zh-CN"/>
+              </w:rPr>
+            </w:pPr>
+            <w:r>
+              <w:rPr>
+                <w:rFonts w:hint="default"/>
+                <w:vertAlign w:val="baseline"/>
+                <w:lang w:val="en-US" w:eastAsia="zh-CN"/>
+              </w:rPr>
+              <w:t xml:space="preserve">    兼容空格或逗号分隔，MOT 标准格式：</w:t>
+            </w:r>
+          </w:p>
+          <w:p>
+            <w:pPr>
+              <w:numPr>
+                <w:ilvl w:val="0"/>
+                <w:numId w:val="0"/>
+              </w:numPr>
+              <w:rPr>
+                <w:rFonts w:hint="default"/>
+                <w:vertAlign w:val="baseline"/>
+                <w:lang w:val="en-US" w:eastAsia="zh-CN"/>
+              </w:rPr>
+            </w:pPr>
+            <w:r>
+              <w:rPr>
+                <w:rFonts w:hint="default"/>
+                <w:vertAlign w:val="baseline"/>
+                <w:lang w:val="en-US" w:eastAsia="zh-CN"/>
+              </w:rPr>
+              <w:t xml:space="preserve">    第1列: 帧号, 第2列: 轨迹ID (忽略), 第3-6列: x,y,w,h, 第7列: 置信度(忽略)</w:t>
+            </w:r>
+          </w:p>
+          <w:p>
+            <w:pPr>
+              <w:numPr>
+                <w:ilvl w:val="0"/>
+                <w:numId w:val="0"/>
+              </w:numPr>
+              <w:rPr>
+                <w:rFonts w:hint="default"/>
+                <w:vertAlign w:val="baseline"/>
+                <w:lang w:val="en-US" w:eastAsia="zh-CN"/>
+              </w:rPr>
+            </w:pPr>
+            <w:r>
+              <w:rPr>
+                <w:rFonts w:hint="default"/>
+                <w:vertAlign w:val="baseline"/>
+                <w:lang w:val="en-US" w:eastAsia="zh-CN"/>
+              </w:rPr>
+              <w:t xml:space="preserve">    """</w:t>
             </w:r>
           </w:p>
           <w:p>
@@ -1737,7 +1799,7 @@
                 <w:vertAlign w:val="baseline"/>
                 <w:lang w:val="en-US" w:eastAsia="zh-CN"/>
               </w:rPr>
-              <w:t xml:space="preserve">            # 尝试按空白分割，若不足6项则按逗号分割</w:t>
+              <w:t xml:space="preserve">            # 尝试按空格分割，若不足则按逗号</w:t>
             </w:r>
           </w:p>
           <w:p>
@@ -1779,6 +1841,48 @@
                 <w:vertAlign w:val="baseline"/>
                 <w:lang w:val="en-US" w:eastAsia="zh-CN"/>
               </w:rPr>
+              <w:t xml:space="preserve">            if len(parts) &lt; 7:   # 标准MOT有7列，但有些可能没有置信度，我们至少取6列</w:t>
+            </w:r>
+          </w:p>
+          <w:p>
+            <w:pPr>
+              <w:numPr>
+                <w:ilvl w:val="0"/>
+                <w:numId w:val="0"/>
+              </w:numPr>
+              <w:rPr>
+                <w:rFonts w:hint="default"/>
+                <w:vertAlign w:val="baseline"/>
+                <w:lang w:val="en-US" w:eastAsia="zh-CN"/>
+              </w:rPr>
+            </w:pPr>
+            <w:r>
+              <w:rPr>
+                <w:rFonts w:hint="default"/>
+                <w:vertAlign w:val="baseline"/>
+                <w:lang w:val="en-US" w:eastAsia="zh-CN"/>
+              </w:rPr>
+              <w:t xml:space="preserve">                parts = line.split(',')</w:t>
+            </w:r>
+          </w:p>
+          <w:p>
+            <w:pPr>
+              <w:numPr>
+                <w:ilvl w:val="0"/>
+                <w:numId w:val="0"/>
+              </w:numPr>
+              <w:rPr>
+                <w:rFonts w:hint="default"/>
+                <w:vertAlign w:val="baseline"/>
+                <w:lang w:val="en-US" w:eastAsia="zh-CN"/>
+              </w:rPr>
+            </w:pPr>
+            <w:r>
+              <w:rPr>
+                <w:rFonts w:hint="default"/>
+                <w:vertAlign w:val="baseline"/>
+                <w:lang w:val="en-US" w:eastAsia="zh-CN"/>
+              </w:rPr>
               <w:t xml:space="preserve">            if len(parts) &lt; 6:</w:t>
             </w:r>
           </w:p>
@@ -1800,48 +1904,6 @@
                 <w:vertAlign w:val="baseline"/>
                 <w:lang w:val="en-US" w:eastAsia="zh-CN"/>
               </w:rPr>
-              <w:t xml:space="preserve">                parts = line.split(',')</w:t>
-            </w:r>
-          </w:p>
-          <w:p>
-            <w:pPr>
-              <w:numPr>
-                <w:ilvl w:val="0"/>
-                <w:numId w:val="0"/>
-              </w:numPr>
-              <w:rPr>
-                <w:rFonts w:hint="default"/>
-                <w:vertAlign w:val="baseline"/>
-                <w:lang w:val="en-US" w:eastAsia="zh-CN"/>
-              </w:rPr>
-            </w:pPr>
-            <w:r>
-              <w:rPr>
-                <w:rFonts w:hint="default"/>
-                <w:vertAlign w:val="baseline"/>
-                <w:lang w:val="en-US" w:eastAsia="zh-CN"/>
-              </w:rPr>
-              <w:t xml:space="preserve">            if len(parts) &lt; 6:</w:t>
-            </w:r>
-          </w:p>
-          <w:p>
-            <w:pPr>
-              <w:numPr>
-                <w:ilvl w:val="0"/>
-                <w:numId w:val="0"/>
-              </w:numPr>
-              <w:rPr>
-                <w:rFonts w:hint="default"/>
-                <w:vertAlign w:val="baseline"/>
-                <w:lang w:val="en-US" w:eastAsia="zh-CN"/>
-              </w:rPr>
-            </w:pPr>
-            <w:r>
-              <w:rPr>
-                <w:rFonts w:hint="default"/>
-                <w:vertAlign w:val="baseline"/>
-                <w:lang w:val="en-US" w:eastAsia="zh-CN"/>
-              </w:rPr>
               <w:t xml:space="preserve">                continue</w:t>
             </w:r>
           </w:p>
@@ -1989,7 +2051,49 @@
                 <w:vertAlign w:val="baseline"/>
                 <w:lang w:val="en-US" w:eastAsia="zh-CN"/>
               </w:rPr>
-              <w:t xml:space="preserve">                frames[frame_id].append([x, y, w, h])</w:t>
+              <w:t xml:space="preserve">                # 过滤无效框</w:t>
+            </w:r>
+          </w:p>
+          <w:p>
+            <w:pPr>
+              <w:numPr>
+                <w:ilvl w:val="0"/>
+                <w:numId w:val="0"/>
+              </w:numPr>
+              <w:rPr>
+                <w:rFonts w:hint="default"/>
+                <w:vertAlign w:val="baseline"/>
+                <w:lang w:val="en-US" w:eastAsia="zh-CN"/>
+              </w:rPr>
+            </w:pPr>
+            <w:r>
+              <w:rPr>
+                <w:rFonts w:hint="default"/>
+                <w:vertAlign w:val="baseline"/>
+                <w:lang w:val="en-US" w:eastAsia="zh-CN"/>
+              </w:rPr>
+              <w:t xml:space="preserve">                if w &gt; 0 and h &gt; 0:</w:t>
+            </w:r>
+          </w:p>
+          <w:p>
+            <w:pPr>
+              <w:numPr>
+                <w:ilvl w:val="0"/>
+                <w:numId w:val="0"/>
+              </w:numPr>
+              <w:rPr>
+                <w:rFonts w:hint="default"/>
+                <w:vertAlign w:val="baseline"/>
+                <w:lang w:val="en-US" w:eastAsia="zh-CN"/>
+              </w:rPr>
+            </w:pPr>
+            <w:r>
+              <w:rPr>
+                <w:rFonts w:hint="default"/>
+                <w:vertAlign w:val="baseline"/>
+                <w:lang w:val="en-US" w:eastAsia="zh-CN"/>
+              </w:rPr>
+              <w:t xml:space="preserve">                    frames[frame_id].append([x, y, w, h])</w:t>
             </w:r>
           </w:p>
           <w:p>
@@ -2107,7 +2211,70 @@
                 <w:vertAlign w:val="baseline"/>
                 <w:lang w:val="en-US" w:eastAsia="zh-CN"/>
               </w:rPr>
-              <w:t xml:space="preserve">    """扫描img1，返回 {帧号: 文件名}"""</w:t>
+              <w:t xml:space="preserve">    """</w:t>
+            </w:r>
+          </w:p>
+          <w:p>
+            <w:pPr>
+              <w:numPr>
+                <w:ilvl w:val="0"/>
+                <w:numId w:val="0"/>
+              </w:numPr>
+              <w:rPr>
+                <w:rFonts w:hint="default"/>
+                <w:vertAlign w:val="baseline"/>
+                <w:lang w:val="en-US" w:eastAsia="zh-CN"/>
+              </w:rPr>
+            </w:pPr>
+            <w:r>
+              <w:rPr>
+                <w:rFonts w:hint="default"/>
+                <w:vertAlign w:val="baseline"/>
+                <w:lang w:val="en-US" w:eastAsia="zh-CN"/>
+              </w:rPr>
+              <w:t xml:space="preserve">    扫描 img1 目录，返回 {帧号: 文件名}</w:t>
+            </w:r>
+          </w:p>
+          <w:p>
+            <w:pPr>
+              <w:numPr>
+                <w:ilvl w:val="0"/>
+                <w:numId w:val="0"/>
+              </w:numPr>
+              <w:rPr>
+                <w:rFonts w:hint="default"/>
+                <w:vertAlign w:val="baseline"/>
+                <w:lang w:val="en-US" w:eastAsia="zh-CN"/>
+              </w:rPr>
+            </w:pPr>
+            <w:r>
+              <w:rPr>
+                <w:rFonts w:hint="default"/>
+                <w:vertAlign w:val="baseline"/>
+                <w:lang w:val="en-US" w:eastAsia="zh-CN"/>
+              </w:rPr>
+              <w:t xml:space="preserve">    假设图片文件名是纯数字，如 000001.jpg</w:t>
+            </w:r>
+          </w:p>
+          <w:p>
+            <w:pPr>
+              <w:numPr>
+                <w:ilvl w:val="0"/>
+                <w:numId w:val="0"/>
+              </w:numPr>
+              <w:rPr>
+                <w:rFonts w:hint="default"/>
+                <w:vertAlign w:val="baseline"/>
+                <w:lang w:val="en-US" w:eastAsia="zh-CN"/>
+              </w:rPr>
+            </w:pPr>
+            <w:r>
+              <w:rPr>
+                <w:rFonts w:hint="default"/>
+                <w:vertAlign w:val="baseline"/>
+                <w:lang w:val="en-US" w:eastAsia="zh-CN"/>
+              </w:rPr>
+              <w:t xml:space="preserve">    """</w:t>
             </w:r>
           </w:p>
           <w:p>
@@ -2267,28 +2434,70 @@
                 <w:vertAlign w:val="baseline"/>
                 <w:lang w:val="en-US" w:eastAsia="zh-CN"/>
               </w:rPr>
-              <w:t>def build_coco(split_frames, frames_dict, img_dir, img_mapping, out_img_dir, split_name):</w:t>
-            </w:r>
-          </w:p>
-          <w:p>
-            <w:pPr>
-              <w:numPr>
-                <w:ilvl w:val="0"/>
-                <w:numId w:val="0"/>
-              </w:numPr>
-              <w:rPr>
-                <w:rFonts w:hint="default"/>
-                <w:vertAlign w:val="baseline"/>
-                <w:lang w:val="en-US" w:eastAsia="zh-CN"/>
-              </w:rPr>
-            </w:pPr>
-            <w:r>
-              <w:rPr>
-                <w:rFonts w:hint="default"/>
-                <w:vertAlign w:val="baseline"/>
-                <w:lang w:val="en-US" w:eastAsia="zh-CN"/>
-              </w:rPr>
-              <w:t xml:space="preserve">    """为指定帧集合生成COCO images和annotations，并复制图片"""</w:t>
+              <w:t>def build_coco(split_frames, frames_dict, img_dir, img_mapping, out_img_dir):</w:t>
+            </w:r>
+          </w:p>
+          <w:p>
+            <w:pPr>
+              <w:numPr>
+                <w:ilvl w:val="0"/>
+                <w:numId w:val="0"/>
+              </w:numPr>
+              <w:rPr>
+                <w:rFonts w:hint="default"/>
+                <w:vertAlign w:val="baseline"/>
+                <w:lang w:val="en-US" w:eastAsia="zh-CN"/>
+              </w:rPr>
+            </w:pPr>
+            <w:r>
+              <w:rPr>
+                <w:rFonts w:hint="default"/>
+                <w:vertAlign w:val="baseline"/>
+                <w:lang w:val="en-US" w:eastAsia="zh-CN"/>
+              </w:rPr>
+              <w:t xml:space="preserve">    """</w:t>
+            </w:r>
+          </w:p>
+          <w:p>
+            <w:pPr>
+              <w:numPr>
+                <w:ilvl w:val="0"/>
+                <w:numId w:val="0"/>
+              </w:numPr>
+              <w:rPr>
+                <w:rFonts w:hint="default"/>
+                <w:vertAlign w:val="baseline"/>
+                <w:lang w:val="en-US" w:eastAsia="zh-CN"/>
+              </w:rPr>
+            </w:pPr>
+            <w:r>
+              <w:rPr>
+                <w:rFonts w:hint="default"/>
+                <w:vertAlign w:val="baseline"/>
+                <w:lang w:val="en-US" w:eastAsia="zh-CN"/>
+              </w:rPr>
+              <w:t xml:space="preserve">    为指定的帧集合生成 COCO 格式的 images 和 annotations，并复制图片到目标目录</w:t>
+            </w:r>
+          </w:p>
+          <w:p>
+            <w:pPr>
+              <w:numPr>
+                <w:ilvl w:val="0"/>
+                <w:numId w:val="0"/>
+              </w:numPr>
+              <w:rPr>
+                <w:rFonts w:hint="default"/>
+                <w:vertAlign w:val="baseline"/>
+                <w:lang w:val="en-US" w:eastAsia="zh-CN"/>
+              </w:rPr>
+            </w:pPr>
+            <w:r>
+              <w:rPr>
+                <w:rFonts w:hint="default"/>
+                <w:vertAlign w:val="baseline"/>
+                <w:lang w:val="en-US" w:eastAsia="zh-CN"/>
+              </w:rPr>
+              <w:t xml:space="preserve">    """</w:t>
             </w:r>
           </w:p>
           <w:p>
@@ -2600,27 +2809,6 @@
                 <w:vertAlign w:val="baseline"/>
                 <w:lang w:val="en-US" w:eastAsia="zh-CN"/>
               </w:rPr>
-              <w:t xml:space="preserve">        # 【修改点1】file_name 只存纯文件名，不加 split_name 前缀</w:t>
-            </w:r>
-          </w:p>
-          <w:p>
-            <w:pPr>
-              <w:numPr>
-                <w:ilvl w:val="0"/>
-                <w:numId w:val="0"/>
-              </w:numPr>
-              <w:rPr>
-                <w:rFonts w:hint="default"/>
-                <w:vertAlign w:val="baseline"/>
-                <w:lang w:val="en-US" w:eastAsia="zh-CN"/>
-              </w:rPr>
-            </w:pPr>
-            <w:r>
-              <w:rPr>
-                <w:rFonts w:hint="default"/>
-                <w:vertAlign w:val="baseline"/>
-                <w:lang w:val="en-US" w:eastAsia="zh-CN"/>
-              </w:rPr>
               <w:t xml:space="preserve">        images.append({</w:t>
             </w:r>
           </w:p>
@@ -2760,7 +2948,7 @@
                 <w:vertAlign w:val="baseline"/>
                 <w:lang w:val="en-US" w:eastAsia="zh-CN"/>
               </w:rPr>
-              <w:t xml:space="preserve">        # 该帧所有检测框</w:t>
+              <w:t xml:space="preserve">        # 该帧的所有检测框</w:t>
             </w:r>
           </w:p>
           <w:p>
@@ -2886,7 +3074,7 @@
                 <w:vertAlign w:val="baseline"/>
                 <w:lang w:val="en-US" w:eastAsia="zh-CN"/>
               </w:rPr>
-              <w:t xml:space="preserve">                'category_id': 1,</w:t>
+              <w:t xml:space="preserve">                'category_id': 1,          # 只有 fish</w:t>
             </w:r>
           </w:p>
           <w:p>
@@ -3101,70 +3289,112 @@
                 <w:vertAlign w:val="baseline"/>
                 <w:lang w:val="en-US" w:eastAsia="zh-CN"/>
               </w:rPr>
-              <w:t xml:space="preserve">    parser = argparse.ArgumentParser()</w:t>
-            </w:r>
-          </w:p>
-          <w:p>
-            <w:pPr>
-              <w:numPr>
-                <w:ilvl w:val="0"/>
-                <w:numId w:val="0"/>
-              </w:numPr>
-              <w:rPr>
-                <w:rFonts w:hint="default"/>
-                <w:vertAlign w:val="baseline"/>
-                <w:lang w:val="en-US" w:eastAsia="zh-CN"/>
-              </w:rPr>
-            </w:pPr>
-            <w:r>
-              <w:rPr>
-                <w:rFonts w:hint="default"/>
-                <w:vertAlign w:val="baseline"/>
-                <w:lang w:val="en-US" w:eastAsia="zh-CN"/>
-              </w:rPr>
-              <w:t xml:space="preserve">    # 【修改点2】默认路径改用正斜杠，避免 Windows 转义问题</w:t>
-            </w:r>
-          </w:p>
-          <w:p>
-            <w:pPr>
-              <w:numPr>
-                <w:ilvl w:val="0"/>
-                <w:numId w:val="0"/>
-              </w:numPr>
-              <w:rPr>
-                <w:rFonts w:hint="default"/>
-                <w:vertAlign w:val="baseline"/>
-                <w:lang w:val="en-US" w:eastAsia="zh-CN"/>
-              </w:rPr>
-            </w:pPr>
-            <w:r>
-              <w:rPr>
-                <w:rFonts w:hint="default"/>
-                <w:vertAlign w:val="baseline"/>
-                <w:lang w:val="en-US" w:eastAsia="zh-CN"/>
-              </w:rPr>
-              <w:t xml:space="preserve">    parser.add_argument('--input', type=str, default='data/MFT25/MFT25-train/BT-001')</w:t>
-            </w:r>
-          </w:p>
-          <w:p>
-            <w:pPr>
-              <w:numPr>
-                <w:ilvl w:val="0"/>
-                <w:numId w:val="0"/>
-              </w:numPr>
-              <w:rPr>
-                <w:rFonts w:hint="default"/>
-                <w:vertAlign w:val="baseline"/>
-                <w:lang w:val="en-US" w:eastAsia="zh-CN"/>
-              </w:rPr>
-            </w:pPr>
-            <w:r>
-              <w:rPr>
-                <w:rFonts w:hint="default"/>
-                <w:vertAlign w:val="baseline"/>
-                <w:lang w:val="en-US" w:eastAsia="zh-CN"/>
-              </w:rPr>
-              <w:t xml:space="preserve">    parser.add_argument('--output', type=str, default='data/coco_MFT25-BT-001')</w:t>
+              <w:t xml:space="preserve">    parser = argparse.ArgumentParser(description='Convert MOT format to COCO')</w:t>
+            </w:r>
+          </w:p>
+          <w:p>
+            <w:pPr>
+              <w:numPr>
+                <w:ilvl w:val="0"/>
+                <w:numId w:val="0"/>
+              </w:numPr>
+              <w:rPr>
+                <w:rFonts w:hint="default"/>
+                <w:vertAlign w:val="baseline"/>
+                <w:lang w:val="en-US" w:eastAsia="zh-CN"/>
+              </w:rPr>
+            </w:pPr>
+            <w:r>
+              <w:rPr>
+                <w:rFonts w:hint="default"/>
+                <w:vertAlign w:val="baseline"/>
+                <w:lang w:val="en-US" w:eastAsia="zh-CN"/>
+              </w:rPr>
+              <w:t xml:space="preserve">    parser.add_argument('--input', type=str, default='data/MFT25/MFT25-train/BT-001',</w:t>
+            </w:r>
+          </w:p>
+          <w:p>
+            <w:pPr>
+              <w:numPr>
+                <w:ilvl w:val="0"/>
+                <w:numId w:val="0"/>
+              </w:numPr>
+              <w:rPr>
+                <w:rFonts w:hint="default"/>
+                <w:vertAlign w:val="baseline"/>
+                <w:lang w:val="en-US" w:eastAsia="zh-CN"/>
+              </w:rPr>
+            </w:pPr>
+            <w:r>
+              <w:rPr>
+                <w:rFonts w:hint="default"/>
+                <w:vertAlign w:val="baseline"/>
+                <w:lang w:val="en-US" w:eastAsia="zh-CN"/>
+              </w:rPr>
+              <w:t xml:space="preserve">                        help='输入目录，包含 det/det.txt 和 img1/')</w:t>
+            </w:r>
+          </w:p>
+          <w:p>
+            <w:pPr>
+              <w:numPr>
+                <w:ilvl w:val="0"/>
+                <w:numId w:val="0"/>
+              </w:numPr>
+              <w:rPr>
+                <w:rFonts w:hint="default"/>
+                <w:vertAlign w:val="baseline"/>
+                <w:lang w:val="en-US" w:eastAsia="zh-CN"/>
+              </w:rPr>
+            </w:pPr>
+            <w:r>
+              <w:rPr>
+                <w:rFonts w:hint="default"/>
+                <w:vertAlign w:val="baseline"/>
+                <w:lang w:val="en-US" w:eastAsia="zh-CN"/>
+              </w:rPr>
+              <w:t xml:space="preserve">    parser.add_argument('--output', type=str, default='data/coco_MFT25-BT-001',</w:t>
+            </w:r>
+          </w:p>
+          <w:p>
+            <w:pPr>
+              <w:numPr>
+                <w:ilvl w:val="0"/>
+                <w:numId w:val="0"/>
+              </w:numPr>
+              <w:rPr>
+                <w:rFonts w:hint="default"/>
+                <w:vertAlign w:val="baseline"/>
+                <w:lang w:val="en-US" w:eastAsia="zh-CN"/>
+              </w:rPr>
+            </w:pPr>
+            <w:r>
+              <w:rPr>
+                <w:rFonts w:hint="default"/>
+                <w:vertAlign w:val="baseline"/>
+                <w:lang w:val="en-US" w:eastAsia="zh-CN"/>
+              </w:rPr>
+              <w:t xml:space="preserve">                        help='输出目录，将创建 train/, val/, annotations/')</w:t>
+            </w:r>
+          </w:p>
+          <w:p>
+            <w:pPr>
+              <w:numPr>
+                <w:ilvl w:val="0"/>
+                <w:numId w:val="0"/>
+              </w:numPr>
+              <w:rPr>
+                <w:rFonts w:hint="default"/>
+                <w:vertAlign w:val="baseline"/>
+                <w:lang w:val="en-US" w:eastAsia="zh-CN"/>
+              </w:rPr>
+            </w:pPr>
+            <w:r>
+              <w:rPr>
+                <w:rFonts w:hint="default"/>
+                <w:vertAlign w:val="baseline"/>
+                <w:lang w:val="en-US" w:eastAsia="zh-CN"/>
+              </w:rPr>
+              <w:t xml:space="preserve">    parser.add_argument('--seed', type=int, default=42, help='随机种子')</w:t>
             </w:r>
           </w:p>
           <w:p>
@@ -3350,7 +3580,7 @@
                 <w:vertAlign w:val="baseline"/>
                 <w:lang w:val="en-US" w:eastAsia="zh-CN"/>
               </w:rPr>
-              <w:t xml:space="preserve">    # 解析检测框</w:t>
+              <w:t xml:space="preserve">    # 1. 解析 det.txt</w:t>
             </w:r>
           </w:p>
           <w:p>
@@ -3468,7 +3698,7 @@
                 <w:vertAlign w:val="baseline"/>
                 <w:lang w:val="en-US" w:eastAsia="zh-CN"/>
               </w:rPr>
-              <w:t xml:space="preserve">    # 建立图片映射</w:t>
+              <w:t xml:space="preserve">    # 2. 建立图片映射</w:t>
             </w:r>
           </w:p>
           <w:p>
@@ -3510,7 +3740,7 @@
                 <w:vertAlign w:val="baseline"/>
                 <w:lang w:val="en-US" w:eastAsia="zh-CN"/>
               </w:rPr>
-              <w:t xml:space="preserve">    # 仅保留有对应图片的帧</w:t>
+              <w:t xml:space="preserve">    # 取交集：只保留有对应图片的帧</w:t>
             </w:r>
           </w:p>
           <w:p>
@@ -3573,7 +3803,7 @@
                 <w:vertAlign w:val="baseline"/>
                 <w:lang w:val="en-US" w:eastAsia="zh-CN"/>
               </w:rPr>
-              <w:t xml:space="preserve">        print("错误：无匹配图片的帧")</w:t>
+              <w:t xml:space="preserve">        print("错误：没有找到匹配图片的帧")</w:t>
             </w:r>
           </w:p>
           <w:p>
@@ -3628,28 +3858,83 @@
                 <w:vertAlign w:val="baseline"/>
                 <w:lang w:val="en-US" w:eastAsia="zh-CN"/>
               </w:rPr>
-              <w:t xml:space="preserve">    # 随机划分</w:t>
-            </w:r>
-          </w:p>
-          <w:p>
-            <w:pPr>
-              <w:numPr>
-                <w:ilvl w:val="0"/>
-                <w:numId w:val="0"/>
-              </w:numPr>
-              <w:rPr>
-                <w:rFonts w:hint="default"/>
-                <w:vertAlign w:val="baseline"/>
-                <w:lang w:val="en-US" w:eastAsia="zh-CN"/>
-              </w:rPr>
-            </w:pPr>
-            <w:r>
-              <w:rPr>
-                <w:rFonts w:hint="default"/>
-                <w:vertAlign w:val="baseline"/>
-                <w:lang w:val="en-US" w:eastAsia="zh-CN"/>
-              </w:rPr>
-              <w:t xml:space="preserve">    random.seed(42)</w:t>
+              <w:t xml:space="preserve">    print(f"有效帧数: {len(valid_frames)}")</w:t>
+            </w:r>
+          </w:p>
+          <w:p>
+            <w:pPr>
+              <w:numPr>
+                <w:ilvl w:val="0"/>
+                <w:numId w:val="0"/>
+              </w:numPr>
+              <w:rPr>
+                <w:rFonts w:hint="default"/>
+                <w:vertAlign w:val="baseline"/>
+                <w:lang w:val="en-US" w:eastAsia="zh-CN"/>
+              </w:rPr>
+            </w:pPr>
+            <w:r>
+              <w:rPr>
+                <w:rFonts w:hint="default"/>
+                <w:vertAlign w:val="baseline"/>
+                <w:lang w:val="en-US" w:eastAsia="zh-CN"/>
+              </w:rPr>
+              <w:t xml:space="preserve">    print(f"总标注框数: {sum(len(frames_dict[f]) for f in valid_frames)}")</w:t>
+            </w:r>
+          </w:p>
+          <w:p>
+            <w:pPr>
+              <w:numPr>
+                <w:ilvl w:val="0"/>
+                <w:numId w:val="0"/>
+              </w:numPr>
+              <w:rPr>
+                <w:rFonts w:hint="default"/>
+                <w:vertAlign w:val="baseline"/>
+                <w:lang w:val="en-US" w:eastAsia="zh-CN"/>
+              </w:rPr>
+            </w:pPr>
+          </w:p>
+          <w:p>
+            <w:pPr>
+              <w:numPr>
+                <w:ilvl w:val="0"/>
+                <w:numId w:val="0"/>
+              </w:numPr>
+              <w:rPr>
+                <w:rFonts w:hint="default"/>
+                <w:vertAlign w:val="baseline"/>
+                <w:lang w:val="en-US" w:eastAsia="zh-CN"/>
+              </w:rPr>
+            </w:pPr>
+            <w:r>
+              <w:rPr>
+                <w:rFonts w:hint="default"/>
+                <w:vertAlign w:val="baseline"/>
+                <w:lang w:val="en-US" w:eastAsia="zh-CN"/>
+              </w:rPr>
+              <w:t xml:space="preserve">    # 3. 随机划分（按帧）</w:t>
+            </w:r>
+          </w:p>
+          <w:p>
+            <w:pPr>
+              <w:numPr>
+                <w:ilvl w:val="0"/>
+                <w:numId w:val="0"/>
+              </w:numPr>
+              <w:rPr>
+                <w:rFonts w:hint="default"/>
+                <w:vertAlign w:val="baseline"/>
+                <w:lang w:val="en-US" w:eastAsia="zh-CN"/>
+              </w:rPr>
+            </w:pPr>
+            <w:r>
+              <w:rPr>
+                <w:rFonts w:hint="default"/>
+                <w:vertAlign w:val="baseline"/>
+                <w:lang w:val="en-US" w:eastAsia="zh-CN"/>
+              </w:rPr>
+              <w:t xml:space="preserve">    random.seed(args.seed)</w:t>
             </w:r>
           </w:p>
           <w:p>
@@ -3767,7 +4052,7 @@
                 <w:vertAlign w:val="baseline"/>
                 <w:lang w:val="en-US" w:eastAsia="zh-CN"/>
               </w:rPr>
-              <w:t xml:space="preserve">    # 创建输出目录</w:t>
+              <w:t xml:space="preserve">    # 4. 创建输出目录</w:t>
             </w:r>
           </w:p>
           <w:p>
@@ -3927,7 +4212,7 @@
                 <w:vertAlign w:val="baseline"/>
                 <w:lang w:val="en-US" w:eastAsia="zh-CN"/>
               </w:rPr>
-              <w:t xml:space="preserve">    # 生成训练集</w:t>
+              <w:t xml:space="preserve">    # 5. 生成训练集</w:t>
             </w:r>
           </w:p>
           <w:p>
@@ -3969,7 +4254,7 @@
                 <w:vertAlign w:val="baseline"/>
                 <w:lang w:val="en-US" w:eastAsia="zh-CN"/>
               </w:rPr>
-              <w:t xml:space="preserve">        train_frames, frames_dict, img_dir, img_mapping, train_img_dir, 'train'</w:t>
+              <w:t xml:space="preserve">        train_frames, frames_dict, img_dir, img_mapping, train_img_dir</w:t>
             </w:r>
           </w:p>
           <w:p>
@@ -4011,7 +4296,7 @@
                 <w:vertAlign w:val="baseline"/>
                 <w:lang w:val="en-US" w:eastAsia="zh-CN"/>
               </w:rPr>
-              <w:t xml:space="preserve">    # 生成验证集</w:t>
+              <w:t xml:space="preserve">    # 6. 生成验证集</w:t>
             </w:r>
           </w:p>
           <w:p>
@@ -4053,7 +4338,7 @@
                 <w:vertAlign w:val="baseline"/>
                 <w:lang w:val="en-US" w:eastAsia="zh-CN"/>
               </w:rPr>
-              <w:t xml:space="preserve">        val_frames, frames_dict, img_dir, img_mapping, val_img_dir, 'val'</w:t>
+              <w:t xml:space="preserve">        val_frames, frames_dict, img_dir, img_mapping, val_img_dir</w:t>
             </w:r>
           </w:p>
           <w:p>
@@ -4142,7 +4427,7 @@
                 <w:vertAlign w:val="baseline"/>
                 <w:lang w:val="en-US" w:eastAsia="zh-CN"/>
               </w:rPr>
-              <w:t xml:space="preserve">    # 写入JSON</w:t>
+              <w:t xml:space="preserve">    # 7. 写入 JSON</w:t>
             </w:r>
           </w:p>
           <w:p>
@@ -4184,7 +4469,91 @@
                 <w:vertAlign w:val="baseline"/>
                 <w:lang w:val="en-US" w:eastAsia="zh-CN"/>
               </w:rPr>
-              <w:t xml:space="preserve">        json.dump({'images': train_imgs, 'annotations': train_anns, 'categories': categories}, f)</w:t>
+              <w:t xml:space="preserve">        json.dump({</w:t>
+            </w:r>
+          </w:p>
+          <w:p>
+            <w:pPr>
+              <w:numPr>
+                <w:ilvl w:val="0"/>
+                <w:numId w:val="0"/>
+              </w:numPr>
+              <w:rPr>
+                <w:rFonts w:hint="default"/>
+                <w:vertAlign w:val="baseline"/>
+                <w:lang w:val="en-US" w:eastAsia="zh-CN"/>
+              </w:rPr>
+            </w:pPr>
+            <w:r>
+              <w:rPr>
+                <w:rFonts w:hint="default"/>
+                <w:vertAlign w:val="baseline"/>
+                <w:lang w:val="en-US" w:eastAsia="zh-CN"/>
+              </w:rPr>
+              <w:t xml:space="preserve">            'images': train_imgs,</w:t>
+            </w:r>
+          </w:p>
+          <w:p>
+            <w:pPr>
+              <w:numPr>
+                <w:ilvl w:val="0"/>
+                <w:numId w:val="0"/>
+              </w:numPr>
+              <w:rPr>
+                <w:rFonts w:hint="default"/>
+                <w:vertAlign w:val="baseline"/>
+                <w:lang w:val="en-US" w:eastAsia="zh-CN"/>
+              </w:rPr>
+            </w:pPr>
+            <w:r>
+              <w:rPr>
+                <w:rFonts w:hint="default"/>
+                <w:vertAlign w:val="baseline"/>
+                <w:lang w:val="en-US" w:eastAsia="zh-CN"/>
+              </w:rPr>
+              <w:t xml:space="preserve">            'annotations': train_anns,</w:t>
+            </w:r>
+          </w:p>
+          <w:p>
+            <w:pPr>
+              <w:numPr>
+                <w:ilvl w:val="0"/>
+                <w:numId w:val="0"/>
+              </w:numPr>
+              <w:rPr>
+                <w:rFonts w:hint="default"/>
+                <w:vertAlign w:val="baseline"/>
+                <w:lang w:val="en-US" w:eastAsia="zh-CN"/>
+              </w:rPr>
+            </w:pPr>
+            <w:r>
+              <w:rPr>
+                <w:rFonts w:hint="default"/>
+                <w:vertAlign w:val="baseline"/>
+                <w:lang w:val="en-US" w:eastAsia="zh-CN"/>
+              </w:rPr>
+              <w:t xml:space="preserve">            'categories': categories</w:t>
+            </w:r>
+          </w:p>
+          <w:p>
+            <w:pPr>
+              <w:numPr>
+                <w:ilvl w:val="0"/>
+                <w:numId w:val="0"/>
+              </w:numPr>
+              <w:rPr>
+                <w:rFonts w:hint="default"/>
+                <w:vertAlign w:val="baseline"/>
+                <w:lang w:val="en-US" w:eastAsia="zh-CN"/>
+              </w:rPr>
+            </w:pPr>
+            <w:r>
+              <w:rPr>
+                <w:rFonts w:hint="default"/>
+                <w:vertAlign w:val="baseline"/>
+                <w:lang w:val="en-US" w:eastAsia="zh-CN"/>
+              </w:rPr>
+              <w:t xml:space="preserve">        }, f, indent=2)</w:t>
             </w:r>
           </w:p>
           <w:p>
@@ -4226,7 +4595,91 @@
                 <w:vertAlign w:val="baseline"/>
                 <w:lang w:val="en-US" w:eastAsia="zh-CN"/>
               </w:rPr>
-              <w:t xml:space="preserve">        json.dump({'images': val_imgs, 'annotations': val_anns, 'categories': categories}, f)</w:t>
+              <w:t xml:space="preserve">        json.dump({</w:t>
+            </w:r>
+          </w:p>
+          <w:p>
+            <w:pPr>
+              <w:numPr>
+                <w:ilvl w:val="0"/>
+                <w:numId w:val="0"/>
+              </w:numPr>
+              <w:rPr>
+                <w:rFonts w:hint="default"/>
+                <w:vertAlign w:val="baseline"/>
+                <w:lang w:val="en-US" w:eastAsia="zh-CN"/>
+              </w:rPr>
+            </w:pPr>
+            <w:r>
+              <w:rPr>
+                <w:rFonts w:hint="default"/>
+                <w:vertAlign w:val="baseline"/>
+                <w:lang w:val="en-US" w:eastAsia="zh-CN"/>
+              </w:rPr>
+              <w:t xml:space="preserve">            'images': val_imgs,</w:t>
+            </w:r>
+          </w:p>
+          <w:p>
+            <w:pPr>
+              <w:numPr>
+                <w:ilvl w:val="0"/>
+                <w:numId w:val="0"/>
+              </w:numPr>
+              <w:rPr>
+                <w:rFonts w:hint="default"/>
+                <w:vertAlign w:val="baseline"/>
+                <w:lang w:val="en-US" w:eastAsia="zh-CN"/>
+              </w:rPr>
+            </w:pPr>
+            <w:r>
+              <w:rPr>
+                <w:rFonts w:hint="default"/>
+                <w:vertAlign w:val="baseline"/>
+                <w:lang w:val="en-US" w:eastAsia="zh-CN"/>
+              </w:rPr>
+              <w:t xml:space="preserve">            'annotations': val_anns,</w:t>
+            </w:r>
+          </w:p>
+          <w:p>
+            <w:pPr>
+              <w:numPr>
+                <w:ilvl w:val="0"/>
+                <w:numId w:val="0"/>
+              </w:numPr>
+              <w:rPr>
+                <w:rFonts w:hint="default"/>
+                <w:vertAlign w:val="baseline"/>
+                <w:lang w:val="en-US" w:eastAsia="zh-CN"/>
+              </w:rPr>
+            </w:pPr>
+            <w:r>
+              <w:rPr>
+                <w:rFonts w:hint="default"/>
+                <w:vertAlign w:val="baseline"/>
+                <w:lang w:val="en-US" w:eastAsia="zh-CN"/>
+              </w:rPr>
+              <w:t xml:space="preserve">            'categories': categories</w:t>
+            </w:r>
+          </w:p>
+          <w:p>
+            <w:pPr>
+              <w:numPr>
+                <w:ilvl w:val="0"/>
+                <w:numId w:val="0"/>
+              </w:numPr>
+              <w:rPr>
+                <w:rFonts w:hint="default"/>
+                <w:vertAlign w:val="baseline"/>
+                <w:lang w:val="en-US" w:eastAsia="zh-CN"/>
+              </w:rPr>
+            </w:pPr>
+            <w:r>
+              <w:rPr>
+                <w:rFonts w:hint="default"/>
+                <w:vertAlign w:val="baseline"/>
+                <w:lang w:val="en-US" w:eastAsia="zh-CN"/>
+              </w:rPr>
+              <w:t xml:space="preserve">        }, f, indent=2)</w:t>
             </w:r>
           </w:p>
           <w:p>
@@ -4394,7 +4847,7 @@
                     </pic:cNvPicPr>
                   </pic:nvPicPr>
                   <pic:blipFill>
-                    <a:blip r:embed="rId23"/>
+                    <a:blip r:embed="rId22"/>
                     <a:stretch>
                       <a:fillRect/>
                     </a:stretch>
@@ -4466,7 +4919,7 @@
                     </pic:cNvPicPr>
                   </pic:nvPicPr>
                   <pic:blipFill>
-                    <a:blip r:embed="rId24"/>
+                    <a:blip r:embed="rId23"/>
                     <a:stretch>
                       <a:fillRect/>
                     </a:stretch>
@@ -4574,49 +5027,1676 @@
                 <w:vertAlign w:val="baseline"/>
                 <w:lang w:val="en-US" w:eastAsia="zh-CN"/>
               </w:rPr>
-              <w:t>_base_ = [</w:t>
-            </w:r>
-          </w:p>
-          <w:p>
-            <w:pPr>
-              <w:numPr>
-                <w:ilvl w:val="0"/>
-                <w:numId w:val="0"/>
-              </w:numPr>
-              <w:rPr>
-                <w:rFonts w:hint="default"/>
-                <w:vertAlign w:val="baseline"/>
-                <w:lang w:val="en-US" w:eastAsia="zh-CN"/>
-              </w:rPr>
-            </w:pPr>
-            <w:r>
-              <w:rPr>
-                <w:rFonts w:hint="default"/>
-                <w:vertAlign w:val="baseline"/>
-                <w:lang w:val="en-US" w:eastAsia="zh-CN"/>
-              </w:rPr>
-              <w:t xml:space="preserve">    '../_base_/schedules/schedule_1x.py', '../_base_/default_runtime.py',</w:t>
-            </w:r>
-          </w:p>
-          <w:p>
-            <w:pPr>
-              <w:numPr>
-                <w:ilvl w:val="0"/>
-                <w:numId w:val="0"/>
-              </w:numPr>
-              <w:rPr>
-                <w:rFonts w:hint="default"/>
-                <w:vertAlign w:val="baseline"/>
-                <w:lang w:val="en-US" w:eastAsia="zh-CN"/>
-              </w:rPr>
-            </w:pPr>
-            <w:r>
-              <w:rPr>
-                <w:rFonts w:hint="default"/>
-                <w:vertAlign w:val="baseline"/>
-                <w:lang w:val="en-US" w:eastAsia="zh-CN"/>
-              </w:rPr>
-              <w:t xml:space="preserve">    './yolox_tta.py'</w:t>
+              <w:t>_base_ = ['../_base_/schedules/schedule_1x.py', '../_base_/default_runtime.py']</w:t>
+            </w:r>
+          </w:p>
+          <w:p>
+            <w:pPr>
+              <w:numPr>
+                <w:ilvl w:val="0"/>
+                <w:numId w:val="0"/>
+              </w:numPr>
+              <w:rPr>
+                <w:rFonts w:hint="default"/>
+                <w:vertAlign w:val="baseline"/>
+                <w:lang w:val="en-US" w:eastAsia="zh-CN"/>
+              </w:rPr>
+            </w:pPr>
+          </w:p>
+          <w:p>
+            <w:pPr>
+              <w:numPr>
+                <w:ilvl w:val="0"/>
+                <w:numId w:val="0"/>
+              </w:numPr>
+              <w:rPr>
+                <w:rFonts w:hint="default"/>
+                <w:vertAlign w:val="baseline"/>
+                <w:lang w:val="en-US" w:eastAsia="zh-CN"/>
+              </w:rPr>
+            </w:pPr>
+            <w:r>
+              <w:rPr>
+                <w:rFonts w:hint="default"/>
+                <w:vertAlign w:val="baseline"/>
+                <w:lang w:val="en-US" w:eastAsia="zh-CN"/>
+              </w:rPr>
+              <w:t># ========== 模型 ==========</w:t>
+            </w:r>
+          </w:p>
+          <w:p>
+            <w:pPr>
+              <w:numPr>
+                <w:ilvl w:val="0"/>
+                <w:numId w:val="0"/>
+              </w:numPr>
+              <w:rPr>
+                <w:rFonts w:hint="default"/>
+                <w:vertAlign w:val="baseline"/>
+                <w:lang w:val="en-US" w:eastAsia="zh-CN"/>
+              </w:rPr>
+            </w:pPr>
+            <w:r>
+              <w:rPr>
+                <w:rFonts w:hint="default"/>
+                <w:vertAlign w:val="baseline"/>
+                <w:lang w:val="en-US" w:eastAsia="zh-CN"/>
+              </w:rPr>
+              <w:t>model = dict(</w:t>
+            </w:r>
+          </w:p>
+          <w:p>
+            <w:pPr>
+              <w:numPr>
+                <w:ilvl w:val="0"/>
+                <w:numId w:val="0"/>
+              </w:numPr>
+              <w:rPr>
+                <w:rFonts w:hint="default"/>
+                <w:vertAlign w:val="baseline"/>
+                <w:lang w:val="en-US" w:eastAsia="zh-CN"/>
+              </w:rPr>
+            </w:pPr>
+            <w:r>
+              <w:rPr>
+                <w:rFonts w:hint="default"/>
+                <w:vertAlign w:val="baseline"/>
+                <w:lang w:val="en-US" w:eastAsia="zh-CN"/>
+              </w:rPr>
+              <w:t xml:space="preserve">    type='YOLOX',</w:t>
+            </w:r>
+          </w:p>
+          <w:p>
+            <w:pPr>
+              <w:numPr>
+                <w:ilvl w:val="0"/>
+                <w:numId w:val="0"/>
+              </w:numPr>
+              <w:rPr>
+                <w:rFonts w:hint="default"/>
+                <w:vertAlign w:val="baseline"/>
+                <w:lang w:val="en-US" w:eastAsia="zh-CN"/>
+              </w:rPr>
+            </w:pPr>
+            <w:r>
+              <w:rPr>
+                <w:rFonts w:hint="default"/>
+                <w:vertAlign w:val="baseline"/>
+                <w:lang w:val="en-US" w:eastAsia="zh-CN"/>
+              </w:rPr>
+              <w:t xml:space="preserve">    data_preprocessor=dict(</w:t>
+            </w:r>
+          </w:p>
+          <w:p>
+            <w:pPr>
+              <w:numPr>
+                <w:ilvl w:val="0"/>
+                <w:numId w:val="0"/>
+              </w:numPr>
+              <w:rPr>
+                <w:rFonts w:hint="default"/>
+                <w:vertAlign w:val="baseline"/>
+                <w:lang w:val="en-US" w:eastAsia="zh-CN"/>
+              </w:rPr>
+            </w:pPr>
+            <w:r>
+              <w:rPr>
+                <w:rFonts w:hint="default"/>
+                <w:vertAlign w:val="baseline"/>
+                <w:lang w:val="en-US" w:eastAsia="zh-CN"/>
+              </w:rPr>
+              <w:t xml:space="preserve">        type='DetDataPreprocessor',</w:t>
+            </w:r>
+          </w:p>
+          <w:p>
+            <w:pPr>
+              <w:numPr>
+                <w:ilvl w:val="0"/>
+                <w:numId w:val="0"/>
+              </w:numPr>
+              <w:rPr>
+                <w:rFonts w:hint="default"/>
+                <w:vertAlign w:val="baseline"/>
+                <w:lang w:val="en-US" w:eastAsia="zh-CN"/>
+              </w:rPr>
+            </w:pPr>
+            <w:r>
+              <w:rPr>
+                <w:rFonts w:hint="default"/>
+                <w:vertAlign w:val="baseline"/>
+                <w:lang w:val="en-US" w:eastAsia="zh-CN"/>
+              </w:rPr>
+              <w:t xml:space="preserve">        pad_size_divisor=32,</w:t>
+            </w:r>
+          </w:p>
+          <w:p>
+            <w:pPr>
+              <w:numPr>
+                <w:ilvl w:val="0"/>
+                <w:numId w:val="0"/>
+              </w:numPr>
+              <w:rPr>
+                <w:rFonts w:hint="default"/>
+                <w:vertAlign w:val="baseline"/>
+                <w:lang w:val="en-US" w:eastAsia="zh-CN"/>
+              </w:rPr>
+            </w:pPr>
+            <w:r>
+              <w:rPr>
+                <w:rFonts w:hint="default"/>
+                <w:vertAlign w:val="baseline"/>
+                <w:lang w:val="en-US" w:eastAsia="zh-CN"/>
+              </w:rPr>
+              <w:t xml:space="preserve">        batch_augments=[</w:t>
+            </w:r>
+          </w:p>
+          <w:p>
+            <w:pPr>
+              <w:numPr>
+                <w:ilvl w:val="0"/>
+                <w:numId w:val="0"/>
+              </w:numPr>
+              <w:rPr>
+                <w:rFonts w:hint="default"/>
+                <w:vertAlign w:val="baseline"/>
+                <w:lang w:val="en-US" w:eastAsia="zh-CN"/>
+              </w:rPr>
+            </w:pPr>
+            <w:r>
+              <w:rPr>
+                <w:rFonts w:hint="default"/>
+                <w:vertAlign w:val="baseline"/>
+                <w:lang w:val="en-US" w:eastAsia="zh-CN"/>
+              </w:rPr>
+              <w:t xml:space="preserve">            dict(</w:t>
+            </w:r>
+          </w:p>
+          <w:p>
+            <w:pPr>
+              <w:numPr>
+                <w:ilvl w:val="0"/>
+                <w:numId w:val="0"/>
+              </w:numPr>
+              <w:rPr>
+                <w:rFonts w:hint="default"/>
+                <w:vertAlign w:val="baseline"/>
+                <w:lang w:val="en-US" w:eastAsia="zh-CN"/>
+              </w:rPr>
+            </w:pPr>
+            <w:r>
+              <w:rPr>
+                <w:rFonts w:hint="default"/>
+                <w:vertAlign w:val="baseline"/>
+                <w:lang w:val="en-US" w:eastAsia="zh-CN"/>
+              </w:rPr>
+              <w:t xml:space="preserve">                type='BatchSyncRandomResize',</w:t>
+            </w:r>
+          </w:p>
+          <w:p>
+            <w:pPr>
+              <w:numPr>
+                <w:ilvl w:val="0"/>
+                <w:numId w:val="0"/>
+              </w:numPr>
+              <w:rPr>
+                <w:rFonts w:hint="default"/>
+                <w:vertAlign w:val="baseline"/>
+                <w:lang w:val="en-US" w:eastAsia="zh-CN"/>
+              </w:rPr>
+            </w:pPr>
+            <w:r>
+              <w:rPr>
+                <w:rFonts w:hint="default"/>
+                <w:vertAlign w:val="baseline"/>
+                <w:lang w:val="en-US" w:eastAsia="zh-CN"/>
+              </w:rPr>
+              <w:t xml:space="preserve">                random_size_range=(480, 800),</w:t>
+            </w:r>
+          </w:p>
+          <w:p>
+            <w:pPr>
+              <w:numPr>
+                <w:ilvl w:val="0"/>
+                <w:numId w:val="0"/>
+              </w:numPr>
+              <w:rPr>
+                <w:rFonts w:hint="default"/>
+                <w:vertAlign w:val="baseline"/>
+                <w:lang w:val="en-US" w:eastAsia="zh-CN"/>
+              </w:rPr>
+            </w:pPr>
+            <w:r>
+              <w:rPr>
+                <w:rFonts w:hint="default"/>
+                <w:vertAlign w:val="baseline"/>
+                <w:lang w:val="en-US" w:eastAsia="zh-CN"/>
+              </w:rPr>
+              <w:t xml:space="preserve">                size_divisor=32,</w:t>
+            </w:r>
+          </w:p>
+          <w:p>
+            <w:pPr>
+              <w:numPr>
+                <w:ilvl w:val="0"/>
+                <w:numId w:val="0"/>
+              </w:numPr>
+              <w:rPr>
+                <w:rFonts w:hint="default"/>
+                <w:vertAlign w:val="baseline"/>
+                <w:lang w:val="en-US" w:eastAsia="zh-CN"/>
+              </w:rPr>
+            </w:pPr>
+            <w:r>
+              <w:rPr>
+                <w:rFonts w:hint="default"/>
+                <w:vertAlign w:val="baseline"/>
+                <w:lang w:val="en-US" w:eastAsia="zh-CN"/>
+              </w:rPr>
+              <w:t xml:space="preserve">                interval=10)</w:t>
+            </w:r>
+          </w:p>
+          <w:p>
+            <w:pPr>
+              <w:numPr>
+                <w:ilvl w:val="0"/>
+                <w:numId w:val="0"/>
+              </w:numPr>
+              <w:rPr>
+                <w:rFonts w:hint="default"/>
+                <w:vertAlign w:val="baseline"/>
+                <w:lang w:val="en-US" w:eastAsia="zh-CN"/>
+              </w:rPr>
+            </w:pPr>
+            <w:r>
+              <w:rPr>
+                <w:rFonts w:hint="default"/>
+                <w:vertAlign w:val="baseline"/>
+                <w:lang w:val="en-US" w:eastAsia="zh-CN"/>
+              </w:rPr>
+              <w:t xml:space="preserve">        ]),</w:t>
+            </w:r>
+          </w:p>
+          <w:p>
+            <w:pPr>
+              <w:numPr>
+                <w:ilvl w:val="0"/>
+                <w:numId w:val="0"/>
+              </w:numPr>
+              <w:rPr>
+                <w:rFonts w:hint="default"/>
+                <w:vertAlign w:val="baseline"/>
+                <w:lang w:val="en-US" w:eastAsia="zh-CN"/>
+              </w:rPr>
+            </w:pPr>
+            <w:r>
+              <w:rPr>
+                <w:rFonts w:hint="default"/>
+                <w:vertAlign w:val="baseline"/>
+                <w:lang w:val="en-US" w:eastAsia="zh-CN"/>
+              </w:rPr>
+              <w:t xml:space="preserve">    backbone=dict(</w:t>
+            </w:r>
+          </w:p>
+          <w:p>
+            <w:pPr>
+              <w:numPr>
+                <w:ilvl w:val="0"/>
+                <w:numId w:val="0"/>
+              </w:numPr>
+              <w:rPr>
+                <w:rFonts w:hint="default"/>
+                <w:vertAlign w:val="baseline"/>
+                <w:lang w:val="en-US" w:eastAsia="zh-CN"/>
+              </w:rPr>
+            </w:pPr>
+            <w:r>
+              <w:rPr>
+                <w:rFonts w:hint="default"/>
+                <w:vertAlign w:val="baseline"/>
+                <w:lang w:val="en-US" w:eastAsia="zh-CN"/>
+              </w:rPr>
+              <w:t xml:space="preserve">        type='CSPDarknet',</w:t>
+            </w:r>
+          </w:p>
+          <w:p>
+            <w:pPr>
+              <w:numPr>
+                <w:ilvl w:val="0"/>
+                <w:numId w:val="0"/>
+              </w:numPr>
+              <w:rPr>
+                <w:rFonts w:hint="default"/>
+                <w:vertAlign w:val="baseline"/>
+                <w:lang w:val="en-US" w:eastAsia="zh-CN"/>
+              </w:rPr>
+            </w:pPr>
+            <w:r>
+              <w:rPr>
+                <w:rFonts w:hint="default"/>
+                <w:vertAlign w:val="baseline"/>
+                <w:lang w:val="en-US" w:eastAsia="zh-CN"/>
+              </w:rPr>
+              <w:t xml:space="preserve">        deepen_factor=0.33,</w:t>
+            </w:r>
+          </w:p>
+          <w:p>
+            <w:pPr>
+              <w:numPr>
+                <w:ilvl w:val="0"/>
+                <w:numId w:val="0"/>
+              </w:numPr>
+              <w:rPr>
+                <w:rFonts w:hint="default"/>
+                <w:vertAlign w:val="baseline"/>
+                <w:lang w:val="en-US" w:eastAsia="zh-CN"/>
+              </w:rPr>
+            </w:pPr>
+            <w:r>
+              <w:rPr>
+                <w:rFonts w:hint="default"/>
+                <w:vertAlign w:val="baseline"/>
+                <w:lang w:val="en-US" w:eastAsia="zh-CN"/>
+              </w:rPr>
+              <w:t xml:space="preserve">        widen_factor=0.5,</w:t>
+            </w:r>
+          </w:p>
+          <w:p>
+            <w:pPr>
+              <w:numPr>
+                <w:ilvl w:val="0"/>
+                <w:numId w:val="0"/>
+              </w:numPr>
+              <w:rPr>
+                <w:rFonts w:hint="default"/>
+                <w:vertAlign w:val="baseline"/>
+                <w:lang w:val="en-US" w:eastAsia="zh-CN"/>
+              </w:rPr>
+            </w:pPr>
+            <w:r>
+              <w:rPr>
+                <w:rFonts w:hint="default"/>
+                <w:vertAlign w:val="baseline"/>
+                <w:lang w:val="en-US" w:eastAsia="zh-CN"/>
+              </w:rPr>
+              <w:t xml:space="preserve">        out_indices=(2, 3, 4),</w:t>
+            </w:r>
+          </w:p>
+          <w:p>
+            <w:pPr>
+              <w:numPr>
+                <w:ilvl w:val="0"/>
+                <w:numId w:val="0"/>
+              </w:numPr>
+              <w:rPr>
+                <w:rFonts w:hint="default"/>
+                <w:vertAlign w:val="baseline"/>
+                <w:lang w:val="en-US" w:eastAsia="zh-CN"/>
+              </w:rPr>
+            </w:pPr>
+            <w:r>
+              <w:rPr>
+                <w:rFonts w:hint="default"/>
+                <w:vertAlign w:val="baseline"/>
+                <w:lang w:val="en-US" w:eastAsia="zh-CN"/>
+              </w:rPr>
+              <w:t xml:space="preserve">        use_depthwise=False,</w:t>
+            </w:r>
+          </w:p>
+          <w:p>
+            <w:pPr>
+              <w:numPr>
+                <w:ilvl w:val="0"/>
+                <w:numId w:val="0"/>
+              </w:numPr>
+              <w:rPr>
+                <w:rFonts w:hint="default"/>
+                <w:vertAlign w:val="baseline"/>
+                <w:lang w:val="en-US" w:eastAsia="zh-CN"/>
+              </w:rPr>
+            </w:pPr>
+            <w:r>
+              <w:rPr>
+                <w:rFonts w:hint="default"/>
+                <w:vertAlign w:val="baseline"/>
+                <w:lang w:val="en-US" w:eastAsia="zh-CN"/>
+              </w:rPr>
+              <w:t xml:space="preserve">        spp_kernal_sizes=(5, 9, 13),</w:t>
+            </w:r>
+          </w:p>
+          <w:p>
+            <w:pPr>
+              <w:numPr>
+                <w:ilvl w:val="0"/>
+                <w:numId w:val="0"/>
+              </w:numPr>
+              <w:rPr>
+                <w:rFonts w:hint="default"/>
+                <w:vertAlign w:val="baseline"/>
+                <w:lang w:val="en-US" w:eastAsia="zh-CN"/>
+              </w:rPr>
+            </w:pPr>
+            <w:r>
+              <w:rPr>
+                <w:rFonts w:hint="default"/>
+                <w:vertAlign w:val="baseline"/>
+                <w:lang w:val="en-US" w:eastAsia="zh-CN"/>
+              </w:rPr>
+              <w:t xml:space="preserve">        norm_cfg=dict(type='BN', momentum=0.03, eps=0.001),</w:t>
+            </w:r>
+          </w:p>
+          <w:p>
+            <w:pPr>
+              <w:numPr>
+                <w:ilvl w:val="0"/>
+                <w:numId w:val="0"/>
+              </w:numPr>
+              <w:rPr>
+                <w:rFonts w:hint="default"/>
+                <w:vertAlign w:val="baseline"/>
+                <w:lang w:val="en-US" w:eastAsia="zh-CN"/>
+              </w:rPr>
+            </w:pPr>
+            <w:r>
+              <w:rPr>
+                <w:rFonts w:hint="default"/>
+                <w:vertAlign w:val="baseline"/>
+                <w:lang w:val="en-US" w:eastAsia="zh-CN"/>
+              </w:rPr>
+              <w:t xml:space="preserve">        act_cfg=dict(type='Swish'),</w:t>
+            </w:r>
+          </w:p>
+          <w:p>
+            <w:pPr>
+              <w:numPr>
+                <w:ilvl w:val="0"/>
+                <w:numId w:val="0"/>
+              </w:numPr>
+              <w:rPr>
+                <w:rFonts w:hint="default"/>
+                <w:vertAlign w:val="baseline"/>
+                <w:lang w:val="en-US" w:eastAsia="zh-CN"/>
+              </w:rPr>
+            </w:pPr>
+            <w:r>
+              <w:rPr>
+                <w:rFonts w:hint="default"/>
+                <w:vertAlign w:val="baseline"/>
+                <w:lang w:val="en-US" w:eastAsia="zh-CN"/>
+              </w:rPr>
+              <w:t xml:space="preserve">    ),</w:t>
+            </w:r>
+          </w:p>
+          <w:p>
+            <w:pPr>
+              <w:numPr>
+                <w:ilvl w:val="0"/>
+                <w:numId w:val="0"/>
+              </w:numPr>
+              <w:rPr>
+                <w:rFonts w:hint="default"/>
+                <w:vertAlign w:val="baseline"/>
+                <w:lang w:val="en-US" w:eastAsia="zh-CN"/>
+              </w:rPr>
+            </w:pPr>
+            <w:r>
+              <w:rPr>
+                <w:rFonts w:hint="default"/>
+                <w:vertAlign w:val="baseline"/>
+                <w:lang w:val="en-US" w:eastAsia="zh-CN"/>
+              </w:rPr>
+              <w:t xml:space="preserve">    neck=dict(</w:t>
+            </w:r>
+          </w:p>
+          <w:p>
+            <w:pPr>
+              <w:numPr>
+                <w:ilvl w:val="0"/>
+                <w:numId w:val="0"/>
+              </w:numPr>
+              <w:rPr>
+                <w:rFonts w:hint="default"/>
+                <w:vertAlign w:val="baseline"/>
+                <w:lang w:val="en-US" w:eastAsia="zh-CN"/>
+              </w:rPr>
+            </w:pPr>
+            <w:r>
+              <w:rPr>
+                <w:rFonts w:hint="default"/>
+                <w:vertAlign w:val="baseline"/>
+                <w:lang w:val="en-US" w:eastAsia="zh-CN"/>
+              </w:rPr>
+              <w:t xml:space="preserve">        type='YOLOXPAFPN',</w:t>
+            </w:r>
+          </w:p>
+          <w:p>
+            <w:pPr>
+              <w:numPr>
+                <w:ilvl w:val="0"/>
+                <w:numId w:val="0"/>
+              </w:numPr>
+              <w:rPr>
+                <w:rFonts w:hint="default"/>
+                <w:vertAlign w:val="baseline"/>
+                <w:lang w:val="en-US" w:eastAsia="zh-CN"/>
+              </w:rPr>
+            </w:pPr>
+            <w:r>
+              <w:rPr>
+                <w:rFonts w:hint="default"/>
+                <w:vertAlign w:val="baseline"/>
+                <w:lang w:val="en-US" w:eastAsia="zh-CN"/>
+              </w:rPr>
+              <w:t xml:space="preserve">        in_channels=[128, 256, 512],</w:t>
+            </w:r>
+          </w:p>
+          <w:p>
+            <w:pPr>
+              <w:numPr>
+                <w:ilvl w:val="0"/>
+                <w:numId w:val="0"/>
+              </w:numPr>
+              <w:rPr>
+                <w:rFonts w:hint="default"/>
+                <w:vertAlign w:val="baseline"/>
+                <w:lang w:val="en-US" w:eastAsia="zh-CN"/>
+              </w:rPr>
+            </w:pPr>
+            <w:r>
+              <w:rPr>
+                <w:rFonts w:hint="default"/>
+                <w:vertAlign w:val="baseline"/>
+                <w:lang w:val="en-US" w:eastAsia="zh-CN"/>
+              </w:rPr>
+              <w:t xml:space="preserve">        out_channels=128,</w:t>
+            </w:r>
+          </w:p>
+          <w:p>
+            <w:pPr>
+              <w:numPr>
+                <w:ilvl w:val="0"/>
+                <w:numId w:val="0"/>
+              </w:numPr>
+              <w:rPr>
+                <w:rFonts w:hint="default"/>
+                <w:vertAlign w:val="baseline"/>
+                <w:lang w:val="en-US" w:eastAsia="zh-CN"/>
+              </w:rPr>
+            </w:pPr>
+            <w:r>
+              <w:rPr>
+                <w:rFonts w:hint="default"/>
+                <w:vertAlign w:val="baseline"/>
+                <w:lang w:val="en-US" w:eastAsia="zh-CN"/>
+              </w:rPr>
+              <w:t xml:space="preserve">        num_csp_blocks=1,</w:t>
+            </w:r>
+          </w:p>
+          <w:p>
+            <w:pPr>
+              <w:numPr>
+                <w:ilvl w:val="0"/>
+                <w:numId w:val="0"/>
+              </w:numPr>
+              <w:rPr>
+                <w:rFonts w:hint="default"/>
+                <w:vertAlign w:val="baseline"/>
+                <w:lang w:val="en-US" w:eastAsia="zh-CN"/>
+              </w:rPr>
+            </w:pPr>
+            <w:r>
+              <w:rPr>
+                <w:rFonts w:hint="default"/>
+                <w:vertAlign w:val="baseline"/>
+                <w:lang w:val="en-US" w:eastAsia="zh-CN"/>
+              </w:rPr>
+              <w:t xml:space="preserve">        use_depthwise=False,</w:t>
+            </w:r>
+          </w:p>
+          <w:p>
+            <w:pPr>
+              <w:numPr>
+                <w:ilvl w:val="0"/>
+                <w:numId w:val="0"/>
+              </w:numPr>
+              <w:rPr>
+                <w:rFonts w:hint="default"/>
+                <w:vertAlign w:val="baseline"/>
+                <w:lang w:val="en-US" w:eastAsia="zh-CN"/>
+              </w:rPr>
+            </w:pPr>
+            <w:r>
+              <w:rPr>
+                <w:rFonts w:hint="default"/>
+                <w:vertAlign w:val="baseline"/>
+                <w:lang w:val="en-US" w:eastAsia="zh-CN"/>
+              </w:rPr>
+              <w:t xml:space="preserve">        upsample_cfg=dict(scale_factor=2, mode='nearest'),</w:t>
+            </w:r>
+          </w:p>
+          <w:p>
+            <w:pPr>
+              <w:numPr>
+                <w:ilvl w:val="0"/>
+                <w:numId w:val="0"/>
+              </w:numPr>
+              <w:rPr>
+                <w:rFonts w:hint="default"/>
+                <w:vertAlign w:val="baseline"/>
+                <w:lang w:val="en-US" w:eastAsia="zh-CN"/>
+              </w:rPr>
+            </w:pPr>
+            <w:r>
+              <w:rPr>
+                <w:rFonts w:hint="default"/>
+                <w:vertAlign w:val="baseline"/>
+                <w:lang w:val="en-US" w:eastAsia="zh-CN"/>
+              </w:rPr>
+              <w:t xml:space="preserve">        norm_cfg=dict(type='BN', momentum=0.03, eps=0.001),</w:t>
+            </w:r>
+          </w:p>
+          <w:p>
+            <w:pPr>
+              <w:numPr>
+                <w:ilvl w:val="0"/>
+                <w:numId w:val="0"/>
+              </w:numPr>
+              <w:rPr>
+                <w:rFonts w:hint="default"/>
+                <w:vertAlign w:val="baseline"/>
+                <w:lang w:val="en-US" w:eastAsia="zh-CN"/>
+              </w:rPr>
+            </w:pPr>
+            <w:r>
+              <w:rPr>
+                <w:rFonts w:hint="default"/>
+                <w:vertAlign w:val="baseline"/>
+                <w:lang w:val="en-US" w:eastAsia="zh-CN"/>
+              </w:rPr>
+              <w:t xml:space="preserve">        act_cfg=dict(type='Swish')),</w:t>
+            </w:r>
+          </w:p>
+          <w:p>
+            <w:pPr>
+              <w:numPr>
+                <w:ilvl w:val="0"/>
+                <w:numId w:val="0"/>
+              </w:numPr>
+              <w:rPr>
+                <w:rFonts w:hint="default"/>
+                <w:vertAlign w:val="baseline"/>
+                <w:lang w:val="en-US" w:eastAsia="zh-CN"/>
+              </w:rPr>
+            </w:pPr>
+            <w:r>
+              <w:rPr>
+                <w:rFonts w:hint="default"/>
+                <w:vertAlign w:val="baseline"/>
+                <w:lang w:val="en-US" w:eastAsia="zh-CN"/>
+              </w:rPr>
+              <w:t xml:space="preserve">    bbox_head=dict(</w:t>
+            </w:r>
+          </w:p>
+          <w:p>
+            <w:pPr>
+              <w:numPr>
+                <w:ilvl w:val="0"/>
+                <w:numId w:val="0"/>
+              </w:numPr>
+              <w:rPr>
+                <w:rFonts w:hint="default"/>
+                <w:vertAlign w:val="baseline"/>
+                <w:lang w:val="en-US" w:eastAsia="zh-CN"/>
+              </w:rPr>
+            </w:pPr>
+            <w:r>
+              <w:rPr>
+                <w:rFonts w:hint="default"/>
+                <w:vertAlign w:val="baseline"/>
+                <w:lang w:val="en-US" w:eastAsia="zh-CN"/>
+              </w:rPr>
+              <w:t xml:space="preserve">        type='YOLOXHead',</w:t>
+            </w:r>
+          </w:p>
+          <w:p>
+            <w:pPr>
+              <w:numPr>
+                <w:ilvl w:val="0"/>
+                <w:numId w:val="0"/>
+              </w:numPr>
+              <w:rPr>
+                <w:rFonts w:hint="default"/>
+                <w:vertAlign w:val="baseline"/>
+                <w:lang w:val="en-US" w:eastAsia="zh-CN"/>
+              </w:rPr>
+            </w:pPr>
+            <w:r>
+              <w:rPr>
+                <w:rFonts w:hint="default"/>
+                <w:vertAlign w:val="baseline"/>
+                <w:lang w:val="en-US" w:eastAsia="zh-CN"/>
+              </w:rPr>
+              <w:t xml:space="preserve">        num_classes=1,</w:t>
+            </w:r>
+          </w:p>
+          <w:p>
+            <w:pPr>
+              <w:numPr>
+                <w:ilvl w:val="0"/>
+                <w:numId w:val="0"/>
+              </w:numPr>
+              <w:rPr>
+                <w:rFonts w:hint="default"/>
+                <w:vertAlign w:val="baseline"/>
+                <w:lang w:val="en-US" w:eastAsia="zh-CN"/>
+              </w:rPr>
+            </w:pPr>
+            <w:r>
+              <w:rPr>
+                <w:rFonts w:hint="default"/>
+                <w:vertAlign w:val="baseline"/>
+                <w:lang w:val="en-US" w:eastAsia="zh-CN"/>
+              </w:rPr>
+              <w:t xml:space="preserve">        in_channels=128,</w:t>
+            </w:r>
+          </w:p>
+          <w:p>
+            <w:pPr>
+              <w:numPr>
+                <w:ilvl w:val="0"/>
+                <w:numId w:val="0"/>
+              </w:numPr>
+              <w:rPr>
+                <w:rFonts w:hint="default"/>
+                <w:vertAlign w:val="baseline"/>
+                <w:lang w:val="en-US" w:eastAsia="zh-CN"/>
+              </w:rPr>
+            </w:pPr>
+            <w:r>
+              <w:rPr>
+                <w:rFonts w:hint="default"/>
+                <w:vertAlign w:val="baseline"/>
+                <w:lang w:val="en-US" w:eastAsia="zh-CN"/>
+              </w:rPr>
+              <w:t xml:space="preserve">        feat_channels=128,</w:t>
+            </w:r>
+          </w:p>
+          <w:p>
+            <w:pPr>
+              <w:numPr>
+                <w:ilvl w:val="0"/>
+                <w:numId w:val="0"/>
+              </w:numPr>
+              <w:rPr>
+                <w:rFonts w:hint="default"/>
+                <w:vertAlign w:val="baseline"/>
+                <w:lang w:val="en-US" w:eastAsia="zh-CN"/>
+              </w:rPr>
+            </w:pPr>
+            <w:r>
+              <w:rPr>
+                <w:rFonts w:hint="default"/>
+                <w:vertAlign w:val="baseline"/>
+                <w:lang w:val="en-US" w:eastAsia="zh-CN"/>
+              </w:rPr>
+              <w:t xml:space="preserve">        stacked_convs=2,</w:t>
+            </w:r>
+          </w:p>
+          <w:p>
+            <w:pPr>
+              <w:numPr>
+                <w:ilvl w:val="0"/>
+                <w:numId w:val="0"/>
+              </w:numPr>
+              <w:rPr>
+                <w:rFonts w:hint="default"/>
+                <w:vertAlign w:val="baseline"/>
+                <w:lang w:val="en-US" w:eastAsia="zh-CN"/>
+              </w:rPr>
+            </w:pPr>
+            <w:r>
+              <w:rPr>
+                <w:rFonts w:hint="default"/>
+                <w:vertAlign w:val="baseline"/>
+                <w:lang w:val="en-US" w:eastAsia="zh-CN"/>
+              </w:rPr>
+              <w:t xml:space="preserve">        strides=(8, 16, 32),</w:t>
+            </w:r>
+          </w:p>
+          <w:p>
+            <w:pPr>
+              <w:numPr>
+                <w:ilvl w:val="0"/>
+                <w:numId w:val="0"/>
+              </w:numPr>
+              <w:rPr>
+                <w:rFonts w:hint="default"/>
+                <w:vertAlign w:val="baseline"/>
+                <w:lang w:val="en-US" w:eastAsia="zh-CN"/>
+              </w:rPr>
+            </w:pPr>
+            <w:r>
+              <w:rPr>
+                <w:rFonts w:hint="default"/>
+                <w:vertAlign w:val="baseline"/>
+                <w:lang w:val="en-US" w:eastAsia="zh-CN"/>
+              </w:rPr>
+              <w:t xml:space="preserve">        use_depthwise=False,</w:t>
+            </w:r>
+          </w:p>
+          <w:p>
+            <w:pPr>
+              <w:numPr>
+                <w:ilvl w:val="0"/>
+                <w:numId w:val="0"/>
+              </w:numPr>
+              <w:rPr>
+                <w:rFonts w:hint="default"/>
+                <w:vertAlign w:val="baseline"/>
+                <w:lang w:val="en-US" w:eastAsia="zh-CN"/>
+              </w:rPr>
+            </w:pPr>
+            <w:r>
+              <w:rPr>
+                <w:rFonts w:hint="default"/>
+                <w:vertAlign w:val="baseline"/>
+                <w:lang w:val="en-US" w:eastAsia="zh-CN"/>
+              </w:rPr>
+              <w:t xml:space="preserve">        norm_cfg=dict(type='BN', momentum=0.03, eps=0.001),</w:t>
+            </w:r>
+          </w:p>
+          <w:p>
+            <w:pPr>
+              <w:numPr>
+                <w:ilvl w:val="0"/>
+                <w:numId w:val="0"/>
+              </w:numPr>
+              <w:rPr>
+                <w:rFonts w:hint="default"/>
+                <w:vertAlign w:val="baseline"/>
+                <w:lang w:val="en-US" w:eastAsia="zh-CN"/>
+              </w:rPr>
+            </w:pPr>
+            <w:r>
+              <w:rPr>
+                <w:rFonts w:hint="default"/>
+                <w:vertAlign w:val="baseline"/>
+                <w:lang w:val="en-US" w:eastAsia="zh-CN"/>
+              </w:rPr>
+              <w:t xml:space="preserve">        act_cfg=dict(type='Swish'),</w:t>
+            </w:r>
+          </w:p>
+          <w:p>
+            <w:pPr>
+              <w:numPr>
+                <w:ilvl w:val="0"/>
+                <w:numId w:val="0"/>
+              </w:numPr>
+              <w:rPr>
+                <w:rFonts w:hint="default"/>
+                <w:vertAlign w:val="baseline"/>
+                <w:lang w:val="en-US" w:eastAsia="zh-CN"/>
+              </w:rPr>
+            </w:pPr>
+            <w:r>
+              <w:rPr>
+                <w:rFonts w:hint="default"/>
+                <w:vertAlign w:val="baseline"/>
+                <w:lang w:val="en-US" w:eastAsia="zh-CN"/>
+              </w:rPr>
+              <w:t xml:space="preserve">        loss_cls=dict(</w:t>
+            </w:r>
+          </w:p>
+          <w:p>
+            <w:pPr>
+              <w:numPr>
+                <w:ilvl w:val="0"/>
+                <w:numId w:val="0"/>
+              </w:numPr>
+              <w:rPr>
+                <w:rFonts w:hint="default"/>
+                <w:vertAlign w:val="baseline"/>
+                <w:lang w:val="en-US" w:eastAsia="zh-CN"/>
+              </w:rPr>
+            </w:pPr>
+            <w:r>
+              <w:rPr>
+                <w:rFonts w:hint="default"/>
+                <w:vertAlign w:val="baseline"/>
+                <w:lang w:val="en-US" w:eastAsia="zh-CN"/>
+              </w:rPr>
+              <w:t xml:space="preserve">            type='CrossEntropyLoss',</w:t>
+            </w:r>
+          </w:p>
+          <w:p>
+            <w:pPr>
+              <w:numPr>
+                <w:ilvl w:val="0"/>
+                <w:numId w:val="0"/>
+              </w:numPr>
+              <w:rPr>
+                <w:rFonts w:hint="default"/>
+                <w:vertAlign w:val="baseline"/>
+                <w:lang w:val="en-US" w:eastAsia="zh-CN"/>
+              </w:rPr>
+            </w:pPr>
+            <w:r>
+              <w:rPr>
+                <w:rFonts w:hint="default"/>
+                <w:vertAlign w:val="baseline"/>
+                <w:lang w:val="en-US" w:eastAsia="zh-CN"/>
+              </w:rPr>
+              <w:t xml:space="preserve">            use_sigmoid=True,</w:t>
+            </w:r>
+          </w:p>
+          <w:p>
+            <w:pPr>
+              <w:numPr>
+                <w:ilvl w:val="0"/>
+                <w:numId w:val="0"/>
+              </w:numPr>
+              <w:rPr>
+                <w:rFonts w:hint="default"/>
+                <w:vertAlign w:val="baseline"/>
+                <w:lang w:val="en-US" w:eastAsia="zh-CN"/>
+              </w:rPr>
+            </w:pPr>
+            <w:r>
+              <w:rPr>
+                <w:rFonts w:hint="default"/>
+                <w:vertAlign w:val="baseline"/>
+                <w:lang w:val="en-US" w:eastAsia="zh-CN"/>
+              </w:rPr>
+              <w:t xml:space="preserve">            reduction='sum',</w:t>
+            </w:r>
+          </w:p>
+          <w:p>
+            <w:pPr>
+              <w:numPr>
+                <w:ilvl w:val="0"/>
+                <w:numId w:val="0"/>
+              </w:numPr>
+              <w:rPr>
+                <w:rFonts w:hint="default"/>
+                <w:vertAlign w:val="baseline"/>
+                <w:lang w:val="en-US" w:eastAsia="zh-CN"/>
+              </w:rPr>
+            </w:pPr>
+            <w:r>
+              <w:rPr>
+                <w:rFonts w:hint="default"/>
+                <w:vertAlign w:val="baseline"/>
+                <w:lang w:val="en-US" w:eastAsia="zh-CN"/>
+              </w:rPr>
+              <w:t xml:space="preserve">            loss_weight=1.0),</w:t>
+            </w:r>
+          </w:p>
+          <w:p>
+            <w:pPr>
+              <w:numPr>
+                <w:ilvl w:val="0"/>
+                <w:numId w:val="0"/>
+              </w:numPr>
+              <w:rPr>
+                <w:rFonts w:hint="default"/>
+                <w:vertAlign w:val="baseline"/>
+                <w:lang w:val="en-US" w:eastAsia="zh-CN"/>
+              </w:rPr>
+            </w:pPr>
+            <w:r>
+              <w:rPr>
+                <w:rFonts w:hint="default"/>
+                <w:vertAlign w:val="baseline"/>
+                <w:lang w:val="en-US" w:eastAsia="zh-CN"/>
+              </w:rPr>
+              <w:t xml:space="preserve">        loss_bbox=dict(</w:t>
+            </w:r>
+          </w:p>
+          <w:p>
+            <w:pPr>
+              <w:numPr>
+                <w:ilvl w:val="0"/>
+                <w:numId w:val="0"/>
+              </w:numPr>
+              <w:rPr>
+                <w:rFonts w:hint="default"/>
+                <w:vertAlign w:val="baseline"/>
+                <w:lang w:val="en-US" w:eastAsia="zh-CN"/>
+              </w:rPr>
+            </w:pPr>
+            <w:r>
+              <w:rPr>
+                <w:rFonts w:hint="default"/>
+                <w:vertAlign w:val="baseline"/>
+                <w:lang w:val="en-US" w:eastAsia="zh-CN"/>
+              </w:rPr>
+              <w:t xml:space="preserve">            type='IoULoss',</w:t>
+            </w:r>
+          </w:p>
+          <w:p>
+            <w:pPr>
+              <w:numPr>
+                <w:ilvl w:val="0"/>
+                <w:numId w:val="0"/>
+              </w:numPr>
+              <w:rPr>
+                <w:rFonts w:hint="default"/>
+                <w:vertAlign w:val="baseline"/>
+                <w:lang w:val="en-US" w:eastAsia="zh-CN"/>
+              </w:rPr>
+            </w:pPr>
+            <w:r>
+              <w:rPr>
+                <w:rFonts w:hint="default"/>
+                <w:vertAlign w:val="baseline"/>
+                <w:lang w:val="en-US" w:eastAsia="zh-CN"/>
+              </w:rPr>
+              <w:t xml:space="preserve">            mode='square',</w:t>
+            </w:r>
+          </w:p>
+          <w:p>
+            <w:pPr>
+              <w:numPr>
+                <w:ilvl w:val="0"/>
+                <w:numId w:val="0"/>
+              </w:numPr>
+              <w:rPr>
+                <w:rFonts w:hint="default"/>
+                <w:vertAlign w:val="baseline"/>
+                <w:lang w:val="en-US" w:eastAsia="zh-CN"/>
+              </w:rPr>
+            </w:pPr>
+            <w:r>
+              <w:rPr>
+                <w:rFonts w:hint="default"/>
+                <w:vertAlign w:val="baseline"/>
+                <w:lang w:val="en-US" w:eastAsia="zh-CN"/>
+              </w:rPr>
+              <w:t xml:space="preserve">            eps=1e-16,</w:t>
+            </w:r>
+          </w:p>
+          <w:p>
+            <w:pPr>
+              <w:numPr>
+                <w:ilvl w:val="0"/>
+                <w:numId w:val="0"/>
+              </w:numPr>
+              <w:rPr>
+                <w:rFonts w:hint="default"/>
+                <w:vertAlign w:val="baseline"/>
+                <w:lang w:val="en-US" w:eastAsia="zh-CN"/>
+              </w:rPr>
+            </w:pPr>
+            <w:r>
+              <w:rPr>
+                <w:rFonts w:hint="default"/>
+                <w:vertAlign w:val="baseline"/>
+                <w:lang w:val="en-US" w:eastAsia="zh-CN"/>
+              </w:rPr>
+              <w:t xml:space="preserve">            reduction='sum',</w:t>
+            </w:r>
+          </w:p>
+          <w:p>
+            <w:pPr>
+              <w:numPr>
+                <w:ilvl w:val="0"/>
+                <w:numId w:val="0"/>
+              </w:numPr>
+              <w:rPr>
+                <w:rFonts w:hint="default"/>
+                <w:vertAlign w:val="baseline"/>
+                <w:lang w:val="en-US" w:eastAsia="zh-CN"/>
+              </w:rPr>
+            </w:pPr>
+            <w:r>
+              <w:rPr>
+                <w:rFonts w:hint="default"/>
+                <w:vertAlign w:val="baseline"/>
+                <w:lang w:val="en-US" w:eastAsia="zh-CN"/>
+              </w:rPr>
+              <w:t xml:space="preserve">            loss_weight=5.0),</w:t>
+            </w:r>
+          </w:p>
+          <w:p>
+            <w:pPr>
+              <w:numPr>
+                <w:ilvl w:val="0"/>
+                <w:numId w:val="0"/>
+              </w:numPr>
+              <w:rPr>
+                <w:rFonts w:hint="default"/>
+                <w:vertAlign w:val="baseline"/>
+                <w:lang w:val="en-US" w:eastAsia="zh-CN"/>
+              </w:rPr>
+            </w:pPr>
+            <w:r>
+              <w:rPr>
+                <w:rFonts w:hint="default"/>
+                <w:vertAlign w:val="baseline"/>
+                <w:lang w:val="en-US" w:eastAsia="zh-CN"/>
+              </w:rPr>
+              <w:t xml:space="preserve">        loss_obj=dict(</w:t>
+            </w:r>
+          </w:p>
+          <w:p>
+            <w:pPr>
+              <w:numPr>
+                <w:ilvl w:val="0"/>
+                <w:numId w:val="0"/>
+              </w:numPr>
+              <w:rPr>
+                <w:rFonts w:hint="default"/>
+                <w:vertAlign w:val="baseline"/>
+                <w:lang w:val="en-US" w:eastAsia="zh-CN"/>
+              </w:rPr>
+            </w:pPr>
+            <w:r>
+              <w:rPr>
+                <w:rFonts w:hint="default"/>
+                <w:vertAlign w:val="baseline"/>
+                <w:lang w:val="en-US" w:eastAsia="zh-CN"/>
+              </w:rPr>
+              <w:t xml:space="preserve">            type='CrossEntropyLoss',</w:t>
+            </w:r>
+          </w:p>
+          <w:p>
+            <w:pPr>
+              <w:numPr>
+                <w:ilvl w:val="0"/>
+                <w:numId w:val="0"/>
+              </w:numPr>
+              <w:rPr>
+                <w:rFonts w:hint="default"/>
+                <w:vertAlign w:val="baseline"/>
+                <w:lang w:val="en-US" w:eastAsia="zh-CN"/>
+              </w:rPr>
+            </w:pPr>
+            <w:r>
+              <w:rPr>
+                <w:rFonts w:hint="default"/>
+                <w:vertAlign w:val="baseline"/>
+                <w:lang w:val="en-US" w:eastAsia="zh-CN"/>
+              </w:rPr>
+              <w:t xml:space="preserve">            use_sigmoid=True,</w:t>
+            </w:r>
+          </w:p>
+          <w:p>
+            <w:pPr>
+              <w:numPr>
+                <w:ilvl w:val="0"/>
+                <w:numId w:val="0"/>
+              </w:numPr>
+              <w:rPr>
+                <w:rFonts w:hint="default"/>
+                <w:vertAlign w:val="baseline"/>
+                <w:lang w:val="en-US" w:eastAsia="zh-CN"/>
+              </w:rPr>
+            </w:pPr>
+            <w:r>
+              <w:rPr>
+                <w:rFonts w:hint="default"/>
+                <w:vertAlign w:val="baseline"/>
+                <w:lang w:val="en-US" w:eastAsia="zh-CN"/>
+              </w:rPr>
+              <w:t xml:space="preserve">            reduction='sum',</w:t>
+            </w:r>
+          </w:p>
+          <w:p>
+            <w:pPr>
+              <w:numPr>
+                <w:ilvl w:val="0"/>
+                <w:numId w:val="0"/>
+              </w:numPr>
+              <w:rPr>
+                <w:rFonts w:hint="default"/>
+                <w:vertAlign w:val="baseline"/>
+                <w:lang w:val="en-US" w:eastAsia="zh-CN"/>
+              </w:rPr>
+            </w:pPr>
+            <w:r>
+              <w:rPr>
+                <w:rFonts w:hint="default"/>
+                <w:vertAlign w:val="baseline"/>
+                <w:lang w:val="en-US" w:eastAsia="zh-CN"/>
+              </w:rPr>
+              <w:t xml:space="preserve">            loss_weight=1.0),</w:t>
+            </w:r>
+          </w:p>
+          <w:p>
+            <w:pPr>
+              <w:numPr>
+                <w:ilvl w:val="0"/>
+                <w:numId w:val="0"/>
+              </w:numPr>
+              <w:rPr>
+                <w:rFonts w:hint="default"/>
+                <w:vertAlign w:val="baseline"/>
+                <w:lang w:val="en-US" w:eastAsia="zh-CN"/>
+              </w:rPr>
+            </w:pPr>
+            <w:r>
+              <w:rPr>
+                <w:rFonts w:hint="default"/>
+                <w:vertAlign w:val="baseline"/>
+                <w:lang w:val="en-US" w:eastAsia="zh-CN"/>
+              </w:rPr>
+              <w:t xml:space="preserve">        loss_l1=dict(type='L1Loss', reduction='sum', loss_weight=1.0)),</w:t>
+            </w:r>
+          </w:p>
+          <w:p>
+            <w:pPr>
+              <w:numPr>
+                <w:ilvl w:val="0"/>
+                <w:numId w:val="0"/>
+              </w:numPr>
+              <w:rPr>
+                <w:rFonts w:hint="default"/>
+                <w:vertAlign w:val="baseline"/>
+                <w:lang w:val="en-US" w:eastAsia="zh-CN"/>
+              </w:rPr>
+            </w:pPr>
+            <w:r>
+              <w:rPr>
+                <w:rFonts w:hint="default"/>
+                <w:vertAlign w:val="baseline"/>
+                <w:lang w:val="en-US" w:eastAsia="zh-CN"/>
+              </w:rPr>
+              <w:t xml:space="preserve">    train_cfg=dict(assigner=dict(type='SimOTAAssigner', center_radius=5.0)),  # 增大半径</w:t>
+            </w:r>
+          </w:p>
+          <w:p>
+            <w:pPr>
+              <w:numPr>
+                <w:ilvl w:val="0"/>
+                <w:numId w:val="0"/>
+              </w:numPr>
+              <w:rPr>
+                <w:rFonts w:hint="default"/>
+                <w:vertAlign w:val="baseline"/>
+                <w:lang w:val="en-US" w:eastAsia="zh-CN"/>
+              </w:rPr>
+            </w:pPr>
+            <w:r>
+              <w:rPr>
+                <w:rFonts w:hint="default"/>
+                <w:vertAlign w:val="baseline"/>
+                <w:lang w:val="en-US" w:eastAsia="zh-CN"/>
+              </w:rPr>
+              <w:t xml:space="preserve">    test_cfg=dict(score_thr=0.01, nms=dict(type='nms', iou_threshold=0.65)))</w:t>
+            </w:r>
+          </w:p>
+          <w:p>
+            <w:pPr>
+              <w:numPr>
+                <w:ilvl w:val="0"/>
+                <w:numId w:val="0"/>
+              </w:numPr>
+              <w:rPr>
+                <w:rFonts w:hint="default"/>
+                <w:vertAlign w:val="baseline"/>
+                <w:lang w:val="en-US" w:eastAsia="zh-CN"/>
+              </w:rPr>
+            </w:pPr>
+          </w:p>
+          <w:p>
+            <w:pPr>
+              <w:numPr>
+                <w:ilvl w:val="0"/>
+                <w:numId w:val="0"/>
+              </w:numPr>
+              <w:rPr>
+                <w:rFonts w:hint="default"/>
+                <w:vertAlign w:val="baseline"/>
+                <w:lang w:val="en-US" w:eastAsia="zh-CN"/>
+              </w:rPr>
+            </w:pPr>
+            <w:r>
+              <w:rPr>
+                <w:rFonts w:hint="default"/>
+                <w:vertAlign w:val="baseline"/>
+                <w:lang w:val="en-US" w:eastAsia="zh-CN"/>
+              </w:rPr>
+              <w:t># ========== 数据集 ==========</w:t>
+            </w:r>
+          </w:p>
+          <w:p>
+            <w:pPr>
+              <w:numPr>
+                <w:ilvl w:val="0"/>
+                <w:numId w:val="0"/>
+              </w:numPr>
+              <w:rPr>
+                <w:rFonts w:hint="default"/>
+                <w:vertAlign w:val="baseline"/>
+                <w:lang w:val="en-US" w:eastAsia="zh-CN"/>
+              </w:rPr>
+            </w:pPr>
+            <w:r>
+              <w:rPr>
+                <w:rFonts w:hint="default"/>
+                <w:vertAlign w:val="baseline"/>
+                <w:lang w:val="en-US" w:eastAsia="zh-CN"/>
+              </w:rPr>
+              <w:t>data_root = 'data/coco_MFT25-BT-001/'</w:t>
+            </w:r>
+          </w:p>
+          <w:p>
+            <w:pPr>
+              <w:numPr>
+                <w:ilvl w:val="0"/>
+                <w:numId w:val="0"/>
+              </w:numPr>
+              <w:rPr>
+                <w:rFonts w:hint="default"/>
+                <w:vertAlign w:val="baseline"/>
+                <w:lang w:val="en-US" w:eastAsia="zh-CN"/>
+              </w:rPr>
+            </w:pPr>
+            <w:r>
+              <w:rPr>
+                <w:rFonts w:hint="default"/>
+                <w:vertAlign w:val="baseline"/>
+                <w:lang w:val="en-US" w:eastAsia="zh-CN"/>
+              </w:rPr>
+              <w:t>dataset_type = 'CocoDataset'</w:t>
+            </w:r>
+          </w:p>
+          <w:p>
+            <w:pPr>
+              <w:numPr>
+                <w:ilvl w:val="0"/>
+                <w:numId w:val="0"/>
+              </w:numPr>
+              <w:rPr>
+                <w:rFonts w:hint="default"/>
+                <w:vertAlign w:val="baseline"/>
+                <w:lang w:val="en-US" w:eastAsia="zh-CN"/>
+              </w:rPr>
+            </w:pPr>
+            <w:r>
+              <w:rPr>
+                <w:rFonts w:hint="default"/>
+                <w:vertAlign w:val="baseline"/>
+                <w:lang w:val="en-US" w:eastAsia="zh-CN"/>
+              </w:rPr>
+              <w:t>backend_args = None</w:t>
+            </w:r>
+          </w:p>
+          <w:p>
+            <w:pPr>
+              <w:numPr>
+                <w:ilvl w:val="0"/>
+                <w:numId w:val="0"/>
+              </w:numPr>
+              <w:rPr>
+                <w:rFonts w:hint="default"/>
+                <w:vertAlign w:val="baseline"/>
+                <w:lang w:val="en-US" w:eastAsia="zh-CN"/>
+              </w:rPr>
+            </w:pPr>
+          </w:p>
+          <w:p>
+            <w:pPr>
+              <w:numPr>
+                <w:ilvl w:val="0"/>
+                <w:numId w:val="0"/>
+              </w:numPr>
+              <w:rPr>
+                <w:rFonts w:hint="default"/>
+                <w:vertAlign w:val="baseline"/>
+                <w:lang w:val="en-US" w:eastAsia="zh-CN"/>
+              </w:rPr>
+            </w:pPr>
+            <w:r>
+              <w:rPr>
+                <w:rFonts w:hint="default"/>
+                <w:vertAlign w:val="baseline"/>
+                <w:lang w:val="en-US" w:eastAsia="zh-CN"/>
+              </w:rPr>
+              <w:t># 显式指定类别元信息（关键修复！）</w:t>
+            </w:r>
+          </w:p>
+          <w:p>
+            <w:pPr>
+              <w:numPr>
+                <w:ilvl w:val="0"/>
+                <w:numId w:val="0"/>
+              </w:numPr>
+              <w:rPr>
+                <w:rFonts w:hint="default"/>
+                <w:vertAlign w:val="baseline"/>
+                <w:lang w:val="en-US" w:eastAsia="zh-CN"/>
+              </w:rPr>
+            </w:pPr>
+            <w:r>
+              <w:rPr>
+                <w:rFonts w:hint="default"/>
+                <w:vertAlign w:val="baseline"/>
+                <w:lang w:val="en-US" w:eastAsia="zh-CN"/>
+              </w:rPr>
+              <w:t>metainfo = dict(classes=('fish',))</w:t>
+            </w:r>
+          </w:p>
+          <w:p>
+            <w:pPr>
+              <w:numPr>
+                <w:ilvl w:val="0"/>
+                <w:numId w:val="0"/>
+              </w:numPr>
+              <w:rPr>
+                <w:rFonts w:hint="default"/>
+                <w:vertAlign w:val="baseline"/>
+                <w:lang w:val="en-US" w:eastAsia="zh-CN"/>
+              </w:rPr>
+            </w:pPr>
+          </w:p>
+          <w:p>
+            <w:pPr>
+              <w:numPr>
+                <w:ilvl w:val="0"/>
+                <w:numId w:val="0"/>
+              </w:numPr>
+              <w:rPr>
+                <w:rFonts w:hint="default"/>
+                <w:vertAlign w:val="baseline"/>
+                <w:lang w:val="en-US" w:eastAsia="zh-CN"/>
+              </w:rPr>
+            </w:pPr>
+            <w:r>
+              <w:rPr>
+                <w:rFonts w:hint="default"/>
+                <w:vertAlign w:val="baseline"/>
+                <w:lang w:val="en-US" w:eastAsia="zh-CN"/>
+              </w:rPr>
+              <w:t># 简化的训练 pipeline（无 Mosaic/MixUp）</w:t>
+            </w:r>
+          </w:p>
+          <w:p>
+            <w:pPr>
+              <w:numPr>
+                <w:ilvl w:val="0"/>
+                <w:numId w:val="0"/>
+              </w:numPr>
+              <w:rPr>
+                <w:rFonts w:hint="default"/>
+                <w:vertAlign w:val="baseline"/>
+                <w:lang w:val="en-US" w:eastAsia="zh-CN"/>
+              </w:rPr>
+            </w:pPr>
+            <w:r>
+              <w:rPr>
+                <w:rFonts w:hint="default"/>
+                <w:vertAlign w:val="baseline"/>
+                <w:lang w:val="en-US" w:eastAsia="zh-CN"/>
+              </w:rPr>
+              <w:t>train_pipeline = [</w:t>
+            </w:r>
+          </w:p>
+          <w:p>
+            <w:pPr>
+              <w:numPr>
+                <w:ilvl w:val="0"/>
+                <w:numId w:val="0"/>
+              </w:numPr>
+              <w:rPr>
+                <w:rFonts w:hint="default"/>
+                <w:vertAlign w:val="baseline"/>
+                <w:lang w:val="en-US" w:eastAsia="zh-CN"/>
+              </w:rPr>
+            </w:pPr>
+            <w:r>
+              <w:rPr>
+                <w:rFonts w:hint="default"/>
+                <w:vertAlign w:val="baseline"/>
+                <w:lang w:val="en-US" w:eastAsia="zh-CN"/>
+              </w:rPr>
+              <w:t xml:space="preserve">    dict(type='LoadImageFromFile', backend_args=backend_args),</w:t>
+            </w:r>
+          </w:p>
+          <w:p>
+            <w:pPr>
+              <w:numPr>
+                <w:ilvl w:val="0"/>
+                <w:numId w:val="0"/>
+              </w:numPr>
+              <w:rPr>
+                <w:rFonts w:hint="default"/>
+                <w:vertAlign w:val="baseline"/>
+                <w:lang w:val="en-US" w:eastAsia="zh-CN"/>
+              </w:rPr>
+            </w:pPr>
+            <w:r>
+              <w:rPr>
+                <w:rFonts w:hint="default"/>
+                <w:vertAlign w:val="baseline"/>
+                <w:lang w:val="en-US" w:eastAsia="zh-CN"/>
+              </w:rPr>
+              <w:t xml:space="preserve">    dict(type='LoadAnnotations', with_bbox=True),</w:t>
+            </w:r>
+          </w:p>
+          <w:p>
+            <w:pPr>
+              <w:numPr>
+                <w:ilvl w:val="0"/>
+                <w:numId w:val="0"/>
+              </w:numPr>
+              <w:rPr>
+                <w:rFonts w:hint="default"/>
+                <w:vertAlign w:val="baseline"/>
+                <w:lang w:val="en-US" w:eastAsia="zh-CN"/>
+              </w:rPr>
+            </w:pPr>
+            <w:r>
+              <w:rPr>
+                <w:rFonts w:hint="default"/>
+                <w:vertAlign w:val="baseline"/>
+                <w:lang w:val="en-US" w:eastAsia="zh-CN"/>
+              </w:rPr>
+              <w:t xml:space="preserve">    dict(type='YOLOXHSVRandomAug'),</w:t>
+            </w:r>
+          </w:p>
+          <w:p>
+            <w:pPr>
+              <w:numPr>
+                <w:ilvl w:val="0"/>
+                <w:numId w:val="0"/>
+              </w:numPr>
+              <w:rPr>
+                <w:rFonts w:hint="default"/>
+                <w:vertAlign w:val="baseline"/>
+                <w:lang w:val="en-US" w:eastAsia="zh-CN"/>
+              </w:rPr>
+            </w:pPr>
+            <w:r>
+              <w:rPr>
+                <w:rFonts w:hint="default"/>
+                <w:vertAlign w:val="baseline"/>
+                <w:lang w:val="en-US" w:eastAsia="zh-CN"/>
+              </w:rPr>
+              <w:t xml:space="preserve">    dict(type='RandomFlip', prob=0.5),</w:t>
+            </w:r>
+          </w:p>
+          <w:p>
+            <w:pPr>
+              <w:numPr>
+                <w:ilvl w:val="0"/>
+                <w:numId w:val="0"/>
+              </w:numPr>
+              <w:rPr>
+                <w:rFonts w:hint="default"/>
+                <w:vertAlign w:val="baseline"/>
+                <w:lang w:val="en-US" w:eastAsia="zh-CN"/>
+              </w:rPr>
+            </w:pPr>
+            <w:r>
+              <w:rPr>
+                <w:rFonts w:hint="default"/>
+                <w:vertAlign w:val="baseline"/>
+                <w:lang w:val="en-US" w:eastAsia="zh-CN"/>
+              </w:rPr>
+              <w:t xml:space="preserve">    dict(type='Resize', scale=(640, 640), keep_ratio=True),</w:t>
+            </w:r>
+          </w:p>
+          <w:p>
+            <w:pPr>
+              <w:numPr>
+                <w:ilvl w:val="0"/>
+                <w:numId w:val="0"/>
+              </w:numPr>
+              <w:rPr>
+                <w:rFonts w:hint="default"/>
+                <w:vertAlign w:val="baseline"/>
+                <w:lang w:val="en-US" w:eastAsia="zh-CN"/>
+              </w:rPr>
+            </w:pPr>
+            <w:r>
+              <w:rPr>
+                <w:rFonts w:hint="default"/>
+                <w:vertAlign w:val="baseline"/>
+                <w:lang w:val="en-US" w:eastAsia="zh-CN"/>
+              </w:rPr>
+              <w:t xml:space="preserve">    dict(type='Pad', pad_to_square=True, pad_val=dict(img=(114.0, 114.0, 114.0))),</w:t>
+            </w:r>
+          </w:p>
+          <w:p>
+            <w:pPr>
+              <w:numPr>
+                <w:ilvl w:val="0"/>
+                <w:numId w:val="0"/>
+              </w:numPr>
+              <w:rPr>
+                <w:rFonts w:hint="default"/>
+                <w:vertAlign w:val="baseline"/>
+                <w:lang w:val="en-US" w:eastAsia="zh-CN"/>
+              </w:rPr>
+            </w:pPr>
+            <w:r>
+              <w:rPr>
+                <w:rFonts w:hint="default"/>
+                <w:vertAlign w:val="baseline"/>
+                <w:lang w:val="en-US" w:eastAsia="zh-CN"/>
+              </w:rPr>
+              <w:t xml:space="preserve">    dict(type='FilterAnnotations', min_gt_bbox_wh=(1, 1), keep_empty=True),</w:t>
+            </w:r>
+          </w:p>
+          <w:p>
+            <w:pPr>
+              <w:numPr>
+                <w:ilvl w:val="0"/>
+                <w:numId w:val="0"/>
+              </w:numPr>
+              <w:rPr>
+                <w:rFonts w:hint="default"/>
+                <w:vertAlign w:val="baseline"/>
+                <w:lang w:val="en-US" w:eastAsia="zh-CN"/>
+              </w:rPr>
+            </w:pPr>
+            <w:r>
+              <w:rPr>
+                <w:rFonts w:hint="default"/>
+                <w:vertAlign w:val="baseline"/>
+                <w:lang w:val="en-US" w:eastAsia="zh-CN"/>
+              </w:rPr>
+              <w:t xml:space="preserve">    dict(type='PackDetInputs')</w:t>
             </w:r>
           </w:p>
           <w:p>
@@ -4671,2311 +6751,112 @@
                 <w:vertAlign w:val="baseline"/>
                 <w:lang w:val="en-US" w:eastAsia="zh-CN"/>
               </w:rPr>
-              <w:t>img_scale = (640, 640)  # width, height</w:t>
-            </w:r>
-          </w:p>
-          <w:p>
-            <w:pPr>
-              <w:numPr>
-                <w:ilvl w:val="0"/>
-                <w:numId w:val="0"/>
-              </w:numPr>
-              <w:rPr>
-                <w:rFonts w:hint="default"/>
-                <w:vertAlign w:val="baseline"/>
-                <w:lang w:val="en-US" w:eastAsia="zh-CN"/>
-              </w:rPr>
-            </w:pPr>
-          </w:p>
-          <w:p>
-            <w:pPr>
-              <w:numPr>
-                <w:ilvl w:val="0"/>
-                <w:numId w:val="0"/>
-              </w:numPr>
-              <w:rPr>
-                <w:rFonts w:hint="default"/>
-                <w:vertAlign w:val="baseline"/>
-                <w:lang w:val="en-US" w:eastAsia="zh-CN"/>
-              </w:rPr>
-            </w:pPr>
-            <w:r>
-              <w:rPr>
-                <w:rFonts w:hint="default"/>
-                <w:vertAlign w:val="baseline"/>
-                <w:lang w:val="en-US" w:eastAsia="zh-CN"/>
-              </w:rPr>
-              <w:t># model settings</w:t>
-            </w:r>
-          </w:p>
-          <w:p>
-            <w:pPr>
-              <w:numPr>
-                <w:ilvl w:val="0"/>
-                <w:numId w:val="0"/>
-              </w:numPr>
-              <w:rPr>
-                <w:rFonts w:hint="default"/>
-                <w:vertAlign w:val="baseline"/>
-                <w:lang w:val="en-US" w:eastAsia="zh-CN"/>
-              </w:rPr>
-            </w:pPr>
-            <w:r>
-              <w:rPr>
-                <w:rFonts w:hint="default"/>
-                <w:vertAlign w:val="baseline"/>
-                <w:lang w:val="en-US" w:eastAsia="zh-CN"/>
-              </w:rPr>
-              <w:t>model = dict(</w:t>
-            </w:r>
-          </w:p>
-          <w:p>
-            <w:pPr>
-              <w:numPr>
-                <w:ilvl w:val="0"/>
-                <w:numId w:val="0"/>
-              </w:numPr>
-              <w:rPr>
-                <w:rFonts w:hint="default"/>
-                <w:vertAlign w:val="baseline"/>
-                <w:lang w:val="en-US" w:eastAsia="zh-CN"/>
-              </w:rPr>
-            </w:pPr>
-            <w:r>
-              <w:rPr>
-                <w:rFonts w:hint="default"/>
-                <w:vertAlign w:val="baseline"/>
-                <w:lang w:val="en-US" w:eastAsia="zh-CN"/>
-              </w:rPr>
-              <w:t xml:space="preserve">    type='YOLOX',</w:t>
-            </w:r>
-          </w:p>
-          <w:p>
-            <w:pPr>
-              <w:numPr>
-                <w:ilvl w:val="0"/>
-                <w:numId w:val="0"/>
-              </w:numPr>
-              <w:rPr>
-                <w:rFonts w:hint="default"/>
-                <w:vertAlign w:val="baseline"/>
-                <w:lang w:val="en-US" w:eastAsia="zh-CN"/>
-              </w:rPr>
-            </w:pPr>
-            <w:r>
-              <w:rPr>
-                <w:rFonts w:hint="default"/>
-                <w:vertAlign w:val="baseline"/>
-                <w:lang w:val="en-US" w:eastAsia="zh-CN"/>
-              </w:rPr>
-              <w:t xml:space="preserve">    data_preprocessor=dict(</w:t>
-            </w:r>
-          </w:p>
-          <w:p>
-            <w:pPr>
-              <w:numPr>
-                <w:ilvl w:val="0"/>
-                <w:numId w:val="0"/>
-              </w:numPr>
-              <w:rPr>
-                <w:rFonts w:hint="default"/>
-                <w:vertAlign w:val="baseline"/>
-                <w:lang w:val="en-US" w:eastAsia="zh-CN"/>
-              </w:rPr>
-            </w:pPr>
-            <w:r>
-              <w:rPr>
-                <w:rFonts w:hint="default"/>
-                <w:vertAlign w:val="baseline"/>
-                <w:lang w:val="en-US" w:eastAsia="zh-CN"/>
-              </w:rPr>
-              <w:t xml:space="preserve">        type='DetDataPreprocessor',</w:t>
-            </w:r>
-          </w:p>
-          <w:p>
-            <w:pPr>
-              <w:numPr>
-                <w:ilvl w:val="0"/>
-                <w:numId w:val="0"/>
-              </w:numPr>
-              <w:rPr>
-                <w:rFonts w:hint="default"/>
-                <w:vertAlign w:val="baseline"/>
-                <w:lang w:val="en-US" w:eastAsia="zh-CN"/>
-              </w:rPr>
-            </w:pPr>
-            <w:r>
-              <w:rPr>
-                <w:rFonts w:hint="default"/>
-                <w:vertAlign w:val="baseline"/>
-                <w:lang w:val="en-US" w:eastAsia="zh-CN"/>
-              </w:rPr>
-              <w:t xml:space="preserve">        pad_size_divisor=32,</w:t>
-            </w:r>
-          </w:p>
-          <w:p>
-            <w:pPr>
-              <w:numPr>
-                <w:ilvl w:val="0"/>
-                <w:numId w:val="0"/>
-              </w:numPr>
-              <w:rPr>
-                <w:rFonts w:hint="default"/>
-                <w:vertAlign w:val="baseline"/>
-                <w:lang w:val="en-US" w:eastAsia="zh-CN"/>
-              </w:rPr>
-            </w:pPr>
-            <w:r>
-              <w:rPr>
-                <w:rFonts w:hint="default"/>
-                <w:vertAlign w:val="baseline"/>
-                <w:lang w:val="en-US" w:eastAsia="zh-CN"/>
-              </w:rPr>
-              <w:t xml:space="preserve">        batch_augments=[</w:t>
-            </w:r>
-          </w:p>
-          <w:p>
-            <w:pPr>
-              <w:numPr>
-                <w:ilvl w:val="0"/>
-                <w:numId w:val="0"/>
-              </w:numPr>
-              <w:rPr>
-                <w:rFonts w:hint="default"/>
-                <w:vertAlign w:val="baseline"/>
-                <w:lang w:val="en-US" w:eastAsia="zh-CN"/>
-              </w:rPr>
-            </w:pPr>
-            <w:r>
-              <w:rPr>
-                <w:rFonts w:hint="default"/>
-                <w:vertAlign w:val="baseline"/>
-                <w:lang w:val="en-US" w:eastAsia="zh-CN"/>
-              </w:rPr>
-              <w:t xml:space="preserve">            dict(</w:t>
-            </w:r>
-          </w:p>
-          <w:p>
-            <w:pPr>
-              <w:numPr>
-                <w:ilvl w:val="0"/>
-                <w:numId w:val="0"/>
-              </w:numPr>
-              <w:rPr>
-                <w:rFonts w:hint="default"/>
-                <w:vertAlign w:val="baseline"/>
-                <w:lang w:val="en-US" w:eastAsia="zh-CN"/>
-              </w:rPr>
-            </w:pPr>
-            <w:r>
-              <w:rPr>
-                <w:rFonts w:hint="default"/>
-                <w:vertAlign w:val="baseline"/>
-                <w:lang w:val="en-US" w:eastAsia="zh-CN"/>
-              </w:rPr>
-              <w:t xml:space="preserve">                type='BatchSyncRandomResize',</w:t>
-            </w:r>
-          </w:p>
-          <w:p>
-            <w:pPr>
-              <w:numPr>
-                <w:ilvl w:val="0"/>
-                <w:numId w:val="0"/>
-              </w:numPr>
-              <w:rPr>
-                <w:rFonts w:hint="default"/>
-                <w:vertAlign w:val="baseline"/>
-                <w:lang w:val="en-US" w:eastAsia="zh-CN"/>
-              </w:rPr>
-            </w:pPr>
-            <w:r>
-              <w:rPr>
-                <w:rFonts w:hint="default"/>
-                <w:vertAlign w:val="baseline"/>
-                <w:lang w:val="en-US" w:eastAsia="zh-CN"/>
-              </w:rPr>
-              <w:t xml:space="preserve">                random_size_range=(480, 800),</w:t>
-            </w:r>
-          </w:p>
-          <w:p>
-            <w:pPr>
-              <w:numPr>
-                <w:ilvl w:val="0"/>
-                <w:numId w:val="0"/>
-              </w:numPr>
-              <w:rPr>
-                <w:rFonts w:hint="default"/>
-                <w:vertAlign w:val="baseline"/>
-                <w:lang w:val="en-US" w:eastAsia="zh-CN"/>
-              </w:rPr>
-            </w:pPr>
-            <w:r>
-              <w:rPr>
-                <w:rFonts w:hint="default"/>
-                <w:vertAlign w:val="baseline"/>
-                <w:lang w:val="en-US" w:eastAsia="zh-CN"/>
-              </w:rPr>
-              <w:t xml:space="preserve">                size_divisor=32,</w:t>
-            </w:r>
-          </w:p>
-          <w:p>
-            <w:pPr>
-              <w:numPr>
-                <w:ilvl w:val="0"/>
-                <w:numId w:val="0"/>
-              </w:numPr>
-              <w:rPr>
-                <w:rFonts w:hint="default"/>
-                <w:vertAlign w:val="baseline"/>
-                <w:lang w:val="en-US" w:eastAsia="zh-CN"/>
-              </w:rPr>
-            </w:pPr>
-            <w:r>
-              <w:rPr>
-                <w:rFonts w:hint="default"/>
-                <w:vertAlign w:val="baseline"/>
-                <w:lang w:val="en-US" w:eastAsia="zh-CN"/>
-              </w:rPr>
-              <w:t xml:space="preserve">                interval=10)</w:t>
-            </w:r>
-          </w:p>
-          <w:p>
-            <w:pPr>
-              <w:numPr>
-                <w:ilvl w:val="0"/>
-                <w:numId w:val="0"/>
-              </w:numPr>
-              <w:rPr>
-                <w:rFonts w:hint="default"/>
-                <w:vertAlign w:val="baseline"/>
-                <w:lang w:val="en-US" w:eastAsia="zh-CN"/>
-              </w:rPr>
-            </w:pPr>
-            <w:r>
-              <w:rPr>
-                <w:rFonts w:hint="default"/>
-                <w:vertAlign w:val="baseline"/>
-                <w:lang w:val="en-US" w:eastAsia="zh-CN"/>
-              </w:rPr>
-              <w:t xml:space="preserve">        ]),</w:t>
-            </w:r>
-          </w:p>
-          <w:p>
-            <w:pPr>
-              <w:numPr>
-                <w:ilvl w:val="0"/>
-                <w:numId w:val="0"/>
-              </w:numPr>
-              <w:rPr>
-                <w:rFonts w:hint="default"/>
-                <w:vertAlign w:val="baseline"/>
-                <w:lang w:val="en-US" w:eastAsia="zh-CN"/>
-              </w:rPr>
-            </w:pPr>
-            <w:r>
-              <w:rPr>
-                <w:rFonts w:hint="default"/>
-                <w:vertAlign w:val="baseline"/>
-                <w:lang w:val="en-US" w:eastAsia="zh-CN"/>
-              </w:rPr>
-              <w:t xml:space="preserve">    backbone=dict(</w:t>
-            </w:r>
-          </w:p>
-          <w:p>
-            <w:pPr>
-              <w:numPr>
-                <w:ilvl w:val="0"/>
-                <w:numId w:val="0"/>
-              </w:numPr>
-              <w:rPr>
-                <w:rFonts w:hint="default"/>
-                <w:vertAlign w:val="baseline"/>
-                <w:lang w:val="en-US" w:eastAsia="zh-CN"/>
-              </w:rPr>
-            </w:pPr>
-            <w:r>
-              <w:rPr>
-                <w:rFonts w:hint="default"/>
-                <w:vertAlign w:val="baseline"/>
-                <w:lang w:val="en-US" w:eastAsia="zh-CN"/>
-              </w:rPr>
-              <w:t xml:space="preserve">        type='CSPDarknet',</w:t>
-            </w:r>
-          </w:p>
-          <w:p>
-            <w:pPr>
-              <w:numPr>
-                <w:ilvl w:val="0"/>
-                <w:numId w:val="0"/>
-              </w:numPr>
-              <w:rPr>
-                <w:rFonts w:hint="default"/>
-                <w:vertAlign w:val="baseline"/>
-                <w:lang w:val="en-US" w:eastAsia="zh-CN"/>
-              </w:rPr>
-            </w:pPr>
-            <w:r>
-              <w:rPr>
-                <w:rFonts w:hint="default"/>
-                <w:vertAlign w:val="baseline"/>
-                <w:lang w:val="en-US" w:eastAsia="zh-CN"/>
-              </w:rPr>
-              <w:t xml:space="preserve">        deepen_factor=0.33,</w:t>
-            </w:r>
-          </w:p>
-          <w:p>
-            <w:pPr>
-              <w:numPr>
-                <w:ilvl w:val="0"/>
-                <w:numId w:val="0"/>
-              </w:numPr>
-              <w:rPr>
-                <w:rFonts w:hint="default"/>
-                <w:vertAlign w:val="baseline"/>
-                <w:lang w:val="en-US" w:eastAsia="zh-CN"/>
-              </w:rPr>
-            </w:pPr>
-            <w:r>
-              <w:rPr>
-                <w:rFonts w:hint="default"/>
-                <w:vertAlign w:val="baseline"/>
-                <w:lang w:val="en-US" w:eastAsia="zh-CN"/>
-              </w:rPr>
-              <w:t xml:space="preserve">        widen_factor=0.5,</w:t>
-            </w:r>
-          </w:p>
-          <w:p>
-            <w:pPr>
-              <w:numPr>
-                <w:ilvl w:val="0"/>
-                <w:numId w:val="0"/>
-              </w:numPr>
-              <w:rPr>
-                <w:rFonts w:hint="default"/>
-                <w:vertAlign w:val="baseline"/>
-                <w:lang w:val="en-US" w:eastAsia="zh-CN"/>
-              </w:rPr>
-            </w:pPr>
-            <w:r>
-              <w:rPr>
-                <w:rFonts w:hint="default"/>
-                <w:vertAlign w:val="baseline"/>
-                <w:lang w:val="en-US" w:eastAsia="zh-CN"/>
-              </w:rPr>
-              <w:t xml:space="preserve">        out_indices=(2, 3, 4),</w:t>
-            </w:r>
-          </w:p>
-          <w:p>
-            <w:pPr>
-              <w:numPr>
-                <w:ilvl w:val="0"/>
-                <w:numId w:val="0"/>
-              </w:numPr>
-              <w:rPr>
-                <w:rFonts w:hint="default"/>
-                <w:vertAlign w:val="baseline"/>
-                <w:lang w:val="en-US" w:eastAsia="zh-CN"/>
-              </w:rPr>
-            </w:pPr>
-            <w:r>
-              <w:rPr>
-                <w:rFonts w:hint="default"/>
-                <w:vertAlign w:val="baseline"/>
-                <w:lang w:val="en-US" w:eastAsia="zh-CN"/>
-              </w:rPr>
-              <w:t xml:space="preserve">        use_depthwise=False,</w:t>
-            </w:r>
-          </w:p>
-          <w:p>
-            <w:pPr>
-              <w:numPr>
-                <w:ilvl w:val="0"/>
-                <w:numId w:val="0"/>
-              </w:numPr>
-              <w:rPr>
-                <w:rFonts w:hint="default"/>
-                <w:vertAlign w:val="baseline"/>
-                <w:lang w:val="en-US" w:eastAsia="zh-CN"/>
-              </w:rPr>
-            </w:pPr>
-            <w:r>
-              <w:rPr>
-                <w:rFonts w:hint="default"/>
-                <w:vertAlign w:val="baseline"/>
-                <w:lang w:val="en-US" w:eastAsia="zh-CN"/>
-              </w:rPr>
-              <w:t xml:space="preserve">        spp_kernal_sizes=(5, 9, 13),</w:t>
-            </w:r>
-          </w:p>
-          <w:p>
-            <w:pPr>
-              <w:numPr>
-                <w:ilvl w:val="0"/>
-                <w:numId w:val="0"/>
-              </w:numPr>
-              <w:rPr>
-                <w:rFonts w:hint="default"/>
-                <w:vertAlign w:val="baseline"/>
-                <w:lang w:val="en-US" w:eastAsia="zh-CN"/>
-              </w:rPr>
-            </w:pPr>
-            <w:r>
-              <w:rPr>
-                <w:rFonts w:hint="default"/>
-                <w:vertAlign w:val="baseline"/>
-                <w:lang w:val="en-US" w:eastAsia="zh-CN"/>
-              </w:rPr>
-              <w:t xml:space="preserve">        norm_cfg=dict(type='BN', momentum=0.03, eps=0.001),</w:t>
-            </w:r>
-          </w:p>
-          <w:p>
-            <w:pPr>
-              <w:numPr>
-                <w:ilvl w:val="0"/>
-                <w:numId w:val="0"/>
-              </w:numPr>
-              <w:rPr>
-                <w:rFonts w:hint="default"/>
-                <w:vertAlign w:val="baseline"/>
-                <w:lang w:val="en-US" w:eastAsia="zh-CN"/>
-              </w:rPr>
-            </w:pPr>
-            <w:r>
-              <w:rPr>
-                <w:rFonts w:hint="default"/>
-                <w:vertAlign w:val="baseline"/>
-                <w:lang w:val="en-US" w:eastAsia="zh-CN"/>
-              </w:rPr>
-              <w:t xml:space="preserve">        act_cfg=dict(type='Swish'),</w:t>
-            </w:r>
-          </w:p>
-          <w:p>
-            <w:pPr>
-              <w:numPr>
-                <w:ilvl w:val="0"/>
-                <w:numId w:val="0"/>
-              </w:numPr>
-              <w:rPr>
-                <w:rFonts w:hint="default"/>
-                <w:vertAlign w:val="baseline"/>
-                <w:lang w:val="en-US" w:eastAsia="zh-CN"/>
-              </w:rPr>
-            </w:pPr>
-            <w:r>
-              <w:rPr>
-                <w:rFonts w:hint="default"/>
-                <w:vertAlign w:val="baseline"/>
-                <w:lang w:val="en-US" w:eastAsia="zh-CN"/>
-              </w:rPr>
-              <w:t xml:space="preserve">    ),</w:t>
-            </w:r>
-          </w:p>
-          <w:p>
-            <w:pPr>
-              <w:numPr>
-                <w:ilvl w:val="0"/>
-                <w:numId w:val="0"/>
-              </w:numPr>
-              <w:rPr>
-                <w:rFonts w:hint="default"/>
-                <w:vertAlign w:val="baseline"/>
-                <w:lang w:val="en-US" w:eastAsia="zh-CN"/>
-              </w:rPr>
-            </w:pPr>
-            <w:r>
-              <w:rPr>
-                <w:rFonts w:hint="default"/>
-                <w:vertAlign w:val="baseline"/>
-                <w:lang w:val="en-US" w:eastAsia="zh-CN"/>
-              </w:rPr>
-              <w:t xml:space="preserve">    neck=dict(</w:t>
-            </w:r>
-          </w:p>
-          <w:p>
-            <w:pPr>
-              <w:numPr>
-                <w:ilvl w:val="0"/>
-                <w:numId w:val="0"/>
-              </w:numPr>
-              <w:rPr>
-                <w:rFonts w:hint="default"/>
-                <w:vertAlign w:val="baseline"/>
-                <w:lang w:val="en-US" w:eastAsia="zh-CN"/>
-              </w:rPr>
-            </w:pPr>
-            <w:r>
-              <w:rPr>
-                <w:rFonts w:hint="default"/>
-                <w:vertAlign w:val="baseline"/>
-                <w:lang w:val="en-US" w:eastAsia="zh-CN"/>
-              </w:rPr>
-              <w:t xml:space="preserve">        type='YOLOXPAFPN',</w:t>
-            </w:r>
-          </w:p>
-          <w:p>
-            <w:pPr>
-              <w:numPr>
-                <w:ilvl w:val="0"/>
-                <w:numId w:val="0"/>
-              </w:numPr>
-              <w:rPr>
-                <w:rFonts w:hint="default"/>
-                <w:vertAlign w:val="baseline"/>
-                <w:lang w:val="en-US" w:eastAsia="zh-CN"/>
-              </w:rPr>
-            </w:pPr>
-            <w:r>
-              <w:rPr>
-                <w:rFonts w:hint="default"/>
-                <w:vertAlign w:val="baseline"/>
-                <w:lang w:val="en-US" w:eastAsia="zh-CN"/>
-              </w:rPr>
-              <w:t xml:space="preserve">        in_channels=[128, 256, 512],</w:t>
-            </w:r>
-          </w:p>
-          <w:p>
-            <w:pPr>
-              <w:numPr>
-                <w:ilvl w:val="0"/>
-                <w:numId w:val="0"/>
-              </w:numPr>
-              <w:rPr>
-                <w:rFonts w:hint="default"/>
-                <w:vertAlign w:val="baseline"/>
-                <w:lang w:val="en-US" w:eastAsia="zh-CN"/>
-              </w:rPr>
-            </w:pPr>
-            <w:r>
-              <w:rPr>
-                <w:rFonts w:hint="default"/>
-                <w:vertAlign w:val="baseline"/>
-                <w:lang w:val="en-US" w:eastAsia="zh-CN"/>
-              </w:rPr>
-              <w:t xml:space="preserve">        out_channels=128,</w:t>
-            </w:r>
-          </w:p>
-          <w:p>
-            <w:pPr>
-              <w:numPr>
-                <w:ilvl w:val="0"/>
-                <w:numId w:val="0"/>
-              </w:numPr>
-              <w:rPr>
-                <w:rFonts w:hint="default"/>
-                <w:vertAlign w:val="baseline"/>
-                <w:lang w:val="en-US" w:eastAsia="zh-CN"/>
-              </w:rPr>
-            </w:pPr>
-            <w:r>
-              <w:rPr>
-                <w:rFonts w:hint="default"/>
-                <w:vertAlign w:val="baseline"/>
-                <w:lang w:val="en-US" w:eastAsia="zh-CN"/>
-              </w:rPr>
-              <w:t xml:space="preserve">        num_csp_blocks=1,</w:t>
-            </w:r>
-          </w:p>
-          <w:p>
-            <w:pPr>
-              <w:numPr>
-                <w:ilvl w:val="0"/>
-                <w:numId w:val="0"/>
-              </w:numPr>
-              <w:rPr>
-                <w:rFonts w:hint="default"/>
-                <w:vertAlign w:val="baseline"/>
-                <w:lang w:val="en-US" w:eastAsia="zh-CN"/>
-              </w:rPr>
-            </w:pPr>
-            <w:r>
-              <w:rPr>
-                <w:rFonts w:hint="default"/>
-                <w:vertAlign w:val="baseline"/>
-                <w:lang w:val="en-US" w:eastAsia="zh-CN"/>
-              </w:rPr>
-              <w:t xml:space="preserve">        use_depthwise=False,</w:t>
-            </w:r>
-          </w:p>
-          <w:p>
-            <w:pPr>
-              <w:numPr>
-                <w:ilvl w:val="0"/>
-                <w:numId w:val="0"/>
-              </w:numPr>
-              <w:rPr>
-                <w:rFonts w:hint="default"/>
-                <w:vertAlign w:val="baseline"/>
-                <w:lang w:val="en-US" w:eastAsia="zh-CN"/>
-              </w:rPr>
-            </w:pPr>
-            <w:r>
-              <w:rPr>
-                <w:rFonts w:hint="default"/>
-                <w:vertAlign w:val="baseline"/>
-                <w:lang w:val="en-US" w:eastAsia="zh-CN"/>
-              </w:rPr>
-              <w:t xml:space="preserve">        upsample_cfg=dict(scale_factor=2, mode='nearest'),</w:t>
-            </w:r>
-          </w:p>
-          <w:p>
-            <w:pPr>
-              <w:numPr>
-                <w:ilvl w:val="0"/>
-                <w:numId w:val="0"/>
-              </w:numPr>
-              <w:rPr>
-                <w:rFonts w:hint="default"/>
-                <w:vertAlign w:val="baseline"/>
-                <w:lang w:val="en-US" w:eastAsia="zh-CN"/>
-              </w:rPr>
-            </w:pPr>
-            <w:r>
-              <w:rPr>
-                <w:rFonts w:hint="default"/>
-                <w:vertAlign w:val="baseline"/>
-                <w:lang w:val="en-US" w:eastAsia="zh-CN"/>
-              </w:rPr>
-              <w:t xml:space="preserve">        norm_cfg=dict(type='BN', momentum=0.03, eps=0.001),</w:t>
-            </w:r>
-          </w:p>
-          <w:p>
-            <w:pPr>
-              <w:numPr>
-                <w:ilvl w:val="0"/>
-                <w:numId w:val="0"/>
-              </w:numPr>
-              <w:rPr>
-                <w:rFonts w:hint="default"/>
-                <w:vertAlign w:val="baseline"/>
-                <w:lang w:val="en-US" w:eastAsia="zh-CN"/>
-              </w:rPr>
-            </w:pPr>
-            <w:r>
-              <w:rPr>
-                <w:rFonts w:hint="default"/>
-                <w:vertAlign w:val="baseline"/>
-                <w:lang w:val="en-US" w:eastAsia="zh-CN"/>
-              </w:rPr>
-              <w:t xml:space="preserve">        act_cfg=dict(type='Swish')),</w:t>
-            </w:r>
-          </w:p>
-          <w:p>
-            <w:pPr>
-              <w:numPr>
-                <w:ilvl w:val="0"/>
-                <w:numId w:val="0"/>
-              </w:numPr>
-              <w:rPr>
-                <w:rFonts w:hint="default"/>
-                <w:vertAlign w:val="baseline"/>
-                <w:lang w:val="en-US" w:eastAsia="zh-CN"/>
-              </w:rPr>
-            </w:pPr>
-            <w:r>
-              <w:rPr>
-                <w:rFonts w:hint="default"/>
-                <w:vertAlign w:val="baseline"/>
-                <w:lang w:val="en-US" w:eastAsia="zh-CN"/>
-              </w:rPr>
-              <w:t xml:space="preserve">    bbox_head=dict(</w:t>
-            </w:r>
-          </w:p>
-          <w:p>
-            <w:pPr>
-              <w:numPr>
-                <w:ilvl w:val="0"/>
-                <w:numId w:val="0"/>
-              </w:numPr>
-              <w:rPr>
-                <w:rFonts w:hint="default"/>
-                <w:vertAlign w:val="baseline"/>
-                <w:lang w:val="en-US" w:eastAsia="zh-CN"/>
-              </w:rPr>
-            </w:pPr>
-            <w:r>
-              <w:rPr>
-                <w:rFonts w:hint="default"/>
-                <w:vertAlign w:val="baseline"/>
-                <w:lang w:val="en-US" w:eastAsia="zh-CN"/>
-              </w:rPr>
-              <w:t xml:space="preserve">        type='YOLOXHead',</w:t>
-            </w:r>
-          </w:p>
-          <w:p>
-            <w:pPr>
-              <w:numPr>
-                <w:ilvl w:val="0"/>
-                <w:numId w:val="0"/>
-              </w:numPr>
-              <w:rPr>
-                <w:rFonts w:hint="default"/>
-                <w:vertAlign w:val="baseline"/>
-                <w:lang w:val="en-US" w:eastAsia="zh-CN"/>
-              </w:rPr>
-            </w:pPr>
-            <w:r>
-              <w:rPr>
-                <w:rFonts w:hint="default"/>
-                <w:vertAlign w:val="baseline"/>
-                <w:lang w:val="en-US" w:eastAsia="zh-CN"/>
-              </w:rPr>
-              <w:t xml:space="preserve">        num_classes=1,</w:t>
-            </w:r>
-          </w:p>
-          <w:p>
-            <w:pPr>
-              <w:numPr>
-                <w:ilvl w:val="0"/>
-                <w:numId w:val="0"/>
-              </w:numPr>
-              <w:rPr>
-                <w:rFonts w:hint="default"/>
-                <w:vertAlign w:val="baseline"/>
-                <w:lang w:val="en-US" w:eastAsia="zh-CN"/>
-              </w:rPr>
-            </w:pPr>
-            <w:r>
-              <w:rPr>
-                <w:rFonts w:hint="default"/>
-                <w:vertAlign w:val="baseline"/>
-                <w:lang w:val="en-US" w:eastAsia="zh-CN"/>
-              </w:rPr>
-              <w:t xml:space="preserve">        in_channels=128,</w:t>
-            </w:r>
-          </w:p>
-          <w:p>
-            <w:pPr>
-              <w:numPr>
-                <w:ilvl w:val="0"/>
-                <w:numId w:val="0"/>
-              </w:numPr>
-              <w:rPr>
-                <w:rFonts w:hint="default"/>
-                <w:vertAlign w:val="baseline"/>
-                <w:lang w:val="en-US" w:eastAsia="zh-CN"/>
-              </w:rPr>
-            </w:pPr>
-            <w:r>
-              <w:rPr>
-                <w:rFonts w:hint="default"/>
-                <w:vertAlign w:val="baseline"/>
-                <w:lang w:val="en-US" w:eastAsia="zh-CN"/>
-              </w:rPr>
-              <w:t xml:space="preserve">        feat_channels=128,</w:t>
-            </w:r>
-          </w:p>
-          <w:p>
-            <w:pPr>
-              <w:numPr>
-                <w:ilvl w:val="0"/>
-                <w:numId w:val="0"/>
-              </w:numPr>
-              <w:rPr>
-                <w:rFonts w:hint="default"/>
-                <w:vertAlign w:val="baseline"/>
-                <w:lang w:val="en-US" w:eastAsia="zh-CN"/>
-              </w:rPr>
-            </w:pPr>
-            <w:r>
-              <w:rPr>
-                <w:rFonts w:hint="default"/>
-                <w:vertAlign w:val="baseline"/>
-                <w:lang w:val="en-US" w:eastAsia="zh-CN"/>
-              </w:rPr>
-              <w:t xml:space="preserve">        stacked_convs=2,</w:t>
-            </w:r>
-          </w:p>
-          <w:p>
-            <w:pPr>
-              <w:numPr>
-                <w:ilvl w:val="0"/>
-                <w:numId w:val="0"/>
-              </w:numPr>
-              <w:rPr>
-                <w:rFonts w:hint="default"/>
-                <w:vertAlign w:val="baseline"/>
-                <w:lang w:val="en-US" w:eastAsia="zh-CN"/>
-              </w:rPr>
-            </w:pPr>
-            <w:r>
-              <w:rPr>
-                <w:rFonts w:hint="default"/>
-                <w:vertAlign w:val="baseline"/>
-                <w:lang w:val="en-US" w:eastAsia="zh-CN"/>
-              </w:rPr>
-              <w:t xml:space="preserve">        strides=(8, 16, 32),</w:t>
-            </w:r>
-          </w:p>
-          <w:p>
-            <w:pPr>
-              <w:numPr>
-                <w:ilvl w:val="0"/>
-                <w:numId w:val="0"/>
-              </w:numPr>
-              <w:rPr>
-                <w:rFonts w:hint="default"/>
-                <w:vertAlign w:val="baseline"/>
-                <w:lang w:val="en-US" w:eastAsia="zh-CN"/>
-              </w:rPr>
-            </w:pPr>
-            <w:r>
-              <w:rPr>
-                <w:rFonts w:hint="default"/>
-                <w:vertAlign w:val="baseline"/>
-                <w:lang w:val="en-US" w:eastAsia="zh-CN"/>
-              </w:rPr>
-              <w:t xml:space="preserve">        use_depthwise=False,</w:t>
-            </w:r>
-          </w:p>
-          <w:p>
-            <w:pPr>
-              <w:numPr>
-                <w:ilvl w:val="0"/>
-                <w:numId w:val="0"/>
-              </w:numPr>
-              <w:rPr>
-                <w:rFonts w:hint="default"/>
-                <w:vertAlign w:val="baseline"/>
-                <w:lang w:val="en-US" w:eastAsia="zh-CN"/>
-              </w:rPr>
-            </w:pPr>
-            <w:r>
-              <w:rPr>
-                <w:rFonts w:hint="default"/>
-                <w:vertAlign w:val="baseline"/>
-                <w:lang w:val="en-US" w:eastAsia="zh-CN"/>
-              </w:rPr>
-              <w:t xml:space="preserve">        norm_cfg=dict(type='BN', momentum=0.03, eps=0.001),</w:t>
-            </w:r>
-          </w:p>
-          <w:p>
-            <w:pPr>
-              <w:numPr>
-                <w:ilvl w:val="0"/>
-                <w:numId w:val="0"/>
-              </w:numPr>
-              <w:rPr>
-                <w:rFonts w:hint="default"/>
-                <w:vertAlign w:val="baseline"/>
-                <w:lang w:val="en-US" w:eastAsia="zh-CN"/>
-              </w:rPr>
-            </w:pPr>
-            <w:r>
-              <w:rPr>
-                <w:rFonts w:hint="default"/>
-                <w:vertAlign w:val="baseline"/>
-                <w:lang w:val="en-US" w:eastAsia="zh-CN"/>
-              </w:rPr>
-              <w:t xml:space="preserve">        act_cfg=dict(type='Swish'),</w:t>
-            </w:r>
-          </w:p>
-          <w:p>
-            <w:pPr>
-              <w:numPr>
-                <w:ilvl w:val="0"/>
-                <w:numId w:val="0"/>
-              </w:numPr>
-              <w:rPr>
-                <w:rFonts w:hint="default"/>
-                <w:vertAlign w:val="baseline"/>
-                <w:lang w:val="en-US" w:eastAsia="zh-CN"/>
-              </w:rPr>
-            </w:pPr>
-            <w:r>
-              <w:rPr>
-                <w:rFonts w:hint="default"/>
-                <w:vertAlign w:val="baseline"/>
-                <w:lang w:val="en-US" w:eastAsia="zh-CN"/>
-              </w:rPr>
-              <w:t xml:space="preserve">        loss_cls=dict(</w:t>
-            </w:r>
-          </w:p>
-          <w:p>
-            <w:pPr>
-              <w:numPr>
-                <w:ilvl w:val="0"/>
-                <w:numId w:val="0"/>
-              </w:numPr>
-              <w:rPr>
-                <w:rFonts w:hint="default"/>
-                <w:vertAlign w:val="baseline"/>
-                <w:lang w:val="en-US" w:eastAsia="zh-CN"/>
-              </w:rPr>
-            </w:pPr>
-            <w:r>
-              <w:rPr>
-                <w:rFonts w:hint="default"/>
-                <w:vertAlign w:val="baseline"/>
-                <w:lang w:val="en-US" w:eastAsia="zh-CN"/>
-              </w:rPr>
-              <w:t xml:space="preserve">            type='CrossEntropyLoss',</w:t>
-            </w:r>
-          </w:p>
-          <w:p>
-            <w:pPr>
-              <w:numPr>
-                <w:ilvl w:val="0"/>
-                <w:numId w:val="0"/>
-              </w:numPr>
-              <w:rPr>
-                <w:rFonts w:hint="default"/>
-                <w:vertAlign w:val="baseline"/>
-                <w:lang w:val="en-US" w:eastAsia="zh-CN"/>
-              </w:rPr>
-            </w:pPr>
-            <w:r>
-              <w:rPr>
-                <w:rFonts w:hint="default"/>
-                <w:vertAlign w:val="baseline"/>
-                <w:lang w:val="en-US" w:eastAsia="zh-CN"/>
-              </w:rPr>
-              <w:t xml:space="preserve">            use_sigmoid=True,</w:t>
-            </w:r>
-          </w:p>
-          <w:p>
-            <w:pPr>
-              <w:numPr>
-                <w:ilvl w:val="0"/>
-                <w:numId w:val="0"/>
-              </w:numPr>
-              <w:rPr>
-                <w:rFonts w:hint="default"/>
-                <w:vertAlign w:val="baseline"/>
-                <w:lang w:val="en-US" w:eastAsia="zh-CN"/>
-              </w:rPr>
-            </w:pPr>
-            <w:r>
-              <w:rPr>
-                <w:rFonts w:hint="default"/>
-                <w:vertAlign w:val="baseline"/>
-                <w:lang w:val="en-US" w:eastAsia="zh-CN"/>
-              </w:rPr>
-              <w:t xml:space="preserve">            reduction='sum',</w:t>
-            </w:r>
-          </w:p>
-          <w:p>
-            <w:pPr>
-              <w:numPr>
-                <w:ilvl w:val="0"/>
-                <w:numId w:val="0"/>
-              </w:numPr>
-              <w:rPr>
-                <w:rFonts w:hint="default"/>
-                <w:vertAlign w:val="baseline"/>
-                <w:lang w:val="en-US" w:eastAsia="zh-CN"/>
-              </w:rPr>
-            </w:pPr>
-            <w:r>
-              <w:rPr>
-                <w:rFonts w:hint="default"/>
-                <w:vertAlign w:val="baseline"/>
-                <w:lang w:val="en-US" w:eastAsia="zh-CN"/>
-              </w:rPr>
-              <w:t xml:space="preserve">            loss_weight=1.0),</w:t>
-            </w:r>
-          </w:p>
-          <w:p>
-            <w:pPr>
-              <w:numPr>
-                <w:ilvl w:val="0"/>
-                <w:numId w:val="0"/>
-              </w:numPr>
-              <w:rPr>
-                <w:rFonts w:hint="default"/>
-                <w:vertAlign w:val="baseline"/>
-                <w:lang w:val="en-US" w:eastAsia="zh-CN"/>
-              </w:rPr>
-            </w:pPr>
-            <w:r>
-              <w:rPr>
-                <w:rFonts w:hint="default"/>
-                <w:vertAlign w:val="baseline"/>
-                <w:lang w:val="en-US" w:eastAsia="zh-CN"/>
-              </w:rPr>
-              <w:t xml:space="preserve">        loss_bbox=dict(</w:t>
-            </w:r>
-          </w:p>
-          <w:p>
-            <w:pPr>
-              <w:numPr>
-                <w:ilvl w:val="0"/>
-                <w:numId w:val="0"/>
-              </w:numPr>
-              <w:rPr>
-                <w:rFonts w:hint="default"/>
-                <w:vertAlign w:val="baseline"/>
-                <w:lang w:val="en-US" w:eastAsia="zh-CN"/>
-              </w:rPr>
-            </w:pPr>
-            <w:r>
-              <w:rPr>
-                <w:rFonts w:hint="default"/>
-                <w:vertAlign w:val="baseline"/>
-                <w:lang w:val="en-US" w:eastAsia="zh-CN"/>
-              </w:rPr>
-              <w:t xml:space="preserve">            type='IoULoss',</w:t>
-            </w:r>
-          </w:p>
-          <w:p>
-            <w:pPr>
-              <w:numPr>
-                <w:ilvl w:val="0"/>
-                <w:numId w:val="0"/>
-              </w:numPr>
-              <w:rPr>
-                <w:rFonts w:hint="default"/>
-                <w:vertAlign w:val="baseline"/>
-                <w:lang w:val="en-US" w:eastAsia="zh-CN"/>
-              </w:rPr>
-            </w:pPr>
-            <w:r>
-              <w:rPr>
-                <w:rFonts w:hint="default"/>
-                <w:vertAlign w:val="baseline"/>
-                <w:lang w:val="en-US" w:eastAsia="zh-CN"/>
-              </w:rPr>
-              <w:t xml:space="preserve">            mode='square',</w:t>
-            </w:r>
-          </w:p>
-          <w:p>
-            <w:pPr>
-              <w:numPr>
-                <w:ilvl w:val="0"/>
-                <w:numId w:val="0"/>
-              </w:numPr>
-              <w:rPr>
-                <w:rFonts w:hint="default"/>
-                <w:vertAlign w:val="baseline"/>
-                <w:lang w:val="en-US" w:eastAsia="zh-CN"/>
-              </w:rPr>
-            </w:pPr>
-            <w:r>
-              <w:rPr>
-                <w:rFonts w:hint="default"/>
-                <w:vertAlign w:val="baseline"/>
-                <w:lang w:val="en-US" w:eastAsia="zh-CN"/>
-              </w:rPr>
-              <w:t xml:space="preserve">            eps=1e-16,</w:t>
-            </w:r>
-          </w:p>
-          <w:p>
-            <w:pPr>
-              <w:numPr>
-                <w:ilvl w:val="0"/>
-                <w:numId w:val="0"/>
-              </w:numPr>
-              <w:rPr>
-                <w:rFonts w:hint="default"/>
-                <w:vertAlign w:val="baseline"/>
-                <w:lang w:val="en-US" w:eastAsia="zh-CN"/>
-              </w:rPr>
-            </w:pPr>
-            <w:r>
-              <w:rPr>
-                <w:rFonts w:hint="default"/>
-                <w:vertAlign w:val="baseline"/>
-                <w:lang w:val="en-US" w:eastAsia="zh-CN"/>
-              </w:rPr>
-              <w:t xml:space="preserve">            reduction='sum',</w:t>
-            </w:r>
-          </w:p>
-          <w:p>
-            <w:pPr>
-              <w:numPr>
-                <w:ilvl w:val="0"/>
-                <w:numId w:val="0"/>
-              </w:numPr>
-              <w:rPr>
-                <w:rFonts w:hint="default"/>
-                <w:vertAlign w:val="baseline"/>
-                <w:lang w:val="en-US" w:eastAsia="zh-CN"/>
-              </w:rPr>
-            </w:pPr>
-            <w:r>
-              <w:rPr>
-                <w:rFonts w:hint="default"/>
-                <w:vertAlign w:val="baseline"/>
-                <w:lang w:val="en-US" w:eastAsia="zh-CN"/>
-              </w:rPr>
-              <w:t xml:space="preserve">            loss_weight=5.0),</w:t>
-            </w:r>
-          </w:p>
-          <w:p>
-            <w:pPr>
-              <w:numPr>
-                <w:ilvl w:val="0"/>
-                <w:numId w:val="0"/>
-              </w:numPr>
-              <w:rPr>
-                <w:rFonts w:hint="default"/>
-                <w:vertAlign w:val="baseline"/>
-                <w:lang w:val="en-US" w:eastAsia="zh-CN"/>
-              </w:rPr>
-            </w:pPr>
-            <w:r>
-              <w:rPr>
-                <w:rFonts w:hint="default"/>
-                <w:vertAlign w:val="baseline"/>
-                <w:lang w:val="en-US" w:eastAsia="zh-CN"/>
-              </w:rPr>
-              <w:t xml:space="preserve">        loss_obj=dict(</w:t>
-            </w:r>
-          </w:p>
-          <w:p>
-            <w:pPr>
-              <w:numPr>
-                <w:ilvl w:val="0"/>
-                <w:numId w:val="0"/>
-              </w:numPr>
-              <w:rPr>
-                <w:rFonts w:hint="default"/>
-                <w:vertAlign w:val="baseline"/>
-                <w:lang w:val="en-US" w:eastAsia="zh-CN"/>
-              </w:rPr>
-            </w:pPr>
-            <w:r>
-              <w:rPr>
-                <w:rFonts w:hint="default"/>
-                <w:vertAlign w:val="baseline"/>
-                <w:lang w:val="en-US" w:eastAsia="zh-CN"/>
-              </w:rPr>
-              <w:t xml:space="preserve">            type='CrossEntropyLoss',</w:t>
-            </w:r>
-          </w:p>
-          <w:p>
-            <w:pPr>
-              <w:numPr>
-                <w:ilvl w:val="0"/>
-                <w:numId w:val="0"/>
-              </w:numPr>
-              <w:rPr>
-                <w:rFonts w:hint="default"/>
-                <w:vertAlign w:val="baseline"/>
-                <w:lang w:val="en-US" w:eastAsia="zh-CN"/>
-              </w:rPr>
-            </w:pPr>
-            <w:r>
-              <w:rPr>
-                <w:rFonts w:hint="default"/>
-                <w:vertAlign w:val="baseline"/>
-                <w:lang w:val="en-US" w:eastAsia="zh-CN"/>
-              </w:rPr>
-              <w:t xml:space="preserve">            use_sigmoid=True,</w:t>
-            </w:r>
-          </w:p>
-          <w:p>
-            <w:pPr>
-              <w:numPr>
-                <w:ilvl w:val="0"/>
-                <w:numId w:val="0"/>
-              </w:numPr>
-              <w:rPr>
-                <w:rFonts w:hint="default"/>
-                <w:vertAlign w:val="baseline"/>
-                <w:lang w:val="en-US" w:eastAsia="zh-CN"/>
-              </w:rPr>
-            </w:pPr>
-            <w:r>
-              <w:rPr>
-                <w:rFonts w:hint="default"/>
-                <w:vertAlign w:val="baseline"/>
-                <w:lang w:val="en-US" w:eastAsia="zh-CN"/>
-              </w:rPr>
-              <w:t xml:space="preserve">            reduction='sum',</w:t>
-            </w:r>
-          </w:p>
-          <w:p>
-            <w:pPr>
-              <w:numPr>
-                <w:ilvl w:val="0"/>
-                <w:numId w:val="0"/>
-              </w:numPr>
-              <w:rPr>
-                <w:rFonts w:hint="default"/>
-                <w:vertAlign w:val="baseline"/>
-                <w:lang w:val="en-US" w:eastAsia="zh-CN"/>
-              </w:rPr>
-            </w:pPr>
-            <w:r>
-              <w:rPr>
-                <w:rFonts w:hint="default"/>
-                <w:vertAlign w:val="baseline"/>
-                <w:lang w:val="en-US" w:eastAsia="zh-CN"/>
-              </w:rPr>
-              <w:t xml:space="preserve">            loss_weight=1.0),</w:t>
-            </w:r>
-          </w:p>
-          <w:p>
-            <w:pPr>
-              <w:numPr>
-                <w:ilvl w:val="0"/>
-                <w:numId w:val="0"/>
-              </w:numPr>
-              <w:rPr>
-                <w:rFonts w:hint="default"/>
-                <w:vertAlign w:val="baseline"/>
-                <w:lang w:val="en-US" w:eastAsia="zh-CN"/>
-              </w:rPr>
-            </w:pPr>
-            <w:r>
-              <w:rPr>
-                <w:rFonts w:hint="default"/>
-                <w:vertAlign w:val="baseline"/>
-                <w:lang w:val="en-US" w:eastAsia="zh-CN"/>
-              </w:rPr>
-              <w:t xml:space="preserve">        loss_l1=dict(type='L1Loss', reduction='sum', loss_weight=1.0)),</w:t>
-            </w:r>
-          </w:p>
-          <w:p>
-            <w:pPr>
-              <w:numPr>
-                <w:ilvl w:val="0"/>
-                <w:numId w:val="0"/>
-              </w:numPr>
-              <w:rPr>
-                <w:rFonts w:hint="default"/>
-                <w:vertAlign w:val="baseline"/>
-                <w:lang w:val="en-US" w:eastAsia="zh-CN"/>
-              </w:rPr>
-            </w:pPr>
-            <w:r>
-              <w:rPr>
-                <w:rFonts w:hint="default"/>
-                <w:vertAlign w:val="baseline"/>
-                <w:lang w:val="en-US" w:eastAsia="zh-CN"/>
-              </w:rPr>
-              <w:t xml:space="preserve">    train_cfg=dict(assigner=dict(type='SimOTAAssigner', center_radius=2.5)),</w:t>
-            </w:r>
-          </w:p>
-          <w:p>
-            <w:pPr>
-              <w:numPr>
-                <w:ilvl w:val="0"/>
-                <w:numId w:val="0"/>
-              </w:numPr>
-              <w:rPr>
-                <w:rFonts w:hint="default"/>
-                <w:vertAlign w:val="baseline"/>
-                <w:lang w:val="en-US" w:eastAsia="zh-CN"/>
-              </w:rPr>
-            </w:pPr>
-            <w:r>
-              <w:rPr>
-                <w:rFonts w:hint="default"/>
-                <w:vertAlign w:val="baseline"/>
-                <w:lang w:val="en-US" w:eastAsia="zh-CN"/>
-              </w:rPr>
-              <w:t xml:space="preserve">    # In order to align the source code, the threshold of the val phase is</w:t>
-            </w:r>
-          </w:p>
-          <w:p>
-            <w:pPr>
-              <w:numPr>
-                <w:ilvl w:val="0"/>
-                <w:numId w:val="0"/>
-              </w:numPr>
-              <w:rPr>
-                <w:rFonts w:hint="default"/>
-                <w:vertAlign w:val="baseline"/>
-                <w:lang w:val="en-US" w:eastAsia="zh-CN"/>
-              </w:rPr>
-            </w:pPr>
-            <w:r>
-              <w:rPr>
-                <w:rFonts w:hint="default"/>
-                <w:vertAlign w:val="baseline"/>
-                <w:lang w:val="en-US" w:eastAsia="zh-CN"/>
-              </w:rPr>
-              <w:t xml:space="preserve">    # 0.01, and the threshold of the test phase is 0.001.</w:t>
-            </w:r>
-          </w:p>
-          <w:p>
-            <w:pPr>
-              <w:numPr>
-                <w:ilvl w:val="0"/>
-                <w:numId w:val="0"/>
-              </w:numPr>
-              <w:rPr>
-                <w:rFonts w:hint="default"/>
-                <w:vertAlign w:val="baseline"/>
-                <w:lang w:val="en-US" w:eastAsia="zh-CN"/>
-              </w:rPr>
-            </w:pPr>
-            <w:r>
-              <w:rPr>
-                <w:rFonts w:hint="default"/>
-                <w:vertAlign w:val="baseline"/>
-                <w:lang w:val="en-US" w:eastAsia="zh-CN"/>
-              </w:rPr>
-              <w:t xml:space="preserve">    test_cfg=dict(score_thr=0.01, nms=dict(type='nms', iou_threshold=0.65)))</w:t>
-            </w:r>
-          </w:p>
-          <w:p>
-            <w:pPr>
-              <w:numPr>
-                <w:ilvl w:val="0"/>
-                <w:numId w:val="0"/>
-              </w:numPr>
-              <w:rPr>
-                <w:rFonts w:hint="default"/>
-                <w:vertAlign w:val="baseline"/>
-                <w:lang w:val="en-US" w:eastAsia="zh-CN"/>
-              </w:rPr>
-            </w:pPr>
-          </w:p>
-          <w:p>
-            <w:pPr>
-              <w:numPr>
-                <w:ilvl w:val="0"/>
-                <w:numId w:val="0"/>
-              </w:numPr>
-              <w:rPr>
-                <w:rFonts w:hint="default"/>
-                <w:vertAlign w:val="baseline"/>
-                <w:lang w:val="en-US" w:eastAsia="zh-CN"/>
-              </w:rPr>
-            </w:pPr>
-            <w:r>
-              <w:rPr>
-                <w:rFonts w:hint="default"/>
-                <w:vertAlign w:val="baseline"/>
-                <w:lang w:val="en-US" w:eastAsia="zh-CN"/>
-              </w:rPr>
-              <w:t># dataset settings</w:t>
-            </w:r>
-          </w:p>
-          <w:p>
-            <w:pPr>
-              <w:numPr>
-                <w:ilvl w:val="0"/>
-                <w:numId w:val="0"/>
-              </w:numPr>
-              <w:rPr>
-                <w:rFonts w:hint="default"/>
-                <w:vertAlign w:val="baseline"/>
-                <w:lang w:val="en-US" w:eastAsia="zh-CN"/>
-              </w:rPr>
-            </w:pPr>
-            <w:r>
-              <w:rPr>
-                <w:rFonts w:hint="default"/>
-                <w:vertAlign w:val="baseline"/>
-                <w:lang w:val="en-US" w:eastAsia="zh-CN"/>
-              </w:rPr>
-              <w:t>data_root = 'data/coco_MFT25-BT-001/'</w:t>
-            </w:r>
-          </w:p>
-          <w:p>
-            <w:pPr>
-              <w:numPr>
-                <w:ilvl w:val="0"/>
-                <w:numId w:val="0"/>
-              </w:numPr>
-              <w:rPr>
-                <w:rFonts w:hint="default"/>
-                <w:vertAlign w:val="baseline"/>
-                <w:lang w:val="en-US" w:eastAsia="zh-CN"/>
-              </w:rPr>
-            </w:pPr>
-            <w:r>
-              <w:rPr>
-                <w:rFonts w:hint="default"/>
-                <w:vertAlign w:val="baseline"/>
-                <w:lang w:val="en-US" w:eastAsia="zh-CN"/>
-              </w:rPr>
-              <w:t>dataset_type = 'CocoDataset'</w:t>
-            </w:r>
-          </w:p>
-          <w:p>
-            <w:pPr>
-              <w:numPr>
-                <w:ilvl w:val="0"/>
-                <w:numId w:val="0"/>
-              </w:numPr>
-              <w:rPr>
-                <w:rFonts w:hint="default"/>
-                <w:vertAlign w:val="baseline"/>
-                <w:lang w:val="en-US" w:eastAsia="zh-CN"/>
-              </w:rPr>
-            </w:pPr>
-          </w:p>
-          <w:p>
-            <w:pPr>
-              <w:numPr>
-                <w:ilvl w:val="0"/>
-                <w:numId w:val="0"/>
-              </w:numPr>
-              <w:rPr>
-                <w:rFonts w:hint="default"/>
-                <w:vertAlign w:val="baseline"/>
-                <w:lang w:val="en-US" w:eastAsia="zh-CN"/>
-              </w:rPr>
-            </w:pPr>
-            <w:r>
-              <w:rPr>
-                <w:rFonts w:hint="default"/>
-                <w:vertAlign w:val="baseline"/>
-                <w:lang w:val="en-US" w:eastAsia="zh-CN"/>
-              </w:rPr>
-              <w:t># Example to use different file client</w:t>
-            </w:r>
-          </w:p>
-          <w:p>
-            <w:pPr>
-              <w:numPr>
-                <w:ilvl w:val="0"/>
-                <w:numId w:val="0"/>
-              </w:numPr>
-              <w:rPr>
-                <w:rFonts w:hint="default"/>
-                <w:vertAlign w:val="baseline"/>
-                <w:lang w:val="en-US" w:eastAsia="zh-CN"/>
-              </w:rPr>
-            </w:pPr>
-            <w:r>
-              <w:rPr>
-                <w:rFonts w:hint="default"/>
-                <w:vertAlign w:val="baseline"/>
-                <w:lang w:val="en-US" w:eastAsia="zh-CN"/>
-              </w:rPr>
-              <w:t># Method 1: simply set the data root and let the file I/O module</w:t>
-            </w:r>
-          </w:p>
-          <w:p>
-            <w:pPr>
-              <w:numPr>
-                <w:ilvl w:val="0"/>
-                <w:numId w:val="0"/>
-              </w:numPr>
-              <w:rPr>
-                <w:rFonts w:hint="default"/>
-                <w:vertAlign w:val="baseline"/>
-                <w:lang w:val="en-US" w:eastAsia="zh-CN"/>
-              </w:rPr>
-            </w:pPr>
-            <w:r>
-              <w:rPr>
-                <w:rFonts w:hint="default"/>
-                <w:vertAlign w:val="baseline"/>
-                <w:lang w:val="en-US" w:eastAsia="zh-CN"/>
-              </w:rPr>
-              <w:t># automatically infer from prefix (not support LMDB and Memcache yet)</w:t>
-            </w:r>
-          </w:p>
-          <w:p>
-            <w:pPr>
-              <w:numPr>
-                <w:ilvl w:val="0"/>
-                <w:numId w:val="0"/>
-              </w:numPr>
-              <w:rPr>
-                <w:rFonts w:hint="default"/>
-                <w:vertAlign w:val="baseline"/>
-                <w:lang w:val="en-US" w:eastAsia="zh-CN"/>
-              </w:rPr>
-            </w:pPr>
-          </w:p>
-          <w:p>
-            <w:pPr>
-              <w:numPr>
-                <w:ilvl w:val="0"/>
-                <w:numId w:val="0"/>
-              </w:numPr>
-              <w:rPr>
-                <w:rFonts w:hint="default"/>
-                <w:vertAlign w:val="baseline"/>
-                <w:lang w:val="en-US" w:eastAsia="zh-CN"/>
-              </w:rPr>
-            </w:pPr>
-            <w:r>
-              <w:rPr>
-                <w:rFonts w:hint="default"/>
-                <w:vertAlign w:val="baseline"/>
-                <w:lang w:val="en-US" w:eastAsia="zh-CN"/>
-              </w:rPr>
-              <w:t># data_root = 's3://openmmlab/datasets/detection/coco/'</w:t>
-            </w:r>
-          </w:p>
-          <w:p>
-            <w:pPr>
-              <w:numPr>
-                <w:ilvl w:val="0"/>
-                <w:numId w:val="0"/>
-              </w:numPr>
-              <w:rPr>
-                <w:rFonts w:hint="default"/>
-                <w:vertAlign w:val="baseline"/>
-                <w:lang w:val="en-US" w:eastAsia="zh-CN"/>
-              </w:rPr>
-            </w:pPr>
-          </w:p>
-          <w:p>
-            <w:pPr>
-              <w:numPr>
-                <w:ilvl w:val="0"/>
-                <w:numId w:val="0"/>
-              </w:numPr>
-              <w:rPr>
-                <w:rFonts w:hint="default"/>
-                <w:vertAlign w:val="baseline"/>
-                <w:lang w:val="en-US" w:eastAsia="zh-CN"/>
-              </w:rPr>
-            </w:pPr>
-            <w:r>
-              <w:rPr>
-                <w:rFonts w:hint="default"/>
-                <w:vertAlign w:val="baseline"/>
-                <w:lang w:val="en-US" w:eastAsia="zh-CN"/>
-              </w:rPr>
-              <w:t># Method 2: Use `backend_args`, `file_client_args` in versions before 3.0.0rc6</w:t>
-            </w:r>
-          </w:p>
-          <w:p>
-            <w:pPr>
-              <w:numPr>
-                <w:ilvl w:val="0"/>
-                <w:numId w:val="0"/>
-              </w:numPr>
-              <w:rPr>
-                <w:rFonts w:hint="default"/>
-                <w:vertAlign w:val="baseline"/>
-                <w:lang w:val="en-US" w:eastAsia="zh-CN"/>
-              </w:rPr>
-            </w:pPr>
-            <w:r>
-              <w:rPr>
-                <w:rFonts w:hint="default"/>
-                <w:vertAlign w:val="baseline"/>
-                <w:lang w:val="en-US" w:eastAsia="zh-CN"/>
-              </w:rPr>
-              <w:t># backend_args = dict(</w:t>
-            </w:r>
-          </w:p>
-          <w:p>
-            <w:pPr>
-              <w:numPr>
-                <w:ilvl w:val="0"/>
-                <w:numId w:val="0"/>
-              </w:numPr>
-              <w:rPr>
-                <w:rFonts w:hint="default"/>
-                <w:vertAlign w:val="baseline"/>
-                <w:lang w:val="en-US" w:eastAsia="zh-CN"/>
-              </w:rPr>
-            </w:pPr>
-            <w:r>
-              <w:rPr>
-                <w:rFonts w:hint="default"/>
-                <w:vertAlign w:val="baseline"/>
-                <w:lang w:val="en-US" w:eastAsia="zh-CN"/>
-              </w:rPr>
-              <w:t>#     backend='petrel',</w:t>
-            </w:r>
-          </w:p>
-          <w:p>
-            <w:pPr>
-              <w:numPr>
-                <w:ilvl w:val="0"/>
-                <w:numId w:val="0"/>
-              </w:numPr>
-              <w:rPr>
-                <w:rFonts w:hint="default"/>
-                <w:vertAlign w:val="baseline"/>
-                <w:lang w:val="en-US" w:eastAsia="zh-CN"/>
-              </w:rPr>
-            </w:pPr>
-            <w:r>
-              <w:rPr>
-                <w:rFonts w:hint="default"/>
-                <w:vertAlign w:val="baseline"/>
-                <w:lang w:val="en-US" w:eastAsia="zh-CN"/>
-              </w:rPr>
-              <w:t>#     path_mapping=dict({</w:t>
-            </w:r>
-          </w:p>
-          <w:p>
-            <w:pPr>
-              <w:numPr>
-                <w:ilvl w:val="0"/>
-                <w:numId w:val="0"/>
-              </w:numPr>
-              <w:rPr>
-                <w:rFonts w:hint="default"/>
-                <w:vertAlign w:val="baseline"/>
-                <w:lang w:val="en-US" w:eastAsia="zh-CN"/>
-              </w:rPr>
-            </w:pPr>
-            <w:r>
-              <w:rPr>
-                <w:rFonts w:hint="default"/>
-                <w:vertAlign w:val="baseline"/>
-                <w:lang w:val="en-US" w:eastAsia="zh-CN"/>
-              </w:rPr>
-              <w:t>#         './data/': 's3://openmmlab/datasets/detection/',</w:t>
-            </w:r>
-          </w:p>
-          <w:p>
-            <w:pPr>
-              <w:numPr>
-                <w:ilvl w:val="0"/>
-                <w:numId w:val="0"/>
-              </w:numPr>
-              <w:rPr>
-                <w:rFonts w:hint="default"/>
-                <w:vertAlign w:val="baseline"/>
-                <w:lang w:val="en-US" w:eastAsia="zh-CN"/>
-              </w:rPr>
-            </w:pPr>
-            <w:r>
-              <w:rPr>
-                <w:rFonts w:hint="default"/>
-                <w:vertAlign w:val="baseline"/>
-                <w:lang w:val="en-US" w:eastAsia="zh-CN"/>
-              </w:rPr>
-              <w:t>#         'data/': 's3://openmmlab/datasets/detection/'</w:t>
-            </w:r>
-          </w:p>
-          <w:p>
-            <w:pPr>
-              <w:numPr>
-                <w:ilvl w:val="0"/>
-                <w:numId w:val="0"/>
-              </w:numPr>
-              <w:rPr>
-                <w:rFonts w:hint="default"/>
-                <w:vertAlign w:val="baseline"/>
-                <w:lang w:val="en-US" w:eastAsia="zh-CN"/>
-              </w:rPr>
-            </w:pPr>
-            <w:r>
-              <w:rPr>
-                <w:rFonts w:hint="default"/>
-                <w:vertAlign w:val="baseline"/>
-                <w:lang w:val="en-US" w:eastAsia="zh-CN"/>
-              </w:rPr>
-              <w:t>#     }))</w:t>
-            </w:r>
-          </w:p>
-          <w:p>
-            <w:pPr>
-              <w:numPr>
-                <w:ilvl w:val="0"/>
-                <w:numId w:val="0"/>
-              </w:numPr>
-              <w:rPr>
-                <w:rFonts w:hint="default"/>
-                <w:vertAlign w:val="baseline"/>
-                <w:lang w:val="en-US" w:eastAsia="zh-CN"/>
-              </w:rPr>
-            </w:pPr>
-            <w:r>
-              <w:rPr>
-                <w:rFonts w:hint="default"/>
-                <w:vertAlign w:val="baseline"/>
-                <w:lang w:val="en-US" w:eastAsia="zh-CN"/>
-              </w:rPr>
-              <w:t>backend_args = None</w:t>
-            </w:r>
-          </w:p>
-          <w:p>
-            <w:pPr>
-              <w:numPr>
-                <w:ilvl w:val="0"/>
-                <w:numId w:val="0"/>
-              </w:numPr>
-              <w:rPr>
-                <w:rFonts w:hint="default"/>
-                <w:vertAlign w:val="baseline"/>
-                <w:lang w:val="en-US" w:eastAsia="zh-CN"/>
-              </w:rPr>
-            </w:pPr>
-          </w:p>
-          <w:p>
-            <w:pPr>
-              <w:numPr>
-                <w:ilvl w:val="0"/>
-                <w:numId w:val="0"/>
-              </w:numPr>
-              <w:rPr>
-                <w:rFonts w:hint="default"/>
-                <w:vertAlign w:val="baseline"/>
-                <w:lang w:val="en-US" w:eastAsia="zh-CN"/>
-              </w:rPr>
-            </w:pPr>
-            <w:r>
-              <w:rPr>
-                <w:rFonts w:hint="default"/>
-                <w:vertAlign w:val="baseline"/>
-                <w:lang w:val="en-US" w:eastAsia="zh-CN"/>
-              </w:rPr>
-              <w:t>train_pipeline = [</w:t>
-            </w:r>
-          </w:p>
-          <w:p>
-            <w:pPr>
-              <w:numPr>
-                <w:ilvl w:val="0"/>
-                <w:numId w:val="0"/>
-              </w:numPr>
-              <w:rPr>
-                <w:rFonts w:hint="default"/>
-                <w:vertAlign w:val="baseline"/>
-                <w:lang w:val="en-US" w:eastAsia="zh-CN"/>
-              </w:rPr>
-            </w:pPr>
-            <w:r>
-              <w:rPr>
-                <w:rFonts w:hint="default"/>
-                <w:vertAlign w:val="baseline"/>
-                <w:lang w:val="en-US" w:eastAsia="zh-CN"/>
-              </w:rPr>
-              <w:t xml:space="preserve">    dict(type='Mosaic', img_scale=img_scale, pad_val=114.0),</w:t>
-            </w:r>
-          </w:p>
-          <w:p>
-            <w:pPr>
-              <w:numPr>
-                <w:ilvl w:val="0"/>
-                <w:numId w:val="0"/>
-              </w:numPr>
-              <w:rPr>
-                <w:rFonts w:hint="default"/>
-                <w:vertAlign w:val="baseline"/>
-                <w:lang w:val="en-US" w:eastAsia="zh-CN"/>
-              </w:rPr>
-            </w:pPr>
-            <w:r>
-              <w:rPr>
-                <w:rFonts w:hint="default"/>
-                <w:vertAlign w:val="baseline"/>
-                <w:lang w:val="en-US" w:eastAsia="zh-CN"/>
-              </w:rPr>
-              <w:t xml:space="preserve">    dict(</w:t>
-            </w:r>
-          </w:p>
-          <w:p>
-            <w:pPr>
-              <w:numPr>
-                <w:ilvl w:val="0"/>
-                <w:numId w:val="0"/>
-              </w:numPr>
-              <w:rPr>
-                <w:rFonts w:hint="default"/>
-                <w:vertAlign w:val="baseline"/>
-                <w:lang w:val="en-US" w:eastAsia="zh-CN"/>
-              </w:rPr>
-            </w:pPr>
-            <w:r>
-              <w:rPr>
-                <w:rFonts w:hint="default"/>
-                <w:vertAlign w:val="baseline"/>
-                <w:lang w:val="en-US" w:eastAsia="zh-CN"/>
-              </w:rPr>
-              <w:t xml:space="preserve">        type='RandomAffine',</w:t>
-            </w:r>
-          </w:p>
-          <w:p>
-            <w:pPr>
-              <w:numPr>
-                <w:ilvl w:val="0"/>
-                <w:numId w:val="0"/>
-              </w:numPr>
-              <w:rPr>
-                <w:rFonts w:hint="default"/>
-                <w:vertAlign w:val="baseline"/>
-                <w:lang w:val="en-US" w:eastAsia="zh-CN"/>
-              </w:rPr>
-            </w:pPr>
-            <w:r>
-              <w:rPr>
-                <w:rFonts w:hint="default"/>
-                <w:vertAlign w:val="baseline"/>
-                <w:lang w:val="en-US" w:eastAsia="zh-CN"/>
-              </w:rPr>
-              <w:t xml:space="preserve">        scaling_ratio_range=(0.1, 2),</w:t>
-            </w:r>
-          </w:p>
-          <w:p>
-            <w:pPr>
-              <w:numPr>
-                <w:ilvl w:val="0"/>
-                <w:numId w:val="0"/>
-              </w:numPr>
-              <w:rPr>
-                <w:rFonts w:hint="default"/>
-                <w:vertAlign w:val="baseline"/>
-                <w:lang w:val="en-US" w:eastAsia="zh-CN"/>
-              </w:rPr>
-            </w:pPr>
-            <w:r>
-              <w:rPr>
-                <w:rFonts w:hint="default"/>
-                <w:vertAlign w:val="baseline"/>
-                <w:lang w:val="en-US" w:eastAsia="zh-CN"/>
-              </w:rPr>
-              <w:t xml:space="preserve">        # img_scale is (width, height)</w:t>
-            </w:r>
-          </w:p>
-          <w:p>
-            <w:pPr>
-              <w:numPr>
-                <w:ilvl w:val="0"/>
-                <w:numId w:val="0"/>
-              </w:numPr>
-              <w:rPr>
-                <w:rFonts w:hint="default"/>
-                <w:vertAlign w:val="baseline"/>
-                <w:lang w:val="en-US" w:eastAsia="zh-CN"/>
-              </w:rPr>
-            </w:pPr>
-            <w:r>
-              <w:rPr>
-                <w:rFonts w:hint="default"/>
-                <w:vertAlign w:val="baseline"/>
-                <w:lang w:val="en-US" w:eastAsia="zh-CN"/>
-              </w:rPr>
-              <w:t xml:space="preserve">        border=(-img_scale[0] // 2, -img_scale[1] // 2)),</w:t>
-            </w:r>
-          </w:p>
-          <w:p>
-            <w:pPr>
-              <w:numPr>
-                <w:ilvl w:val="0"/>
-                <w:numId w:val="0"/>
-              </w:numPr>
-              <w:rPr>
-                <w:rFonts w:hint="default"/>
-                <w:vertAlign w:val="baseline"/>
-                <w:lang w:val="en-US" w:eastAsia="zh-CN"/>
-              </w:rPr>
-            </w:pPr>
-            <w:r>
-              <w:rPr>
-                <w:rFonts w:hint="default"/>
-                <w:vertAlign w:val="baseline"/>
-                <w:lang w:val="en-US" w:eastAsia="zh-CN"/>
-              </w:rPr>
-              <w:t xml:space="preserve">    dict(</w:t>
-            </w:r>
-          </w:p>
-          <w:p>
-            <w:pPr>
-              <w:numPr>
-                <w:ilvl w:val="0"/>
-                <w:numId w:val="0"/>
-              </w:numPr>
-              <w:rPr>
-                <w:rFonts w:hint="default"/>
-                <w:vertAlign w:val="baseline"/>
-                <w:lang w:val="en-US" w:eastAsia="zh-CN"/>
-              </w:rPr>
-            </w:pPr>
-            <w:r>
-              <w:rPr>
-                <w:rFonts w:hint="default"/>
-                <w:vertAlign w:val="baseline"/>
-                <w:lang w:val="en-US" w:eastAsia="zh-CN"/>
-              </w:rPr>
-              <w:t xml:space="preserve">        type='MixUp',</w:t>
-            </w:r>
-          </w:p>
-          <w:p>
-            <w:pPr>
-              <w:numPr>
-                <w:ilvl w:val="0"/>
-                <w:numId w:val="0"/>
-              </w:numPr>
-              <w:rPr>
-                <w:rFonts w:hint="default"/>
-                <w:vertAlign w:val="baseline"/>
-                <w:lang w:val="en-US" w:eastAsia="zh-CN"/>
-              </w:rPr>
-            </w:pPr>
-            <w:r>
-              <w:rPr>
-                <w:rFonts w:hint="default"/>
-                <w:vertAlign w:val="baseline"/>
-                <w:lang w:val="en-US" w:eastAsia="zh-CN"/>
-              </w:rPr>
-              <w:t xml:space="preserve">        img_scale=img_scale,</w:t>
-            </w:r>
-          </w:p>
-          <w:p>
-            <w:pPr>
-              <w:numPr>
-                <w:ilvl w:val="0"/>
-                <w:numId w:val="0"/>
-              </w:numPr>
-              <w:rPr>
-                <w:rFonts w:hint="default"/>
-                <w:vertAlign w:val="baseline"/>
-                <w:lang w:val="en-US" w:eastAsia="zh-CN"/>
-              </w:rPr>
-            </w:pPr>
-            <w:r>
-              <w:rPr>
-                <w:rFonts w:hint="default"/>
-                <w:vertAlign w:val="baseline"/>
-                <w:lang w:val="en-US" w:eastAsia="zh-CN"/>
-              </w:rPr>
-              <w:t xml:space="preserve">        ratio_range=(0.8, 1.6),</w:t>
-            </w:r>
-          </w:p>
-          <w:p>
-            <w:pPr>
-              <w:numPr>
-                <w:ilvl w:val="0"/>
-                <w:numId w:val="0"/>
-              </w:numPr>
-              <w:rPr>
-                <w:rFonts w:hint="default"/>
-                <w:vertAlign w:val="baseline"/>
-                <w:lang w:val="en-US" w:eastAsia="zh-CN"/>
-              </w:rPr>
-            </w:pPr>
-            <w:r>
-              <w:rPr>
-                <w:rFonts w:hint="default"/>
-                <w:vertAlign w:val="baseline"/>
-                <w:lang w:val="en-US" w:eastAsia="zh-CN"/>
-              </w:rPr>
-              <w:t xml:space="preserve">        pad_val=114.0),</w:t>
-            </w:r>
-          </w:p>
-          <w:p>
-            <w:pPr>
-              <w:numPr>
-                <w:ilvl w:val="0"/>
-                <w:numId w:val="0"/>
-              </w:numPr>
-              <w:rPr>
-                <w:rFonts w:hint="default"/>
-                <w:vertAlign w:val="baseline"/>
-                <w:lang w:val="en-US" w:eastAsia="zh-CN"/>
-              </w:rPr>
-            </w:pPr>
-            <w:r>
-              <w:rPr>
-                <w:rFonts w:hint="default"/>
-                <w:vertAlign w:val="baseline"/>
-                <w:lang w:val="en-US" w:eastAsia="zh-CN"/>
-              </w:rPr>
-              <w:t xml:space="preserve">    dict(type='YOLOXHSVRandomAug'),</w:t>
-            </w:r>
-          </w:p>
-          <w:p>
-            <w:pPr>
-              <w:numPr>
-                <w:ilvl w:val="0"/>
-                <w:numId w:val="0"/>
-              </w:numPr>
-              <w:rPr>
-                <w:rFonts w:hint="default"/>
-                <w:vertAlign w:val="baseline"/>
-                <w:lang w:val="en-US" w:eastAsia="zh-CN"/>
-              </w:rPr>
-            </w:pPr>
-            <w:r>
-              <w:rPr>
-                <w:rFonts w:hint="default"/>
-                <w:vertAlign w:val="baseline"/>
-                <w:lang w:val="en-US" w:eastAsia="zh-CN"/>
-              </w:rPr>
-              <w:t xml:space="preserve">    dict(type='RandomFlip', prob=0.5),</w:t>
-            </w:r>
-          </w:p>
-          <w:p>
-            <w:pPr>
-              <w:numPr>
-                <w:ilvl w:val="0"/>
-                <w:numId w:val="0"/>
-              </w:numPr>
-              <w:rPr>
-                <w:rFonts w:hint="default"/>
-                <w:vertAlign w:val="baseline"/>
-                <w:lang w:val="en-US" w:eastAsia="zh-CN"/>
-              </w:rPr>
-            </w:pPr>
-            <w:r>
-              <w:rPr>
-                <w:rFonts w:hint="default"/>
-                <w:vertAlign w:val="baseline"/>
-                <w:lang w:val="en-US" w:eastAsia="zh-CN"/>
-              </w:rPr>
-              <w:t xml:space="preserve">    # According to the official implementation, multi-scale</w:t>
-            </w:r>
-          </w:p>
-          <w:p>
-            <w:pPr>
-              <w:numPr>
-                <w:ilvl w:val="0"/>
-                <w:numId w:val="0"/>
-              </w:numPr>
-              <w:rPr>
-                <w:rFonts w:hint="default"/>
-                <w:vertAlign w:val="baseline"/>
-                <w:lang w:val="en-US" w:eastAsia="zh-CN"/>
-              </w:rPr>
-            </w:pPr>
-            <w:r>
-              <w:rPr>
-                <w:rFonts w:hint="default"/>
-                <w:vertAlign w:val="baseline"/>
-                <w:lang w:val="en-US" w:eastAsia="zh-CN"/>
-              </w:rPr>
-              <w:t xml:space="preserve">    # training is not considered here but in the</w:t>
-            </w:r>
-          </w:p>
-          <w:p>
-            <w:pPr>
-              <w:numPr>
-                <w:ilvl w:val="0"/>
-                <w:numId w:val="0"/>
-              </w:numPr>
-              <w:rPr>
-                <w:rFonts w:hint="default"/>
-                <w:vertAlign w:val="baseline"/>
-                <w:lang w:val="en-US" w:eastAsia="zh-CN"/>
-              </w:rPr>
-            </w:pPr>
-            <w:r>
-              <w:rPr>
-                <w:rFonts w:hint="default"/>
-                <w:vertAlign w:val="baseline"/>
-                <w:lang w:val="en-US" w:eastAsia="zh-CN"/>
-              </w:rPr>
-              <w:t xml:space="preserve">    # 'mmdet/models/detectors/yolox.py'.</w:t>
-            </w:r>
-          </w:p>
-          <w:p>
-            <w:pPr>
-              <w:numPr>
-                <w:ilvl w:val="0"/>
-                <w:numId w:val="0"/>
-              </w:numPr>
-              <w:rPr>
-                <w:rFonts w:hint="default"/>
-                <w:vertAlign w:val="baseline"/>
-                <w:lang w:val="en-US" w:eastAsia="zh-CN"/>
-              </w:rPr>
-            </w:pPr>
-            <w:r>
-              <w:rPr>
-                <w:rFonts w:hint="default"/>
-                <w:vertAlign w:val="baseline"/>
-                <w:lang w:val="en-US" w:eastAsia="zh-CN"/>
-              </w:rPr>
-              <w:t xml:space="preserve">    # Resize and Pad are for the last 15 epochs when Mosaic,</w:t>
-            </w:r>
-          </w:p>
-          <w:p>
-            <w:pPr>
-              <w:numPr>
-                <w:ilvl w:val="0"/>
-                <w:numId w:val="0"/>
-              </w:numPr>
-              <w:rPr>
-                <w:rFonts w:hint="default"/>
-                <w:vertAlign w:val="baseline"/>
-                <w:lang w:val="en-US" w:eastAsia="zh-CN"/>
-              </w:rPr>
-            </w:pPr>
-            <w:r>
-              <w:rPr>
-                <w:rFonts w:hint="default"/>
-                <w:vertAlign w:val="baseline"/>
-                <w:lang w:val="en-US" w:eastAsia="zh-CN"/>
-              </w:rPr>
-              <w:t xml:space="preserve">    # RandomAffine, and MixUp are closed by YOLOXModeSwitchHook.</w:t>
-            </w:r>
-          </w:p>
-          <w:p>
-            <w:pPr>
-              <w:numPr>
-                <w:ilvl w:val="0"/>
-                <w:numId w:val="0"/>
-              </w:numPr>
-              <w:rPr>
-                <w:rFonts w:hint="default"/>
-                <w:vertAlign w:val="baseline"/>
-                <w:lang w:val="en-US" w:eastAsia="zh-CN"/>
-              </w:rPr>
-            </w:pPr>
-            <w:r>
-              <w:rPr>
-                <w:rFonts w:hint="default"/>
-                <w:vertAlign w:val="baseline"/>
-                <w:lang w:val="en-US" w:eastAsia="zh-CN"/>
-              </w:rPr>
-              <w:t xml:space="preserve">    dict(type='Resize', scale=img_scale, keep_ratio=True),</w:t>
-            </w:r>
-          </w:p>
-          <w:p>
-            <w:pPr>
-              <w:numPr>
-                <w:ilvl w:val="0"/>
-                <w:numId w:val="0"/>
-              </w:numPr>
-              <w:rPr>
-                <w:rFonts w:hint="default"/>
-                <w:vertAlign w:val="baseline"/>
-                <w:lang w:val="en-US" w:eastAsia="zh-CN"/>
-              </w:rPr>
-            </w:pPr>
-            <w:r>
-              <w:rPr>
-                <w:rFonts w:hint="default"/>
-                <w:vertAlign w:val="baseline"/>
-                <w:lang w:val="en-US" w:eastAsia="zh-CN"/>
-              </w:rPr>
-              <w:t xml:space="preserve">    dict(</w:t>
-            </w:r>
-          </w:p>
-          <w:p>
-            <w:pPr>
-              <w:numPr>
-                <w:ilvl w:val="0"/>
-                <w:numId w:val="0"/>
-              </w:numPr>
-              <w:rPr>
-                <w:rFonts w:hint="default"/>
-                <w:vertAlign w:val="baseline"/>
-                <w:lang w:val="en-US" w:eastAsia="zh-CN"/>
-              </w:rPr>
-            </w:pPr>
-            <w:r>
-              <w:rPr>
-                <w:rFonts w:hint="default"/>
-                <w:vertAlign w:val="baseline"/>
-                <w:lang w:val="en-US" w:eastAsia="zh-CN"/>
-              </w:rPr>
-              <w:t xml:space="preserve">        type='Pad',</w:t>
-            </w:r>
-          </w:p>
-          <w:p>
-            <w:pPr>
-              <w:numPr>
-                <w:ilvl w:val="0"/>
-                <w:numId w:val="0"/>
-              </w:numPr>
-              <w:rPr>
-                <w:rFonts w:hint="default"/>
-                <w:vertAlign w:val="baseline"/>
-                <w:lang w:val="en-US" w:eastAsia="zh-CN"/>
-              </w:rPr>
-            </w:pPr>
-            <w:r>
-              <w:rPr>
-                <w:rFonts w:hint="default"/>
-                <w:vertAlign w:val="baseline"/>
-                <w:lang w:val="en-US" w:eastAsia="zh-CN"/>
-              </w:rPr>
-              <w:t xml:space="preserve">        pad_to_square=True,</w:t>
-            </w:r>
-          </w:p>
-          <w:p>
-            <w:pPr>
-              <w:numPr>
-                <w:ilvl w:val="0"/>
-                <w:numId w:val="0"/>
-              </w:numPr>
-              <w:rPr>
-                <w:rFonts w:hint="default"/>
-                <w:vertAlign w:val="baseline"/>
-                <w:lang w:val="en-US" w:eastAsia="zh-CN"/>
-              </w:rPr>
-            </w:pPr>
-            <w:r>
-              <w:rPr>
-                <w:rFonts w:hint="default"/>
-                <w:vertAlign w:val="baseline"/>
-                <w:lang w:val="en-US" w:eastAsia="zh-CN"/>
-              </w:rPr>
-              <w:t xml:space="preserve">        # If the image is three-channel, the pad value needs</w:t>
-            </w:r>
-          </w:p>
-          <w:p>
-            <w:pPr>
-              <w:numPr>
-                <w:ilvl w:val="0"/>
-                <w:numId w:val="0"/>
-              </w:numPr>
-              <w:rPr>
-                <w:rFonts w:hint="default"/>
-                <w:vertAlign w:val="baseline"/>
-                <w:lang w:val="en-US" w:eastAsia="zh-CN"/>
-              </w:rPr>
-            </w:pPr>
-            <w:r>
-              <w:rPr>
-                <w:rFonts w:hint="default"/>
-                <w:vertAlign w:val="baseline"/>
-                <w:lang w:val="en-US" w:eastAsia="zh-CN"/>
-              </w:rPr>
-              <w:t xml:space="preserve">        # to be set separately for each channel.</w:t>
-            </w:r>
-          </w:p>
-          <w:p>
-            <w:pPr>
-              <w:numPr>
-                <w:ilvl w:val="0"/>
-                <w:numId w:val="0"/>
-              </w:numPr>
-              <w:rPr>
-                <w:rFonts w:hint="default"/>
-                <w:vertAlign w:val="baseline"/>
-                <w:lang w:val="en-US" w:eastAsia="zh-CN"/>
-              </w:rPr>
-            </w:pPr>
-            <w:r>
-              <w:rPr>
-                <w:rFonts w:hint="default"/>
-                <w:vertAlign w:val="baseline"/>
-                <w:lang w:val="en-US" w:eastAsia="zh-CN"/>
-              </w:rPr>
-              <w:t xml:space="preserve">        pad_val=dict(img=(114.0, 114.0, 114.0))),</w:t>
-            </w:r>
-          </w:p>
-          <w:p>
-            <w:pPr>
-              <w:numPr>
-                <w:ilvl w:val="0"/>
-                <w:numId w:val="0"/>
-              </w:numPr>
-              <w:rPr>
-                <w:rFonts w:hint="default"/>
-                <w:vertAlign w:val="baseline"/>
-                <w:lang w:val="en-US" w:eastAsia="zh-CN"/>
-              </w:rPr>
-            </w:pPr>
-            <w:r>
-              <w:rPr>
-                <w:rFonts w:hint="default"/>
-                <w:vertAlign w:val="baseline"/>
-                <w:lang w:val="en-US" w:eastAsia="zh-CN"/>
-              </w:rPr>
-              <w:t xml:space="preserve">    dict(type='FilterAnnotations', min_gt_bbox_wh=(1, 1), keep_empty=False),</w:t>
-            </w:r>
-          </w:p>
-          <w:p>
-            <w:pPr>
-              <w:numPr>
-                <w:ilvl w:val="0"/>
-                <w:numId w:val="0"/>
-              </w:numPr>
-              <w:rPr>
-                <w:rFonts w:hint="default"/>
-                <w:vertAlign w:val="baseline"/>
-                <w:lang w:val="en-US" w:eastAsia="zh-CN"/>
-              </w:rPr>
-            </w:pPr>
-            <w:r>
-              <w:rPr>
-                <w:rFonts w:hint="default"/>
-                <w:vertAlign w:val="baseline"/>
-                <w:lang w:val="en-US" w:eastAsia="zh-CN"/>
-              </w:rPr>
-              <w:t xml:space="preserve">    dict(type='PackDetInputs')</w:t>
+              <w:t>test_pipeline = [</w:t>
+            </w:r>
+          </w:p>
+          <w:p>
+            <w:pPr>
+              <w:numPr>
+                <w:ilvl w:val="0"/>
+                <w:numId w:val="0"/>
+              </w:numPr>
+              <w:rPr>
+                <w:rFonts w:hint="default"/>
+                <w:vertAlign w:val="baseline"/>
+                <w:lang w:val="en-US" w:eastAsia="zh-CN"/>
+              </w:rPr>
+            </w:pPr>
+            <w:r>
+              <w:rPr>
+                <w:rFonts w:hint="default"/>
+                <w:vertAlign w:val="baseline"/>
+                <w:lang w:val="en-US" w:eastAsia="zh-CN"/>
+              </w:rPr>
+              <w:t xml:space="preserve">    dict(type='LoadImageFromFile', backend_args=backend_args),</w:t>
+            </w:r>
+          </w:p>
+          <w:p>
+            <w:pPr>
+              <w:numPr>
+                <w:ilvl w:val="0"/>
+                <w:numId w:val="0"/>
+              </w:numPr>
+              <w:rPr>
+                <w:rFonts w:hint="default"/>
+                <w:vertAlign w:val="baseline"/>
+                <w:lang w:val="en-US" w:eastAsia="zh-CN"/>
+              </w:rPr>
+            </w:pPr>
+            <w:r>
+              <w:rPr>
+                <w:rFonts w:hint="default"/>
+                <w:vertAlign w:val="baseline"/>
+                <w:lang w:val="en-US" w:eastAsia="zh-CN"/>
+              </w:rPr>
+              <w:t xml:space="preserve">    dict(type='Resize', scale=(640, 640), keep_ratio=True),</w:t>
+            </w:r>
+          </w:p>
+          <w:p>
+            <w:pPr>
+              <w:numPr>
+                <w:ilvl w:val="0"/>
+                <w:numId w:val="0"/>
+              </w:numPr>
+              <w:rPr>
+                <w:rFonts w:hint="default"/>
+                <w:vertAlign w:val="baseline"/>
+                <w:lang w:val="en-US" w:eastAsia="zh-CN"/>
+              </w:rPr>
+            </w:pPr>
+            <w:r>
+              <w:rPr>
+                <w:rFonts w:hint="default"/>
+                <w:vertAlign w:val="baseline"/>
+                <w:lang w:val="en-US" w:eastAsia="zh-CN"/>
+              </w:rPr>
+              <w:t xml:space="preserve">    dict(type='Pad', pad_to_square=True, pad_val=dict(img=(114.0, 114.0, 114.0))),</w:t>
+            </w:r>
+          </w:p>
+          <w:p>
+            <w:pPr>
+              <w:numPr>
+                <w:ilvl w:val="0"/>
+                <w:numId w:val="0"/>
+              </w:numPr>
+              <w:rPr>
+                <w:rFonts w:hint="default"/>
+                <w:vertAlign w:val="baseline"/>
+                <w:lang w:val="en-US" w:eastAsia="zh-CN"/>
+              </w:rPr>
+            </w:pPr>
+            <w:r>
+              <w:rPr>
+                <w:rFonts w:hint="default"/>
+                <w:vertAlign w:val="baseline"/>
+                <w:lang w:val="en-US" w:eastAsia="zh-CN"/>
+              </w:rPr>
+              <w:t xml:space="preserve">    dict(type='LoadAnnotations', with_bbox=True),</w:t>
+            </w:r>
+          </w:p>
+          <w:p>
+            <w:pPr>
+              <w:numPr>
+                <w:ilvl w:val="0"/>
+                <w:numId w:val="0"/>
+              </w:numPr>
+              <w:rPr>
+                <w:rFonts w:hint="default"/>
+                <w:vertAlign w:val="baseline"/>
+                <w:lang w:val="en-US" w:eastAsia="zh-CN"/>
+              </w:rPr>
+            </w:pPr>
+            <w:r>
+              <w:rPr>
+                <w:rFonts w:hint="default"/>
+                <w:vertAlign w:val="baseline"/>
+                <w:lang w:val="en-US" w:eastAsia="zh-CN"/>
+              </w:rPr>
+              <w:t xml:space="preserve">    dict(type='PackDetInputs', meta_keys=('img_id', 'img_path', 'ori_shape', 'img_shape', 'scale_factor'))</w:t>
             </w:r>
           </w:p>
           <w:p>
@@ -7030,49 +6911,112 @@
                 <w:vertAlign w:val="baseline"/>
                 <w:lang w:val="en-US" w:eastAsia="zh-CN"/>
               </w:rPr>
-              <w:t>train_dataset = dict(</w:t>
-            </w:r>
-          </w:p>
-          <w:p>
-            <w:pPr>
-              <w:numPr>
-                <w:ilvl w:val="0"/>
-                <w:numId w:val="0"/>
-              </w:numPr>
-              <w:rPr>
-                <w:rFonts w:hint="default"/>
-                <w:vertAlign w:val="baseline"/>
-                <w:lang w:val="en-US" w:eastAsia="zh-CN"/>
-              </w:rPr>
-            </w:pPr>
-            <w:r>
-              <w:rPr>
-                <w:rFonts w:hint="default"/>
-                <w:vertAlign w:val="baseline"/>
-                <w:lang w:val="en-US" w:eastAsia="zh-CN"/>
-              </w:rPr>
-              <w:t xml:space="preserve">    # use MultiImageMixDataset wrapper to support mosaic and mixup</w:t>
-            </w:r>
-          </w:p>
-          <w:p>
-            <w:pPr>
-              <w:numPr>
-                <w:ilvl w:val="0"/>
-                <w:numId w:val="0"/>
-              </w:numPr>
-              <w:rPr>
-                <w:rFonts w:hint="default"/>
-                <w:vertAlign w:val="baseline"/>
-                <w:lang w:val="en-US" w:eastAsia="zh-CN"/>
-              </w:rPr>
-            </w:pPr>
-            <w:r>
-              <w:rPr>
-                <w:rFonts w:hint="default"/>
-                <w:vertAlign w:val="baseline"/>
-                <w:lang w:val="en-US" w:eastAsia="zh-CN"/>
-              </w:rPr>
-              <w:t xml:space="preserve">    type='MultiImageMixDataset',</w:t>
+              <w:t># 直接使用 CocoDataset，不经过 MultiImageMixDataset</w:t>
+            </w:r>
+          </w:p>
+          <w:p>
+            <w:pPr>
+              <w:numPr>
+                <w:ilvl w:val="0"/>
+                <w:numId w:val="0"/>
+              </w:numPr>
+              <w:rPr>
+                <w:rFonts w:hint="default"/>
+                <w:vertAlign w:val="baseline"/>
+                <w:lang w:val="en-US" w:eastAsia="zh-CN"/>
+              </w:rPr>
+            </w:pPr>
+            <w:r>
+              <w:rPr>
+                <w:rFonts w:hint="default"/>
+                <w:vertAlign w:val="baseline"/>
+                <w:lang w:val="en-US" w:eastAsia="zh-CN"/>
+              </w:rPr>
+              <w:t>train_dataloader = dict(</w:t>
+            </w:r>
+          </w:p>
+          <w:p>
+            <w:pPr>
+              <w:numPr>
+                <w:ilvl w:val="0"/>
+                <w:numId w:val="0"/>
+              </w:numPr>
+              <w:rPr>
+                <w:rFonts w:hint="default"/>
+                <w:vertAlign w:val="baseline"/>
+                <w:lang w:val="en-US" w:eastAsia="zh-CN"/>
+              </w:rPr>
+            </w:pPr>
+            <w:r>
+              <w:rPr>
+                <w:rFonts w:hint="default"/>
+                <w:vertAlign w:val="baseline"/>
+                <w:lang w:val="en-US" w:eastAsia="zh-CN"/>
+              </w:rPr>
+              <w:t xml:space="preserve">    batch_size=8,</w:t>
+            </w:r>
+          </w:p>
+          <w:p>
+            <w:pPr>
+              <w:numPr>
+                <w:ilvl w:val="0"/>
+                <w:numId w:val="0"/>
+              </w:numPr>
+              <w:rPr>
+                <w:rFonts w:hint="default"/>
+                <w:vertAlign w:val="baseline"/>
+                <w:lang w:val="en-US" w:eastAsia="zh-CN"/>
+              </w:rPr>
+            </w:pPr>
+            <w:r>
+              <w:rPr>
+                <w:rFonts w:hint="default"/>
+                <w:vertAlign w:val="baseline"/>
+                <w:lang w:val="en-US" w:eastAsia="zh-CN"/>
+              </w:rPr>
+              <w:t xml:space="preserve">    num_workers=4,</w:t>
+            </w:r>
+          </w:p>
+          <w:p>
+            <w:pPr>
+              <w:numPr>
+                <w:ilvl w:val="0"/>
+                <w:numId w:val="0"/>
+              </w:numPr>
+              <w:rPr>
+                <w:rFonts w:hint="default"/>
+                <w:vertAlign w:val="baseline"/>
+                <w:lang w:val="en-US" w:eastAsia="zh-CN"/>
+              </w:rPr>
+            </w:pPr>
+            <w:r>
+              <w:rPr>
+                <w:rFonts w:hint="default"/>
+                <w:vertAlign w:val="baseline"/>
+                <w:lang w:val="en-US" w:eastAsia="zh-CN"/>
+              </w:rPr>
+              <w:t xml:space="preserve">    persistent_workers=True,</w:t>
+            </w:r>
+          </w:p>
+          <w:p>
+            <w:pPr>
+              <w:numPr>
+                <w:ilvl w:val="0"/>
+                <w:numId w:val="0"/>
+              </w:numPr>
+              <w:rPr>
+                <w:rFonts w:hint="default"/>
+                <w:vertAlign w:val="baseline"/>
+                <w:lang w:val="en-US" w:eastAsia="zh-CN"/>
+              </w:rPr>
+            </w:pPr>
+            <w:r>
+              <w:rPr>
+                <w:rFonts w:hint="default"/>
+                <w:vertAlign w:val="baseline"/>
+                <w:lang w:val="en-US" w:eastAsia="zh-CN"/>
+              </w:rPr>
+              <w:t xml:space="preserve">    sampler=dict(type='DefaultSampler', shuffle=True),</w:t>
             </w:r>
           </w:p>
           <w:p>
@@ -7198,70 +7142,7 @@
                 <w:vertAlign w:val="baseline"/>
                 <w:lang w:val="en-US" w:eastAsia="zh-CN"/>
               </w:rPr>
-              <w:t xml:space="preserve">        pipeline=[</w:t>
-            </w:r>
-          </w:p>
-          <w:p>
-            <w:pPr>
-              <w:numPr>
-                <w:ilvl w:val="0"/>
-                <w:numId w:val="0"/>
-              </w:numPr>
-              <w:rPr>
-                <w:rFonts w:hint="default"/>
-                <w:vertAlign w:val="baseline"/>
-                <w:lang w:val="en-US" w:eastAsia="zh-CN"/>
-              </w:rPr>
-            </w:pPr>
-            <w:r>
-              <w:rPr>
-                <w:rFonts w:hint="default"/>
-                <w:vertAlign w:val="baseline"/>
-                <w:lang w:val="en-US" w:eastAsia="zh-CN"/>
-              </w:rPr>
-              <w:t xml:space="preserve">            dict(type='LoadImageFromFile', backend_args=backend_args),</w:t>
-            </w:r>
-          </w:p>
-          <w:p>
-            <w:pPr>
-              <w:numPr>
-                <w:ilvl w:val="0"/>
-                <w:numId w:val="0"/>
-              </w:numPr>
-              <w:rPr>
-                <w:rFonts w:hint="default"/>
-                <w:vertAlign w:val="baseline"/>
-                <w:lang w:val="en-US" w:eastAsia="zh-CN"/>
-              </w:rPr>
-            </w:pPr>
-            <w:r>
-              <w:rPr>
-                <w:rFonts w:hint="default"/>
-                <w:vertAlign w:val="baseline"/>
-                <w:lang w:val="en-US" w:eastAsia="zh-CN"/>
-              </w:rPr>
-              <w:t xml:space="preserve">            dict(type='LoadAnnotations', with_bbox=True)</w:t>
-            </w:r>
-          </w:p>
-          <w:p>
-            <w:pPr>
-              <w:numPr>
-                <w:ilvl w:val="0"/>
-                <w:numId w:val="0"/>
-              </w:numPr>
-              <w:rPr>
-                <w:rFonts w:hint="default"/>
-                <w:vertAlign w:val="baseline"/>
-                <w:lang w:val="en-US" w:eastAsia="zh-CN"/>
-              </w:rPr>
-            </w:pPr>
-            <w:r>
-              <w:rPr>
-                <w:rFonts w:hint="default"/>
-                <w:vertAlign w:val="baseline"/>
-                <w:lang w:val="en-US" w:eastAsia="zh-CN"/>
-              </w:rPr>
-              <w:t xml:space="preserve">        ],</w:t>
+              <w:t xml:space="preserve">        metainfo=metainfo,  # 关键！强制类别映射</w:t>
             </w:r>
           </w:p>
           <w:p>
@@ -7303,293 +7184,925 @@
                 <w:vertAlign w:val="baseline"/>
                 <w:lang w:val="en-US" w:eastAsia="zh-CN"/>
               </w:rPr>
-              <w:t xml:space="preserve">        backend_args=backend_args),</w:t>
-            </w:r>
-          </w:p>
-          <w:p>
-            <w:pPr>
-              <w:numPr>
-                <w:ilvl w:val="0"/>
-                <w:numId w:val="0"/>
-              </w:numPr>
-              <w:rPr>
-                <w:rFonts w:hint="default"/>
-                <w:vertAlign w:val="baseline"/>
-                <w:lang w:val="en-US" w:eastAsia="zh-CN"/>
-              </w:rPr>
-            </w:pPr>
-            <w:r>
-              <w:rPr>
-                <w:rFonts w:hint="default"/>
-                <w:vertAlign w:val="baseline"/>
-                <w:lang w:val="en-US" w:eastAsia="zh-CN"/>
-              </w:rPr>
-              <w:t xml:space="preserve">    pipeline=train_pipeline)</w:t>
-            </w:r>
-          </w:p>
-          <w:p>
-            <w:pPr>
-              <w:numPr>
-                <w:ilvl w:val="0"/>
-                <w:numId w:val="0"/>
-              </w:numPr>
-              <w:rPr>
-                <w:rFonts w:hint="default"/>
-                <w:vertAlign w:val="baseline"/>
-                <w:lang w:val="en-US" w:eastAsia="zh-CN"/>
-              </w:rPr>
-            </w:pPr>
-          </w:p>
-          <w:p>
-            <w:pPr>
-              <w:numPr>
-                <w:ilvl w:val="0"/>
-                <w:numId w:val="0"/>
-              </w:numPr>
-              <w:rPr>
-                <w:rFonts w:hint="default"/>
-                <w:vertAlign w:val="baseline"/>
-                <w:lang w:val="en-US" w:eastAsia="zh-CN"/>
-              </w:rPr>
-            </w:pPr>
-            <w:r>
-              <w:rPr>
-                <w:rFonts w:hint="default"/>
-                <w:vertAlign w:val="baseline"/>
-                <w:lang w:val="en-US" w:eastAsia="zh-CN"/>
-              </w:rPr>
-              <w:t>test_pipeline = [</w:t>
-            </w:r>
-          </w:p>
-          <w:p>
-            <w:pPr>
-              <w:numPr>
-                <w:ilvl w:val="0"/>
-                <w:numId w:val="0"/>
-              </w:numPr>
-              <w:rPr>
-                <w:rFonts w:hint="default"/>
-                <w:vertAlign w:val="baseline"/>
-                <w:lang w:val="en-US" w:eastAsia="zh-CN"/>
-              </w:rPr>
-            </w:pPr>
-            <w:r>
-              <w:rPr>
-                <w:rFonts w:hint="default"/>
-                <w:vertAlign w:val="baseline"/>
-                <w:lang w:val="en-US" w:eastAsia="zh-CN"/>
-              </w:rPr>
-              <w:t xml:space="preserve">    dict(type='LoadImageFromFile', backend_args=backend_args),</w:t>
-            </w:r>
-          </w:p>
-          <w:p>
-            <w:pPr>
-              <w:numPr>
-                <w:ilvl w:val="0"/>
-                <w:numId w:val="0"/>
-              </w:numPr>
-              <w:rPr>
-                <w:rFonts w:hint="default"/>
-                <w:vertAlign w:val="baseline"/>
-                <w:lang w:val="en-US" w:eastAsia="zh-CN"/>
-              </w:rPr>
-            </w:pPr>
-            <w:r>
-              <w:rPr>
-                <w:rFonts w:hint="default"/>
-                <w:vertAlign w:val="baseline"/>
-                <w:lang w:val="en-US" w:eastAsia="zh-CN"/>
-              </w:rPr>
-              <w:t xml:space="preserve">    dict(type='Resize', scale=img_scale, keep_ratio=True),</w:t>
-            </w:r>
-          </w:p>
-          <w:p>
-            <w:pPr>
-              <w:numPr>
-                <w:ilvl w:val="0"/>
-                <w:numId w:val="0"/>
-              </w:numPr>
-              <w:rPr>
-                <w:rFonts w:hint="default"/>
-                <w:vertAlign w:val="baseline"/>
-                <w:lang w:val="en-US" w:eastAsia="zh-CN"/>
-              </w:rPr>
-            </w:pPr>
-            <w:r>
-              <w:rPr>
-                <w:rFonts w:hint="default"/>
-                <w:vertAlign w:val="baseline"/>
-                <w:lang w:val="en-US" w:eastAsia="zh-CN"/>
-              </w:rPr>
-              <w:t xml:space="preserve">    dict(</w:t>
-            </w:r>
-          </w:p>
-          <w:p>
-            <w:pPr>
-              <w:numPr>
-                <w:ilvl w:val="0"/>
-                <w:numId w:val="0"/>
-              </w:numPr>
-              <w:rPr>
-                <w:rFonts w:hint="default"/>
-                <w:vertAlign w:val="baseline"/>
-                <w:lang w:val="en-US" w:eastAsia="zh-CN"/>
-              </w:rPr>
-            </w:pPr>
-            <w:r>
-              <w:rPr>
-                <w:rFonts w:hint="default"/>
-                <w:vertAlign w:val="baseline"/>
-                <w:lang w:val="en-US" w:eastAsia="zh-CN"/>
-              </w:rPr>
-              <w:t xml:space="preserve">        type='Pad',</w:t>
-            </w:r>
-          </w:p>
-          <w:p>
-            <w:pPr>
-              <w:numPr>
-                <w:ilvl w:val="0"/>
-                <w:numId w:val="0"/>
-              </w:numPr>
-              <w:rPr>
-                <w:rFonts w:hint="default"/>
-                <w:vertAlign w:val="baseline"/>
-                <w:lang w:val="en-US" w:eastAsia="zh-CN"/>
-              </w:rPr>
-            </w:pPr>
-            <w:r>
-              <w:rPr>
-                <w:rFonts w:hint="default"/>
-                <w:vertAlign w:val="baseline"/>
-                <w:lang w:val="en-US" w:eastAsia="zh-CN"/>
-              </w:rPr>
-              <w:t xml:space="preserve">        pad_to_square=True,</w:t>
-            </w:r>
-          </w:p>
-          <w:p>
-            <w:pPr>
-              <w:numPr>
-                <w:ilvl w:val="0"/>
-                <w:numId w:val="0"/>
-              </w:numPr>
-              <w:rPr>
-                <w:rFonts w:hint="default"/>
-                <w:vertAlign w:val="baseline"/>
-                <w:lang w:val="en-US" w:eastAsia="zh-CN"/>
-              </w:rPr>
-            </w:pPr>
-            <w:r>
-              <w:rPr>
-                <w:rFonts w:hint="default"/>
-                <w:vertAlign w:val="baseline"/>
-                <w:lang w:val="en-US" w:eastAsia="zh-CN"/>
-              </w:rPr>
-              <w:t xml:space="preserve">        pad_val=dict(img=(114.0, 114.0, 114.0))),</w:t>
-            </w:r>
-          </w:p>
-          <w:p>
-            <w:pPr>
-              <w:numPr>
-                <w:ilvl w:val="0"/>
-                <w:numId w:val="0"/>
-              </w:numPr>
-              <w:rPr>
-                <w:rFonts w:hint="default"/>
-                <w:vertAlign w:val="baseline"/>
-                <w:lang w:val="en-US" w:eastAsia="zh-CN"/>
-              </w:rPr>
-            </w:pPr>
-            <w:r>
-              <w:rPr>
-                <w:rFonts w:hint="default"/>
-                <w:vertAlign w:val="baseline"/>
-                <w:lang w:val="en-US" w:eastAsia="zh-CN"/>
-              </w:rPr>
-              <w:t xml:space="preserve">    dict(type='LoadAnnotations', with_bbox=True),</w:t>
-            </w:r>
-          </w:p>
-          <w:p>
-            <w:pPr>
-              <w:numPr>
-                <w:ilvl w:val="0"/>
-                <w:numId w:val="0"/>
-              </w:numPr>
-              <w:rPr>
-                <w:rFonts w:hint="default"/>
-                <w:vertAlign w:val="baseline"/>
-                <w:lang w:val="en-US" w:eastAsia="zh-CN"/>
-              </w:rPr>
-            </w:pPr>
-            <w:r>
-              <w:rPr>
-                <w:rFonts w:hint="default"/>
-                <w:vertAlign w:val="baseline"/>
-                <w:lang w:val="en-US" w:eastAsia="zh-CN"/>
-              </w:rPr>
-              <w:t xml:space="preserve">    dict(</w:t>
-            </w:r>
-          </w:p>
-          <w:p>
-            <w:pPr>
-              <w:numPr>
-                <w:ilvl w:val="0"/>
-                <w:numId w:val="0"/>
-              </w:numPr>
-              <w:rPr>
-                <w:rFonts w:hint="default"/>
-                <w:vertAlign w:val="baseline"/>
-                <w:lang w:val="en-US" w:eastAsia="zh-CN"/>
-              </w:rPr>
-            </w:pPr>
-            <w:r>
-              <w:rPr>
-                <w:rFonts w:hint="default"/>
-                <w:vertAlign w:val="baseline"/>
-                <w:lang w:val="en-US" w:eastAsia="zh-CN"/>
-              </w:rPr>
-              <w:t xml:space="preserve">        type='PackDetInputs',</w:t>
-            </w:r>
-          </w:p>
-          <w:p>
-            <w:pPr>
-              <w:numPr>
-                <w:ilvl w:val="0"/>
-                <w:numId w:val="0"/>
-              </w:numPr>
-              <w:rPr>
-                <w:rFonts w:hint="default"/>
-                <w:vertAlign w:val="baseline"/>
-                <w:lang w:val="en-US" w:eastAsia="zh-CN"/>
-              </w:rPr>
-            </w:pPr>
-            <w:r>
-              <w:rPr>
-                <w:rFonts w:hint="default"/>
-                <w:vertAlign w:val="baseline"/>
-                <w:lang w:val="en-US" w:eastAsia="zh-CN"/>
-              </w:rPr>
-              <w:t xml:space="preserve">        meta_keys=('img_id', 'img_path', 'ori_shape', 'img_shape',</w:t>
-            </w:r>
-          </w:p>
-          <w:p>
-            <w:pPr>
-              <w:numPr>
-                <w:ilvl w:val="0"/>
-                <w:numId w:val="0"/>
-              </w:numPr>
-              <w:rPr>
-                <w:rFonts w:hint="default"/>
-                <w:vertAlign w:val="baseline"/>
-                <w:lang w:val="en-US" w:eastAsia="zh-CN"/>
-              </w:rPr>
-            </w:pPr>
-            <w:r>
-              <w:rPr>
-                <w:rFonts w:hint="default"/>
-                <w:vertAlign w:val="baseline"/>
-                <w:lang w:val="en-US" w:eastAsia="zh-CN"/>
-              </w:rPr>
-              <w:t xml:space="preserve">                   'scale_factor'))</w:t>
+              <w:t xml:space="preserve">        pipeline=train_pipeline,</w:t>
+            </w:r>
+          </w:p>
+          <w:p>
+            <w:pPr>
+              <w:numPr>
+                <w:ilvl w:val="0"/>
+                <w:numId w:val="0"/>
+              </w:numPr>
+              <w:rPr>
+                <w:rFonts w:hint="default"/>
+                <w:vertAlign w:val="baseline"/>
+                <w:lang w:val="en-US" w:eastAsia="zh-CN"/>
+              </w:rPr>
+            </w:pPr>
+            <w:r>
+              <w:rPr>
+                <w:rFonts w:hint="default"/>
+                <w:vertAlign w:val="baseline"/>
+                <w:lang w:val="en-US" w:eastAsia="zh-CN"/>
+              </w:rPr>
+              <w:t xml:space="preserve">        backend_args=backend_args))</w:t>
+            </w:r>
+          </w:p>
+          <w:p>
+            <w:pPr>
+              <w:numPr>
+                <w:ilvl w:val="0"/>
+                <w:numId w:val="0"/>
+              </w:numPr>
+              <w:rPr>
+                <w:rFonts w:hint="default"/>
+                <w:vertAlign w:val="baseline"/>
+                <w:lang w:val="en-US" w:eastAsia="zh-CN"/>
+              </w:rPr>
+            </w:pPr>
+          </w:p>
+          <w:p>
+            <w:pPr>
+              <w:numPr>
+                <w:ilvl w:val="0"/>
+                <w:numId w:val="0"/>
+              </w:numPr>
+              <w:rPr>
+                <w:rFonts w:hint="default"/>
+                <w:vertAlign w:val="baseline"/>
+                <w:lang w:val="en-US" w:eastAsia="zh-CN"/>
+              </w:rPr>
+            </w:pPr>
+            <w:r>
+              <w:rPr>
+                <w:rFonts w:hint="default"/>
+                <w:vertAlign w:val="baseline"/>
+                <w:lang w:val="en-US" w:eastAsia="zh-CN"/>
+              </w:rPr>
+              <w:t>val_dataloader = dict(</w:t>
+            </w:r>
+          </w:p>
+          <w:p>
+            <w:pPr>
+              <w:numPr>
+                <w:ilvl w:val="0"/>
+                <w:numId w:val="0"/>
+              </w:numPr>
+              <w:rPr>
+                <w:rFonts w:hint="default"/>
+                <w:vertAlign w:val="baseline"/>
+                <w:lang w:val="en-US" w:eastAsia="zh-CN"/>
+              </w:rPr>
+            </w:pPr>
+            <w:r>
+              <w:rPr>
+                <w:rFonts w:hint="default"/>
+                <w:vertAlign w:val="baseline"/>
+                <w:lang w:val="en-US" w:eastAsia="zh-CN"/>
+              </w:rPr>
+              <w:t xml:space="preserve">    batch_size=8,</w:t>
+            </w:r>
+          </w:p>
+          <w:p>
+            <w:pPr>
+              <w:numPr>
+                <w:ilvl w:val="0"/>
+                <w:numId w:val="0"/>
+              </w:numPr>
+              <w:rPr>
+                <w:rFonts w:hint="default"/>
+                <w:vertAlign w:val="baseline"/>
+                <w:lang w:val="en-US" w:eastAsia="zh-CN"/>
+              </w:rPr>
+            </w:pPr>
+            <w:r>
+              <w:rPr>
+                <w:rFonts w:hint="default"/>
+                <w:vertAlign w:val="baseline"/>
+                <w:lang w:val="en-US" w:eastAsia="zh-CN"/>
+              </w:rPr>
+              <w:t xml:space="preserve">    num_workers=4,</w:t>
+            </w:r>
+          </w:p>
+          <w:p>
+            <w:pPr>
+              <w:numPr>
+                <w:ilvl w:val="0"/>
+                <w:numId w:val="0"/>
+              </w:numPr>
+              <w:rPr>
+                <w:rFonts w:hint="default"/>
+                <w:vertAlign w:val="baseline"/>
+                <w:lang w:val="en-US" w:eastAsia="zh-CN"/>
+              </w:rPr>
+            </w:pPr>
+            <w:r>
+              <w:rPr>
+                <w:rFonts w:hint="default"/>
+                <w:vertAlign w:val="baseline"/>
+                <w:lang w:val="en-US" w:eastAsia="zh-CN"/>
+              </w:rPr>
+              <w:t xml:space="preserve">    persistent_workers=True,</w:t>
+            </w:r>
+          </w:p>
+          <w:p>
+            <w:pPr>
+              <w:numPr>
+                <w:ilvl w:val="0"/>
+                <w:numId w:val="0"/>
+              </w:numPr>
+              <w:rPr>
+                <w:rFonts w:hint="default"/>
+                <w:vertAlign w:val="baseline"/>
+                <w:lang w:val="en-US" w:eastAsia="zh-CN"/>
+              </w:rPr>
+            </w:pPr>
+            <w:r>
+              <w:rPr>
+                <w:rFonts w:hint="default"/>
+                <w:vertAlign w:val="baseline"/>
+                <w:lang w:val="en-US" w:eastAsia="zh-CN"/>
+              </w:rPr>
+              <w:t xml:space="preserve">    drop_last=False,</w:t>
+            </w:r>
+          </w:p>
+          <w:p>
+            <w:pPr>
+              <w:numPr>
+                <w:ilvl w:val="0"/>
+                <w:numId w:val="0"/>
+              </w:numPr>
+              <w:rPr>
+                <w:rFonts w:hint="default"/>
+                <w:vertAlign w:val="baseline"/>
+                <w:lang w:val="en-US" w:eastAsia="zh-CN"/>
+              </w:rPr>
+            </w:pPr>
+            <w:r>
+              <w:rPr>
+                <w:rFonts w:hint="default"/>
+                <w:vertAlign w:val="baseline"/>
+                <w:lang w:val="en-US" w:eastAsia="zh-CN"/>
+              </w:rPr>
+              <w:t xml:space="preserve">    sampler=dict(type='DefaultSampler', shuffle=False),</w:t>
+            </w:r>
+          </w:p>
+          <w:p>
+            <w:pPr>
+              <w:numPr>
+                <w:ilvl w:val="0"/>
+                <w:numId w:val="0"/>
+              </w:numPr>
+              <w:rPr>
+                <w:rFonts w:hint="default"/>
+                <w:vertAlign w:val="baseline"/>
+                <w:lang w:val="en-US" w:eastAsia="zh-CN"/>
+              </w:rPr>
+            </w:pPr>
+            <w:r>
+              <w:rPr>
+                <w:rFonts w:hint="default"/>
+                <w:vertAlign w:val="baseline"/>
+                <w:lang w:val="en-US" w:eastAsia="zh-CN"/>
+              </w:rPr>
+              <w:t xml:space="preserve">    dataset=dict(</w:t>
+            </w:r>
+          </w:p>
+          <w:p>
+            <w:pPr>
+              <w:numPr>
+                <w:ilvl w:val="0"/>
+                <w:numId w:val="0"/>
+              </w:numPr>
+              <w:rPr>
+                <w:rFonts w:hint="default"/>
+                <w:vertAlign w:val="baseline"/>
+                <w:lang w:val="en-US" w:eastAsia="zh-CN"/>
+              </w:rPr>
+            </w:pPr>
+            <w:r>
+              <w:rPr>
+                <w:rFonts w:hint="default"/>
+                <w:vertAlign w:val="baseline"/>
+                <w:lang w:val="en-US" w:eastAsia="zh-CN"/>
+              </w:rPr>
+              <w:t xml:space="preserve">        type=dataset_type,</w:t>
+            </w:r>
+          </w:p>
+          <w:p>
+            <w:pPr>
+              <w:numPr>
+                <w:ilvl w:val="0"/>
+                <w:numId w:val="0"/>
+              </w:numPr>
+              <w:rPr>
+                <w:rFonts w:hint="default"/>
+                <w:vertAlign w:val="baseline"/>
+                <w:lang w:val="en-US" w:eastAsia="zh-CN"/>
+              </w:rPr>
+            </w:pPr>
+            <w:r>
+              <w:rPr>
+                <w:rFonts w:hint="default"/>
+                <w:vertAlign w:val="baseline"/>
+                <w:lang w:val="en-US" w:eastAsia="zh-CN"/>
+              </w:rPr>
+              <w:t xml:space="preserve">        data_root=data_root,</w:t>
+            </w:r>
+          </w:p>
+          <w:p>
+            <w:pPr>
+              <w:numPr>
+                <w:ilvl w:val="0"/>
+                <w:numId w:val="0"/>
+              </w:numPr>
+              <w:rPr>
+                <w:rFonts w:hint="default"/>
+                <w:vertAlign w:val="baseline"/>
+                <w:lang w:val="en-US" w:eastAsia="zh-CN"/>
+              </w:rPr>
+            </w:pPr>
+            <w:r>
+              <w:rPr>
+                <w:rFonts w:hint="default"/>
+                <w:vertAlign w:val="baseline"/>
+                <w:lang w:val="en-US" w:eastAsia="zh-CN"/>
+              </w:rPr>
+              <w:t xml:space="preserve">        ann_file='annotations/val.json',</w:t>
+            </w:r>
+          </w:p>
+          <w:p>
+            <w:pPr>
+              <w:numPr>
+                <w:ilvl w:val="0"/>
+                <w:numId w:val="0"/>
+              </w:numPr>
+              <w:rPr>
+                <w:rFonts w:hint="default"/>
+                <w:vertAlign w:val="baseline"/>
+                <w:lang w:val="en-US" w:eastAsia="zh-CN"/>
+              </w:rPr>
+            </w:pPr>
+            <w:r>
+              <w:rPr>
+                <w:rFonts w:hint="default"/>
+                <w:vertAlign w:val="baseline"/>
+                <w:lang w:val="en-US" w:eastAsia="zh-CN"/>
+              </w:rPr>
+              <w:t xml:space="preserve">        data_prefix=dict(img='val/'),</w:t>
+            </w:r>
+          </w:p>
+          <w:p>
+            <w:pPr>
+              <w:numPr>
+                <w:ilvl w:val="0"/>
+                <w:numId w:val="0"/>
+              </w:numPr>
+              <w:rPr>
+                <w:rFonts w:hint="default"/>
+                <w:vertAlign w:val="baseline"/>
+                <w:lang w:val="en-US" w:eastAsia="zh-CN"/>
+              </w:rPr>
+            </w:pPr>
+            <w:r>
+              <w:rPr>
+                <w:rFonts w:hint="default"/>
+                <w:vertAlign w:val="baseline"/>
+                <w:lang w:val="en-US" w:eastAsia="zh-CN"/>
+              </w:rPr>
+              <w:t xml:space="preserve">        metainfo=metainfo,</w:t>
+            </w:r>
+          </w:p>
+          <w:p>
+            <w:pPr>
+              <w:numPr>
+                <w:ilvl w:val="0"/>
+                <w:numId w:val="0"/>
+              </w:numPr>
+              <w:rPr>
+                <w:rFonts w:hint="default"/>
+                <w:vertAlign w:val="baseline"/>
+                <w:lang w:val="en-US" w:eastAsia="zh-CN"/>
+              </w:rPr>
+            </w:pPr>
+            <w:r>
+              <w:rPr>
+                <w:rFonts w:hint="default"/>
+                <w:vertAlign w:val="baseline"/>
+                <w:lang w:val="en-US" w:eastAsia="zh-CN"/>
+              </w:rPr>
+              <w:t xml:space="preserve">        test_mode=True,</w:t>
+            </w:r>
+          </w:p>
+          <w:p>
+            <w:pPr>
+              <w:numPr>
+                <w:ilvl w:val="0"/>
+                <w:numId w:val="0"/>
+              </w:numPr>
+              <w:rPr>
+                <w:rFonts w:hint="default"/>
+                <w:vertAlign w:val="baseline"/>
+                <w:lang w:val="en-US" w:eastAsia="zh-CN"/>
+              </w:rPr>
+            </w:pPr>
+            <w:r>
+              <w:rPr>
+                <w:rFonts w:hint="default"/>
+                <w:vertAlign w:val="baseline"/>
+                <w:lang w:val="en-US" w:eastAsia="zh-CN"/>
+              </w:rPr>
+              <w:t xml:space="preserve">        pipeline=test_pipeline,</w:t>
+            </w:r>
+          </w:p>
+          <w:p>
+            <w:pPr>
+              <w:numPr>
+                <w:ilvl w:val="0"/>
+                <w:numId w:val="0"/>
+              </w:numPr>
+              <w:rPr>
+                <w:rFonts w:hint="default"/>
+                <w:vertAlign w:val="baseline"/>
+                <w:lang w:val="en-US" w:eastAsia="zh-CN"/>
+              </w:rPr>
+            </w:pPr>
+            <w:r>
+              <w:rPr>
+                <w:rFonts w:hint="default"/>
+                <w:vertAlign w:val="baseline"/>
+                <w:lang w:val="en-US" w:eastAsia="zh-CN"/>
+              </w:rPr>
+              <w:t xml:space="preserve">        backend_args=backend_args))</w:t>
+            </w:r>
+          </w:p>
+          <w:p>
+            <w:pPr>
+              <w:numPr>
+                <w:ilvl w:val="0"/>
+                <w:numId w:val="0"/>
+              </w:numPr>
+              <w:rPr>
+                <w:rFonts w:hint="default"/>
+                <w:vertAlign w:val="baseline"/>
+                <w:lang w:val="en-US" w:eastAsia="zh-CN"/>
+              </w:rPr>
+            </w:pPr>
+          </w:p>
+          <w:p>
+            <w:pPr>
+              <w:numPr>
+                <w:ilvl w:val="0"/>
+                <w:numId w:val="0"/>
+              </w:numPr>
+              <w:rPr>
+                <w:rFonts w:hint="default"/>
+                <w:vertAlign w:val="baseline"/>
+                <w:lang w:val="en-US" w:eastAsia="zh-CN"/>
+              </w:rPr>
+            </w:pPr>
+            <w:r>
+              <w:rPr>
+                <w:rFonts w:hint="default"/>
+                <w:vertAlign w:val="baseline"/>
+                <w:lang w:val="en-US" w:eastAsia="zh-CN"/>
+              </w:rPr>
+              <w:t>test_dataloader = val_dataloader</w:t>
+            </w:r>
+          </w:p>
+          <w:p>
+            <w:pPr>
+              <w:numPr>
+                <w:ilvl w:val="0"/>
+                <w:numId w:val="0"/>
+              </w:numPr>
+              <w:rPr>
+                <w:rFonts w:hint="default"/>
+                <w:vertAlign w:val="baseline"/>
+                <w:lang w:val="en-US" w:eastAsia="zh-CN"/>
+              </w:rPr>
+            </w:pPr>
+          </w:p>
+          <w:p>
+            <w:pPr>
+              <w:numPr>
+                <w:ilvl w:val="0"/>
+                <w:numId w:val="0"/>
+              </w:numPr>
+              <w:rPr>
+                <w:rFonts w:hint="default"/>
+                <w:vertAlign w:val="baseline"/>
+                <w:lang w:val="en-US" w:eastAsia="zh-CN"/>
+              </w:rPr>
+            </w:pPr>
+            <w:r>
+              <w:rPr>
+                <w:rFonts w:hint="default"/>
+                <w:vertAlign w:val="baseline"/>
+                <w:lang w:val="en-US" w:eastAsia="zh-CN"/>
+              </w:rPr>
+              <w:t>val_evaluator = dict(</w:t>
+            </w:r>
+          </w:p>
+          <w:p>
+            <w:pPr>
+              <w:numPr>
+                <w:ilvl w:val="0"/>
+                <w:numId w:val="0"/>
+              </w:numPr>
+              <w:rPr>
+                <w:rFonts w:hint="default"/>
+                <w:vertAlign w:val="baseline"/>
+                <w:lang w:val="en-US" w:eastAsia="zh-CN"/>
+              </w:rPr>
+            </w:pPr>
+            <w:r>
+              <w:rPr>
+                <w:rFonts w:hint="default"/>
+                <w:vertAlign w:val="baseline"/>
+                <w:lang w:val="en-US" w:eastAsia="zh-CN"/>
+              </w:rPr>
+              <w:t xml:space="preserve">    type='CocoMetric',</w:t>
+            </w:r>
+          </w:p>
+          <w:p>
+            <w:pPr>
+              <w:numPr>
+                <w:ilvl w:val="0"/>
+                <w:numId w:val="0"/>
+              </w:numPr>
+              <w:rPr>
+                <w:rFonts w:hint="default"/>
+                <w:vertAlign w:val="baseline"/>
+                <w:lang w:val="en-US" w:eastAsia="zh-CN"/>
+              </w:rPr>
+            </w:pPr>
+            <w:r>
+              <w:rPr>
+                <w:rFonts w:hint="default"/>
+                <w:vertAlign w:val="baseline"/>
+                <w:lang w:val="en-US" w:eastAsia="zh-CN"/>
+              </w:rPr>
+              <w:t xml:space="preserve">    ann_file=data_root + 'annotations/val.json',</w:t>
+            </w:r>
+          </w:p>
+          <w:p>
+            <w:pPr>
+              <w:numPr>
+                <w:ilvl w:val="0"/>
+                <w:numId w:val="0"/>
+              </w:numPr>
+              <w:rPr>
+                <w:rFonts w:hint="default"/>
+                <w:vertAlign w:val="baseline"/>
+                <w:lang w:val="en-US" w:eastAsia="zh-CN"/>
+              </w:rPr>
+            </w:pPr>
+            <w:r>
+              <w:rPr>
+                <w:rFonts w:hint="default"/>
+                <w:vertAlign w:val="baseline"/>
+                <w:lang w:val="en-US" w:eastAsia="zh-CN"/>
+              </w:rPr>
+              <w:t xml:space="preserve">    metric='bbox',</w:t>
+            </w:r>
+          </w:p>
+          <w:p>
+            <w:pPr>
+              <w:numPr>
+                <w:ilvl w:val="0"/>
+                <w:numId w:val="0"/>
+              </w:numPr>
+              <w:rPr>
+                <w:rFonts w:hint="default"/>
+                <w:vertAlign w:val="baseline"/>
+                <w:lang w:val="en-US" w:eastAsia="zh-CN"/>
+              </w:rPr>
+            </w:pPr>
+            <w:r>
+              <w:rPr>
+                <w:rFonts w:hint="default"/>
+                <w:vertAlign w:val="baseline"/>
+                <w:lang w:val="en-US" w:eastAsia="zh-CN"/>
+              </w:rPr>
+              <w:t xml:space="preserve">    backend_args=backend_args)</w:t>
+            </w:r>
+          </w:p>
+          <w:p>
+            <w:pPr>
+              <w:numPr>
+                <w:ilvl w:val="0"/>
+                <w:numId w:val="0"/>
+              </w:numPr>
+              <w:rPr>
+                <w:rFonts w:hint="default"/>
+                <w:vertAlign w:val="baseline"/>
+                <w:lang w:val="en-US" w:eastAsia="zh-CN"/>
+              </w:rPr>
+            </w:pPr>
+            <w:r>
+              <w:rPr>
+                <w:rFonts w:hint="default"/>
+                <w:vertAlign w:val="baseline"/>
+                <w:lang w:val="en-US" w:eastAsia="zh-CN"/>
+              </w:rPr>
+              <w:t>test_evaluator = val_evaluator</w:t>
+            </w:r>
+          </w:p>
+          <w:p>
+            <w:pPr>
+              <w:numPr>
+                <w:ilvl w:val="0"/>
+                <w:numId w:val="0"/>
+              </w:numPr>
+              <w:rPr>
+                <w:rFonts w:hint="default"/>
+                <w:vertAlign w:val="baseline"/>
+                <w:lang w:val="en-US" w:eastAsia="zh-CN"/>
+              </w:rPr>
+            </w:pPr>
+          </w:p>
+          <w:p>
+            <w:pPr>
+              <w:numPr>
+                <w:ilvl w:val="0"/>
+                <w:numId w:val="0"/>
+              </w:numPr>
+              <w:rPr>
+                <w:rFonts w:hint="default"/>
+                <w:vertAlign w:val="baseline"/>
+                <w:lang w:val="en-US" w:eastAsia="zh-CN"/>
+              </w:rPr>
+            </w:pPr>
+            <w:r>
+              <w:rPr>
+                <w:rFonts w:hint="default"/>
+                <w:vertAlign w:val="baseline"/>
+                <w:lang w:val="en-US" w:eastAsia="zh-CN"/>
+              </w:rPr>
+              <w:t># ========== 训练设置 ==========</w:t>
+            </w:r>
+          </w:p>
+          <w:p>
+            <w:pPr>
+              <w:numPr>
+                <w:ilvl w:val="0"/>
+                <w:numId w:val="0"/>
+              </w:numPr>
+              <w:rPr>
+                <w:rFonts w:hint="default"/>
+                <w:vertAlign w:val="baseline"/>
+                <w:lang w:val="en-US" w:eastAsia="zh-CN"/>
+              </w:rPr>
+            </w:pPr>
+            <w:r>
+              <w:rPr>
+                <w:rFonts w:hint="default"/>
+                <w:vertAlign w:val="baseline"/>
+                <w:lang w:val="en-US" w:eastAsia="zh-CN"/>
+              </w:rPr>
+              <w:t>max_epochs = 50</w:t>
+            </w:r>
+          </w:p>
+          <w:p>
+            <w:pPr>
+              <w:numPr>
+                <w:ilvl w:val="0"/>
+                <w:numId w:val="0"/>
+              </w:numPr>
+              <w:rPr>
+                <w:rFonts w:hint="default"/>
+                <w:vertAlign w:val="baseline"/>
+                <w:lang w:val="en-US" w:eastAsia="zh-CN"/>
+              </w:rPr>
+            </w:pPr>
+            <w:r>
+              <w:rPr>
+                <w:rFonts w:hint="default"/>
+                <w:vertAlign w:val="baseline"/>
+                <w:lang w:val="en-US" w:eastAsia="zh-CN"/>
+              </w:rPr>
+              <w:t>num_last_epochs = 15</w:t>
+            </w:r>
+          </w:p>
+          <w:p>
+            <w:pPr>
+              <w:numPr>
+                <w:ilvl w:val="0"/>
+                <w:numId w:val="0"/>
+              </w:numPr>
+              <w:rPr>
+                <w:rFonts w:hint="default"/>
+                <w:vertAlign w:val="baseline"/>
+                <w:lang w:val="en-US" w:eastAsia="zh-CN"/>
+              </w:rPr>
+            </w:pPr>
+            <w:r>
+              <w:rPr>
+                <w:rFonts w:hint="default"/>
+                <w:vertAlign w:val="baseline"/>
+                <w:lang w:val="en-US" w:eastAsia="zh-CN"/>
+              </w:rPr>
+              <w:t>interval = 5</w:t>
+            </w:r>
+          </w:p>
+          <w:p>
+            <w:pPr>
+              <w:numPr>
+                <w:ilvl w:val="0"/>
+                <w:numId w:val="0"/>
+              </w:numPr>
+              <w:rPr>
+                <w:rFonts w:hint="default"/>
+                <w:vertAlign w:val="baseline"/>
+                <w:lang w:val="en-US" w:eastAsia="zh-CN"/>
+              </w:rPr>
+            </w:pPr>
+            <w:r>
+              <w:rPr>
+                <w:rFonts w:hint="default"/>
+                <w:vertAlign w:val="baseline"/>
+                <w:lang w:val="en-US" w:eastAsia="zh-CN"/>
+              </w:rPr>
+              <w:t>train_cfg = dict(max_epochs=max_epochs, val_interval=interval)</w:t>
+            </w:r>
+          </w:p>
+          <w:p>
+            <w:pPr>
+              <w:numPr>
+                <w:ilvl w:val="0"/>
+                <w:numId w:val="0"/>
+              </w:numPr>
+              <w:rPr>
+                <w:rFonts w:hint="default"/>
+                <w:vertAlign w:val="baseline"/>
+                <w:lang w:val="en-US" w:eastAsia="zh-CN"/>
+              </w:rPr>
+            </w:pPr>
+          </w:p>
+          <w:p>
+            <w:pPr>
+              <w:numPr>
+                <w:ilvl w:val="0"/>
+                <w:numId w:val="0"/>
+              </w:numPr>
+              <w:rPr>
+                <w:rFonts w:hint="default"/>
+                <w:vertAlign w:val="baseline"/>
+                <w:lang w:val="en-US" w:eastAsia="zh-CN"/>
+              </w:rPr>
+            </w:pPr>
+            <w:r>
+              <w:rPr>
+                <w:rFonts w:hint="default"/>
+                <w:vertAlign w:val="baseline"/>
+                <w:lang w:val="en-US" w:eastAsia="zh-CN"/>
+              </w:rPr>
+              <w:t>base_lr = 0.00125</w:t>
+            </w:r>
+          </w:p>
+          <w:p>
+            <w:pPr>
+              <w:numPr>
+                <w:ilvl w:val="0"/>
+                <w:numId w:val="0"/>
+              </w:numPr>
+              <w:rPr>
+                <w:rFonts w:hint="default"/>
+                <w:vertAlign w:val="baseline"/>
+                <w:lang w:val="en-US" w:eastAsia="zh-CN"/>
+              </w:rPr>
+            </w:pPr>
+            <w:r>
+              <w:rPr>
+                <w:rFonts w:hint="default"/>
+                <w:vertAlign w:val="baseline"/>
+                <w:lang w:val="en-US" w:eastAsia="zh-CN"/>
+              </w:rPr>
+              <w:t>optim_wrapper = dict(</w:t>
+            </w:r>
+          </w:p>
+          <w:p>
+            <w:pPr>
+              <w:numPr>
+                <w:ilvl w:val="0"/>
+                <w:numId w:val="0"/>
+              </w:numPr>
+              <w:rPr>
+                <w:rFonts w:hint="default"/>
+                <w:vertAlign w:val="baseline"/>
+                <w:lang w:val="en-US" w:eastAsia="zh-CN"/>
+              </w:rPr>
+            </w:pPr>
+            <w:r>
+              <w:rPr>
+                <w:rFonts w:hint="default"/>
+                <w:vertAlign w:val="baseline"/>
+                <w:lang w:val="en-US" w:eastAsia="zh-CN"/>
+              </w:rPr>
+              <w:t xml:space="preserve">    type='OptimWrapper',</w:t>
+            </w:r>
+          </w:p>
+          <w:p>
+            <w:pPr>
+              <w:numPr>
+                <w:ilvl w:val="0"/>
+                <w:numId w:val="0"/>
+              </w:numPr>
+              <w:rPr>
+                <w:rFonts w:hint="default"/>
+                <w:vertAlign w:val="baseline"/>
+                <w:lang w:val="en-US" w:eastAsia="zh-CN"/>
+              </w:rPr>
+            </w:pPr>
+            <w:r>
+              <w:rPr>
+                <w:rFonts w:hint="default"/>
+                <w:vertAlign w:val="baseline"/>
+                <w:lang w:val="en-US" w:eastAsia="zh-CN"/>
+              </w:rPr>
+              <w:t xml:space="preserve">    optimizer=dict(type='SGD', lr=base_lr, momentum=0.9, weight_decay=5e-4, nesterov=True),</w:t>
+            </w:r>
+          </w:p>
+          <w:p>
+            <w:pPr>
+              <w:numPr>
+                <w:ilvl w:val="0"/>
+                <w:numId w:val="0"/>
+              </w:numPr>
+              <w:rPr>
+                <w:rFonts w:hint="default"/>
+                <w:vertAlign w:val="baseline"/>
+                <w:lang w:val="en-US" w:eastAsia="zh-CN"/>
+              </w:rPr>
+            </w:pPr>
+            <w:r>
+              <w:rPr>
+                <w:rFonts w:hint="default"/>
+                <w:vertAlign w:val="baseline"/>
+                <w:lang w:val="en-US" w:eastAsia="zh-CN"/>
+              </w:rPr>
+              <w:t xml:space="preserve">    paramwise_cfg=dict(norm_decay_mult=0., bias_decay_mult=0.))</w:t>
+            </w:r>
+          </w:p>
+          <w:p>
+            <w:pPr>
+              <w:numPr>
+                <w:ilvl w:val="0"/>
+                <w:numId w:val="0"/>
+              </w:numPr>
+              <w:rPr>
+                <w:rFonts w:hint="default"/>
+                <w:vertAlign w:val="baseline"/>
+                <w:lang w:val="en-US" w:eastAsia="zh-CN"/>
+              </w:rPr>
+            </w:pPr>
+          </w:p>
+          <w:p>
+            <w:pPr>
+              <w:numPr>
+                <w:ilvl w:val="0"/>
+                <w:numId w:val="0"/>
+              </w:numPr>
+              <w:rPr>
+                <w:rFonts w:hint="default"/>
+                <w:vertAlign w:val="baseline"/>
+                <w:lang w:val="en-US" w:eastAsia="zh-CN"/>
+              </w:rPr>
+            </w:pPr>
+            <w:r>
+              <w:rPr>
+                <w:rFonts w:hint="default"/>
+                <w:vertAlign w:val="baseline"/>
+                <w:lang w:val="en-US" w:eastAsia="zh-CN"/>
+              </w:rPr>
+              <w:t>param_scheduler = [</w:t>
+            </w:r>
+          </w:p>
+          <w:p>
+            <w:pPr>
+              <w:numPr>
+                <w:ilvl w:val="0"/>
+                <w:numId w:val="0"/>
+              </w:numPr>
+              <w:rPr>
+                <w:rFonts w:hint="default"/>
+                <w:vertAlign w:val="baseline"/>
+                <w:lang w:val="en-US" w:eastAsia="zh-CN"/>
+              </w:rPr>
+            </w:pPr>
+            <w:r>
+              <w:rPr>
+                <w:rFonts w:hint="default"/>
+                <w:vertAlign w:val="baseline"/>
+                <w:lang w:val="en-US" w:eastAsia="zh-CN"/>
+              </w:rPr>
+              <w:t xml:space="preserve">    dict(type='mmdet.QuadraticWarmupLR', by_epoch=True, begin=0, end=5, convert_to_iter_based=True),</w:t>
+            </w:r>
+          </w:p>
+          <w:p>
+            <w:pPr>
+              <w:numPr>
+                <w:ilvl w:val="0"/>
+                <w:numId w:val="0"/>
+              </w:numPr>
+              <w:rPr>
+                <w:rFonts w:hint="default"/>
+                <w:vertAlign w:val="baseline"/>
+                <w:lang w:val="en-US" w:eastAsia="zh-CN"/>
+              </w:rPr>
+            </w:pPr>
+            <w:r>
+              <w:rPr>
+                <w:rFonts w:hint="default"/>
+                <w:vertAlign w:val="baseline"/>
+                <w:lang w:val="en-US" w:eastAsia="zh-CN"/>
+              </w:rPr>
+              <w:t xml:space="preserve">    dict(type='CosineAnnealingLR', eta_min=base_lr * 0.05, begin=5,</w:t>
+            </w:r>
+          </w:p>
+          <w:p>
+            <w:pPr>
+              <w:numPr>
+                <w:ilvl w:val="0"/>
+                <w:numId w:val="0"/>
+              </w:numPr>
+              <w:rPr>
+                <w:rFonts w:hint="default"/>
+                <w:vertAlign w:val="baseline"/>
+                <w:lang w:val="en-US" w:eastAsia="zh-CN"/>
+              </w:rPr>
+            </w:pPr>
+            <w:r>
+              <w:rPr>
+                <w:rFonts w:hint="default"/>
+                <w:vertAlign w:val="baseline"/>
+                <w:lang w:val="en-US" w:eastAsia="zh-CN"/>
+              </w:rPr>
+              <w:t xml:space="preserve">         T_max=max_epochs - num_last_epochs, end=max_epochs - num_last_epochs,</w:t>
+            </w:r>
+          </w:p>
+          <w:p>
+            <w:pPr>
+              <w:numPr>
+                <w:ilvl w:val="0"/>
+                <w:numId w:val="0"/>
+              </w:numPr>
+              <w:rPr>
+                <w:rFonts w:hint="default"/>
+                <w:vertAlign w:val="baseline"/>
+                <w:lang w:val="en-US" w:eastAsia="zh-CN"/>
+              </w:rPr>
+            </w:pPr>
+            <w:r>
+              <w:rPr>
+                <w:rFonts w:hint="default"/>
+                <w:vertAlign w:val="baseline"/>
+                <w:lang w:val="en-US" w:eastAsia="zh-CN"/>
+              </w:rPr>
+              <w:t xml:space="preserve">         by_epoch=True, convert_to_iter_based=True),</w:t>
+            </w:r>
+          </w:p>
+          <w:p>
+            <w:pPr>
+              <w:numPr>
+                <w:ilvl w:val="0"/>
+                <w:numId w:val="0"/>
+              </w:numPr>
+              <w:rPr>
+                <w:rFonts w:hint="default"/>
+                <w:vertAlign w:val="baseline"/>
+                <w:lang w:val="en-US" w:eastAsia="zh-CN"/>
+              </w:rPr>
+            </w:pPr>
+            <w:r>
+              <w:rPr>
+                <w:rFonts w:hint="default"/>
+                <w:vertAlign w:val="baseline"/>
+                <w:lang w:val="en-US" w:eastAsia="zh-CN"/>
+              </w:rPr>
+              <w:t xml:space="preserve">    dict(type='ConstantLR', by_epoch=True, factor=1,</w:t>
+            </w:r>
+          </w:p>
+          <w:p>
+            <w:pPr>
+              <w:numPr>
+                <w:ilvl w:val="0"/>
+                <w:numId w:val="0"/>
+              </w:numPr>
+              <w:rPr>
+                <w:rFonts w:hint="default"/>
+                <w:vertAlign w:val="baseline"/>
+                <w:lang w:val="en-US" w:eastAsia="zh-CN"/>
+              </w:rPr>
+            </w:pPr>
+            <w:r>
+              <w:rPr>
+                <w:rFonts w:hint="default"/>
+                <w:vertAlign w:val="baseline"/>
+                <w:lang w:val="en-US" w:eastAsia="zh-CN"/>
+              </w:rPr>
+              <w:t xml:space="preserve">         begin=max_epochs - num_last_epochs, end=max_epochs)</w:t>
             </w:r>
           </w:p>
           <w:p>
@@ -7644,1500 +8157,167 @@
                 <w:vertAlign w:val="baseline"/>
                 <w:lang w:val="en-US" w:eastAsia="zh-CN"/>
               </w:rPr>
-              <w:t>train_dataloader = dict(</w:t>
-            </w:r>
-          </w:p>
-          <w:p>
-            <w:pPr>
-              <w:numPr>
-                <w:ilvl w:val="0"/>
-                <w:numId w:val="0"/>
-              </w:numPr>
-              <w:rPr>
-                <w:rFonts w:hint="default"/>
-                <w:vertAlign w:val="baseline"/>
-                <w:lang w:val="en-US" w:eastAsia="zh-CN"/>
-              </w:rPr>
-            </w:pPr>
-            <w:r>
-              <w:rPr>
-                <w:rFonts w:hint="default"/>
-                <w:vertAlign w:val="baseline"/>
-                <w:lang w:val="en-US" w:eastAsia="zh-CN"/>
-              </w:rPr>
-              <w:t xml:space="preserve">    batch_size=8,</w:t>
-            </w:r>
-          </w:p>
-          <w:p>
-            <w:pPr>
-              <w:numPr>
-                <w:ilvl w:val="0"/>
-                <w:numId w:val="0"/>
-              </w:numPr>
-              <w:rPr>
-                <w:rFonts w:hint="default"/>
-                <w:vertAlign w:val="baseline"/>
-                <w:lang w:val="en-US" w:eastAsia="zh-CN"/>
-              </w:rPr>
-            </w:pPr>
-            <w:r>
-              <w:rPr>
-                <w:rFonts w:hint="default"/>
-                <w:vertAlign w:val="baseline"/>
-                <w:lang w:val="en-US" w:eastAsia="zh-CN"/>
-              </w:rPr>
-              <w:t xml:space="preserve">    num_workers=4,</w:t>
-            </w:r>
-          </w:p>
-          <w:p>
-            <w:pPr>
-              <w:numPr>
-                <w:ilvl w:val="0"/>
-                <w:numId w:val="0"/>
-              </w:numPr>
-              <w:rPr>
-                <w:rFonts w:hint="default"/>
-                <w:vertAlign w:val="baseline"/>
-                <w:lang w:val="en-US" w:eastAsia="zh-CN"/>
-              </w:rPr>
-            </w:pPr>
-            <w:r>
-              <w:rPr>
-                <w:rFonts w:hint="default"/>
-                <w:vertAlign w:val="baseline"/>
-                <w:lang w:val="en-US" w:eastAsia="zh-CN"/>
-              </w:rPr>
-              <w:t xml:space="preserve">    persistent_workers=True,</w:t>
-            </w:r>
-          </w:p>
-          <w:p>
-            <w:pPr>
-              <w:numPr>
-                <w:ilvl w:val="0"/>
-                <w:numId w:val="0"/>
-              </w:numPr>
-              <w:rPr>
-                <w:rFonts w:hint="default"/>
-                <w:vertAlign w:val="baseline"/>
-                <w:lang w:val="en-US" w:eastAsia="zh-CN"/>
-              </w:rPr>
-            </w:pPr>
-            <w:r>
-              <w:rPr>
-                <w:rFonts w:hint="default"/>
-                <w:vertAlign w:val="baseline"/>
-                <w:lang w:val="en-US" w:eastAsia="zh-CN"/>
-              </w:rPr>
-              <w:t xml:space="preserve">    sampler=dict(type='DefaultSampler', shuffle=True),</w:t>
-            </w:r>
-          </w:p>
-          <w:p>
-            <w:pPr>
-              <w:numPr>
-                <w:ilvl w:val="0"/>
-                <w:numId w:val="0"/>
-              </w:numPr>
-              <w:rPr>
-                <w:rFonts w:hint="default"/>
-                <w:vertAlign w:val="baseline"/>
-                <w:lang w:val="en-US" w:eastAsia="zh-CN"/>
-              </w:rPr>
-            </w:pPr>
-            <w:r>
-              <w:rPr>
-                <w:rFonts w:hint="default"/>
-                <w:vertAlign w:val="baseline"/>
-                <w:lang w:val="en-US" w:eastAsia="zh-CN"/>
-              </w:rPr>
-              <w:t xml:space="preserve">    dataset=train_dataset)</w:t>
-            </w:r>
-          </w:p>
-          <w:p>
-            <w:pPr>
-              <w:numPr>
-                <w:ilvl w:val="0"/>
-                <w:numId w:val="0"/>
-              </w:numPr>
-              <w:rPr>
-                <w:rFonts w:hint="default"/>
-                <w:vertAlign w:val="baseline"/>
-                <w:lang w:val="en-US" w:eastAsia="zh-CN"/>
-              </w:rPr>
-            </w:pPr>
-            <w:r>
-              <w:rPr>
-                <w:rFonts w:hint="default"/>
-                <w:vertAlign w:val="baseline"/>
-                <w:lang w:val="en-US" w:eastAsia="zh-CN"/>
-              </w:rPr>
-              <w:t>val_dataloader = dict(</w:t>
-            </w:r>
-          </w:p>
-          <w:p>
-            <w:pPr>
-              <w:numPr>
-                <w:ilvl w:val="0"/>
-                <w:numId w:val="0"/>
-              </w:numPr>
-              <w:rPr>
-                <w:rFonts w:hint="default"/>
-                <w:vertAlign w:val="baseline"/>
-                <w:lang w:val="en-US" w:eastAsia="zh-CN"/>
-              </w:rPr>
-            </w:pPr>
-            <w:r>
-              <w:rPr>
-                <w:rFonts w:hint="default"/>
-                <w:vertAlign w:val="baseline"/>
-                <w:lang w:val="en-US" w:eastAsia="zh-CN"/>
-              </w:rPr>
-              <w:t xml:space="preserve">    batch_size=8,</w:t>
-            </w:r>
-          </w:p>
-          <w:p>
-            <w:pPr>
-              <w:numPr>
-                <w:ilvl w:val="0"/>
-                <w:numId w:val="0"/>
-              </w:numPr>
-              <w:rPr>
-                <w:rFonts w:hint="default"/>
-                <w:vertAlign w:val="baseline"/>
-                <w:lang w:val="en-US" w:eastAsia="zh-CN"/>
-              </w:rPr>
-            </w:pPr>
-            <w:r>
-              <w:rPr>
-                <w:rFonts w:hint="default"/>
-                <w:vertAlign w:val="baseline"/>
-                <w:lang w:val="en-US" w:eastAsia="zh-CN"/>
-              </w:rPr>
-              <w:t xml:space="preserve">    num_workers=4,</w:t>
-            </w:r>
-          </w:p>
-          <w:p>
-            <w:pPr>
-              <w:numPr>
-                <w:ilvl w:val="0"/>
-                <w:numId w:val="0"/>
-              </w:numPr>
-              <w:rPr>
-                <w:rFonts w:hint="default"/>
-                <w:vertAlign w:val="baseline"/>
-                <w:lang w:val="en-US" w:eastAsia="zh-CN"/>
-              </w:rPr>
-            </w:pPr>
-            <w:r>
-              <w:rPr>
-                <w:rFonts w:hint="default"/>
-                <w:vertAlign w:val="baseline"/>
-                <w:lang w:val="en-US" w:eastAsia="zh-CN"/>
-              </w:rPr>
-              <w:t xml:space="preserve">    persistent_workers=True,</w:t>
-            </w:r>
-          </w:p>
-          <w:p>
-            <w:pPr>
-              <w:numPr>
-                <w:ilvl w:val="0"/>
-                <w:numId w:val="0"/>
-              </w:numPr>
-              <w:rPr>
-                <w:rFonts w:hint="default"/>
-                <w:vertAlign w:val="baseline"/>
-                <w:lang w:val="en-US" w:eastAsia="zh-CN"/>
-              </w:rPr>
-            </w:pPr>
-            <w:r>
-              <w:rPr>
-                <w:rFonts w:hint="default"/>
-                <w:vertAlign w:val="baseline"/>
-                <w:lang w:val="en-US" w:eastAsia="zh-CN"/>
-              </w:rPr>
-              <w:t xml:space="preserve">    drop_last=False,</w:t>
-            </w:r>
-          </w:p>
-          <w:p>
-            <w:pPr>
-              <w:numPr>
-                <w:ilvl w:val="0"/>
-                <w:numId w:val="0"/>
-              </w:numPr>
-              <w:rPr>
-                <w:rFonts w:hint="default"/>
-                <w:vertAlign w:val="baseline"/>
-                <w:lang w:val="en-US" w:eastAsia="zh-CN"/>
-              </w:rPr>
-            </w:pPr>
-            <w:r>
-              <w:rPr>
-                <w:rFonts w:hint="default"/>
-                <w:vertAlign w:val="baseline"/>
-                <w:lang w:val="en-US" w:eastAsia="zh-CN"/>
-              </w:rPr>
-              <w:t xml:space="preserve">    sampler=dict(type='DefaultSampler', shuffle=False),</w:t>
-            </w:r>
-          </w:p>
-          <w:p>
-            <w:pPr>
-              <w:numPr>
-                <w:ilvl w:val="0"/>
-                <w:numId w:val="0"/>
-              </w:numPr>
-              <w:rPr>
-                <w:rFonts w:hint="default"/>
-                <w:vertAlign w:val="baseline"/>
-                <w:lang w:val="en-US" w:eastAsia="zh-CN"/>
-              </w:rPr>
-            </w:pPr>
-            <w:r>
-              <w:rPr>
-                <w:rFonts w:hint="default"/>
-                <w:vertAlign w:val="baseline"/>
-                <w:lang w:val="en-US" w:eastAsia="zh-CN"/>
-              </w:rPr>
-              <w:t xml:space="preserve">    dataset=dict(</w:t>
-            </w:r>
-          </w:p>
-          <w:p>
-            <w:pPr>
-              <w:numPr>
-                <w:ilvl w:val="0"/>
-                <w:numId w:val="0"/>
-              </w:numPr>
-              <w:rPr>
-                <w:rFonts w:hint="default"/>
-                <w:vertAlign w:val="baseline"/>
-                <w:lang w:val="en-US" w:eastAsia="zh-CN"/>
-              </w:rPr>
-            </w:pPr>
-            <w:r>
-              <w:rPr>
-                <w:rFonts w:hint="default"/>
-                <w:vertAlign w:val="baseline"/>
-                <w:lang w:val="en-US" w:eastAsia="zh-CN"/>
-              </w:rPr>
-              <w:t xml:space="preserve">        type=dataset_type,</w:t>
-            </w:r>
-          </w:p>
-          <w:p>
-            <w:pPr>
-              <w:numPr>
-                <w:ilvl w:val="0"/>
-                <w:numId w:val="0"/>
-              </w:numPr>
-              <w:rPr>
-                <w:rFonts w:hint="default"/>
-                <w:vertAlign w:val="baseline"/>
-                <w:lang w:val="en-US" w:eastAsia="zh-CN"/>
-              </w:rPr>
-            </w:pPr>
-            <w:r>
-              <w:rPr>
-                <w:rFonts w:hint="default"/>
-                <w:vertAlign w:val="baseline"/>
-                <w:lang w:val="en-US" w:eastAsia="zh-CN"/>
-              </w:rPr>
-              <w:t xml:space="preserve">        data_root=data_root,</w:t>
-            </w:r>
-          </w:p>
-          <w:p>
-            <w:pPr>
-              <w:numPr>
-                <w:ilvl w:val="0"/>
-                <w:numId w:val="0"/>
-              </w:numPr>
-              <w:rPr>
-                <w:rFonts w:hint="default"/>
-                <w:vertAlign w:val="baseline"/>
-                <w:lang w:val="en-US" w:eastAsia="zh-CN"/>
-              </w:rPr>
-            </w:pPr>
-            <w:r>
-              <w:rPr>
-                <w:rFonts w:hint="default"/>
-                <w:vertAlign w:val="baseline"/>
-                <w:lang w:val="en-US" w:eastAsia="zh-CN"/>
-              </w:rPr>
-              <w:t xml:space="preserve">        ann_file='annotations/val.json',</w:t>
-            </w:r>
-          </w:p>
-          <w:p>
-            <w:pPr>
-              <w:numPr>
-                <w:ilvl w:val="0"/>
-                <w:numId w:val="0"/>
-              </w:numPr>
-              <w:rPr>
-                <w:rFonts w:hint="default"/>
-                <w:vertAlign w:val="baseline"/>
-                <w:lang w:val="en-US" w:eastAsia="zh-CN"/>
-              </w:rPr>
-            </w:pPr>
-            <w:r>
-              <w:rPr>
-                <w:rFonts w:hint="default"/>
-                <w:vertAlign w:val="baseline"/>
-                <w:lang w:val="en-US" w:eastAsia="zh-CN"/>
-              </w:rPr>
-              <w:t xml:space="preserve">        data_prefix=dict(img='val/'),</w:t>
-            </w:r>
-          </w:p>
-          <w:p>
-            <w:pPr>
-              <w:numPr>
-                <w:ilvl w:val="0"/>
-                <w:numId w:val="0"/>
-              </w:numPr>
-              <w:rPr>
-                <w:rFonts w:hint="default"/>
-                <w:vertAlign w:val="baseline"/>
-                <w:lang w:val="en-US" w:eastAsia="zh-CN"/>
-              </w:rPr>
-            </w:pPr>
-            <w:r>
-              <w:rPr>
-                <w:rFonts w:hint="default"/>
-                <w:vertAlign w:val="baseline"/>
-                <w:lang w:val="en-US" w:eastAsia="zh-CN"/>
-              </w:rPr>
-              <w:t xml:space="preserve">        test_mode=True,</w:t>
-            </w:r>
-          </w:p>
-          <w:p>
-            <w:pPr>
-              <w:numPr>
-                <w:ilvl w:val="0"/>
-                <w:numId w:val="0"/>
-              </w:numPr>
-              <w:rPr>
-                <w:rFonts w:hint="default"/>
-                <w:vertAlign w:val="baseline"/>
-                <w:lang w:val="en-US" w:eastAsia="zh-CN"/>
-              </w:rPr>
-            </w:pPr>
-            <w:r>
-              <w:rPr>
-                <w:rFonts w:hint="default"/>
-                <w:vertAlign w:val="baseline"/>
-                <w:lang w:val="en-US" w:eastAsia="zh-CN"/>
-              </w:rPr>
-              <w:t xml:space="preserve">        pipeline=test_pipeline,</w:t>
-            </w:r>
-          </w:p>
-          <w:p>
-            <w:pPr>
-              <w:numPr>
-                <w:ilvl w:val="0"/>
-                <w:numId w:val="0"/>
-              </w:numPr>
-              <w:rPr>
-                <w:rFonts w:hint="default"/>
-                <w:vertAlign w:val="baseline"/>
-                <w:lang w:val="en-US" w:eastAsia="zh-CN"/>
-              </w:rPr>
-            </w:pPr>
-            <w:r>
-              <w:rPr>
-                <w:rFonts w:hint="default"/>
-                <w:vertAlign w:val="baseline"/>
-                <w:lang w:val="en-US" w:eastAsia="zh-CN"/>
-              </w:rPr>
-              <w:t xml:space="preserve">        backend_args=backend_args))</w:t>
-            </w:r>
-          </w:p>
-          <w:p>
-            <w:pPr>
-              <w:numPr>
-                <w:ilvl w:val="0"/>
-                <w:numId w:val="0"/>
-              </w:numPr>
-              <w:rPr>
-                <w:rFonts w:hint="default"/>
-                <w:vertAlign w:val="baseline"/>
-                <w:lang w:val="en-US" w:eastAsia="zh-CN"/>
-              </w:rPr>
-            </w:pPr>
-            <w:r>
-              <w:rPr>
-                <w:rFonts w:hint="default"/>
-                <w:vertAlign w:val="baseline"/>
-                <w:lang w:val="en-US" w:eastAsia="zh-CN"/>
-              </w:rPr>
-              <w:t>test_dataloader = val_dataloader</w:t>
-            </w:r>
-          </w:p>
-          <w:p>
-            <w:pPr>
-              <w:numPr>
-                <w:ilvl w:val="0"/>
-                <w:numId w:val="0"/>
-              </w:numPr>
-              <w:rPr>
-                <w:rFonts w:hint="default"/>
-                <w:vertAlign w:val="baseline"/>
-                <w:lang w:val="en-US" w:eastAsia="zh-CN"/>
-              </w:rPr>
-            </w:pPr>
-          </w:p>
-          <w:p>
-            <w:pPr>
-              <w:numPr>
-                <w:ilvl w:val="0"/>
-                <w:numId w:val="0"/>
-              </w:numPr>
-              <w:rPr>
-                <w:rFonts w:hint="default"/>
-                <w:vertAlign w:val="baseline"/>
-                <w:lang w:val="en-US" w:eastAsia="zh-CN"/>
-              </w:rPr>
-            </w:pPr>
-            <w:r>
-              <w:rPr>
-                <w:rFonts w:hint="default"/>
-                <w:vertAlign w:val="baseline"/>
-                <w:lang w:val="en-US" w:eastAsia="zh-CN"/>
-              </w:rPr>
-              <w:t>val_evaluator = dict(</w:t>
-            </w:r>
-          </w:p>
-          <w:p>
-            <w:pPr>
-              <w:numPr>
-                <w:ilvl w:val="0"/>
-                <w:numId w:val="0"/>
-              </w:numPr>
-              <w:rPr>
-                <w:rFonts w:hint="default"/>
-                <w:vertAlign w:val="baseline"/>
-                <w:lang w:val="en-US" w:eastAsia="zh-CN"/>
-              </w:rPr>
-            </w:pPr>
-            <w:r>
-              <w:rPr>
-                <w:rFonts w:hint="default"/>
-                <w:vertAlign w:val="baseline"/>
-                <w:lang w:val="en-US" w:eastAsia="zh-CN"/>
-              </w:rPr>
-              <w:t xml:space="preserve">    type='CocoMetric',</w:t>
-            </w:r>
-          </w:p>
-          <w:p>
-            <w:pPr>
-              <w:numPr>
-                <w:ilvl w:val="0"/>
-                <w:numId w:val="0"/>
-              </w:numPr>
-              <w:rPr>
-                <w:rFonts w:hint="default"/>
-                <w:vertAlign w:val="baseline"/>
-                <w:lang w:val="en-US" w:eastAsia="zh-CN"/>
-              </w:rPr>
-            </w:pPr>
-            <w:r>
-              <w:rPr>
-                <w:rFonts w:hint="default"/>
-                <w:vertAlign w:val="baseline"/>
-                <w:lang w:val="en-US" w:eastAsia="zh-CN"/>
-              </w:rPr>
-              <w:t xml:space="preserve">    ann_file=data_root + 'annotations/val.json',</w:t>
-            </w:r>
-          </w:p>
-          <w:p>
-            <w:pPr>
-              <w:numPr>
-                <w:ilvl w:val="0"/>
-                <w:numId w:val="0"/>
-              </w:numPr>
-              <w:rPr>
-                <w:rFonts w:hint="default"/>
-                <w:vertAlign w:val="baseline"/>
-                <w:lang w:val="en-US" w:eastAsia="zh-CN"/>
-              </w:rPr>
-            </w:pPr>
-            <w:r>
-              <w:rPr>
-                <w:rFonts w:hint="default"/>
-                <w:vertAlign w:val="baseline"/>
-                <w:lang w:val="en-US" w:eastAsia="zh-CN"/>
-              </w:rPr>
-              <w:t xml:space="preserve">    metric='bbox',</w:t>
-            </w:r>
-          </w:p>
-          <w:p>
-            <w:pPr>
-              <w:numPr>
-                <w:ilvl w:val="0"/>
-                <w:numId w:val="0"/>
-              </w:numPr>
-              <w:rPr>
-                <w:rFonts w:hint="default"/>
-                <w:vertAlign w:val="baseline"/>
-                <w:lang w:val="en-US" w:eastAsia="zh-CN"/>
-              </w:rPr>
-            </w:pPr>
-            <w:r>
-              <w:rPr>
-                <w:rFonts w:hint="default"/>
-                <w:vertAlign w:val="baseline"/>
-                <w:lang w:val="en-US" w:eastAsia="zh-CN"/>
-              </w:rPr>
-              <w:t xml:space="preserve">    backend_args=backend_args)</w:t>
-            </w:r>
-          </w:p>
-          <w:p>
-            <w:pPr>
-              <w:numPr>
-                <w:ilvl w:val="0"/>
-                <w:numId w:val="0"/>
-              </w:numPr>
-              <w:rPr>
-                <w:rFonts w:hint="default"/>
-                <w:vertAlign w:val="baseline"/>
-                <w:lang w:val="en-US" w:eastAsia="zh-CN"/>
-              </w:rPr>
-            </w:pPr>
-            <w:r>
-              <w:rPr>
-                <w:rFonts w:hint="default"/>
-                <w:vertAlign w:val="baseline"/>
-                <w:lang w:val="en-US" w:eastAsia="zh-CN"/>
-              </w:rPr>
-              <w:t>test_evaluator = val_evaluator</w:t>
-            </w:r>
-          </w:p>
-          <w:p>
-            <w:pPr>
-              <w:numPr>
-                <w:ilvl w:val="0"/>
-                <w:numId w:val="0"/>
-              </w:numPr>
-              <w:rPr>
-                <w:rFonts w:hint="default"/>
-                <w:vertAlign w:val="baseline"/>
-                <w:lang w:val="en-US" w:eastAsia="zh-CN"/>
-              </w:rPr>
-            </w:pPr>
-          </w:p>
-          <w:p>
-            <w:pPr>
-              <w:numPr>
-                <w:ilvl w:val="0"/>
-                <w:numId w:val="0"/>
-              </w:numPr>
-              <w:rPr>
-                <w:rFonts w:hint="default"/>
-                <w:vertAlign w:val="baseline"/>
-                <w:lang w:val="en-US" w:eastAsia="zh-CN"/>
-              </w:rPr>
-            </w:pPr>
-            <w:r>
-              <w:rPr>
-                <w:rFonts w:hint="default"/>
-                <w:vertAlign w:val="baseline"/>
-                <w:lang w:val="en-US" w:eastAsia="zh-CN"/>
-              </w:rPr>
-              <w:t># training settings</w:t>
-            </w:r>
-          </w:p>
-          <w:p>
-            <w:pPr>
-              <w:numPr>
-                <w:ilvl w:val="0"/>
-                <w:numId w:val="0"/>
-              </w:numPr>
-              <w:rPr>
-                <w:rFonts w:hint="default"/>
-                <w:vertAlign w:val="baseline"/>
-                <w:lang w:val="en-US" w:eastAsia="zh-CN"/>
-              </w:rPr>
-            </w:pPr>
-            <w:r>
-              <w:rPr>
-                <w:rFonts w:hint="default"/>
-                <w:vertAlign w:val="baseline"/>
-                <w:lang w:val="en-US" w:eastAsia="zh-CN"/>
-              </w:rPr>
-              <w:t>max_epochs = 50</w:t>
-            </w:r>
-          </w:p>
-          <w:p>
-            <w:pPr>
-              <w:numPr>
-                <w:ilvl w:val="0"/>
-                <w:numId w:val="0"/>
-              </w:numPr>
-              <w:rPr>
-                <w:rFonts w:hint="default"/>
-                <w:vertAlign w:val="baseline"/>
-                <w:lang w:val="en-US" w:eastAsia="zh-CN"/>
-              </w:rPr>
-            </w:pPr>
-            <w:r>
-              <w:rPr>
-                <w:rFonts w:hint="default"/>
-                <w:vertAlign w:val="baseline"/>
-                <w:lang w:val="en-US" w:eastAsia="zh-CN"/>
-              </w:rPr>
-              <w:t>num_last_epochs = 15</w:t>
-            </w:r>
-          </w:p>
-          <w:p>
-            <w:pPr>
-              <w:numPr>
-                <w:ilvl w:val="0"/>
-                <w:numId w:val="0"/>
-              </w:numPr>
-              <w:rPr>
-                <w:rFonts w:hint="default"/>
-                <w:vertAlign w:val="baseline"/>
-                <w:lang w:val="en-US" w:eastAsia="zh-CN"/>
-              </w:rPr>
-            </w:pPr>
-            <w:r>
-              <w:rPr>
-                <w:rFonts w:hint="default"/>
-                <w:vertAlign w:val="baseline"/>
-                <w:lang w:val="en-US" w:eastAsia="zh-CN"/>
-              </w:rPr>
-              <w:t>interval = 5</w:t>
-            </w:r>
-          </w:p>
-          <w:p>
-            <w:pPr>
-              <w:numPr>
-                <w:ilvl w:val="0"/>
-                <w:numId w:val="0"/>
-              </w:numPr>
-              <w:rPr>
-                <w:rFonts w:hint="default"/>
-                <w:vertAlign w:val="baseline"/>
-                <w:lang w:val="en-US" w:eastAsia="zh-CN"/>
-              </w:rPr>
-            </w:pPr>
-          </w:p>
-          <w:p>
-            <w:pPr>
-              <w:numPr>
-                <w:ilvl w:val="0"/>
-                <w:numId w:val="0"/>
-              </w:numPr>
-              <w:rPr>
-                <w:rFonts w:hint="default"/>
-                <w:vertAlign w:val="baseline"/>
-                <w:lang w:val="en-US" w:eastAsia="zh-CN"/>
-              </w:rPr>
-            </w:pPr>
-            <w:r>
-              <w:rPr>
-                <w:rFonts w:hint="default"/>
-                <w:vertAlign w:val="baseline"/>
-                <w:lang w:val="en-US" w:eastAsia="zh-CN"/>
-              </w:rPr>
-              <w:t>train_cfg = dict(max_epochs=max_epochs, val_interval=interval)</w:t>
-            </w:r>
-          </w:p>
-          <w:p>
-            <w:pPr>
-              <w:numPr>
-                <w:ilvl w:val="0"/>
-                <w:numId w:val="0"/>
-              </w:numPr>
-              <w:rPr>
-                <w:rFonts w:hint="default"/>
-                <w:vertAlign w:val="baseline"/>
-                <w:lang w:val="en-US" w:eastAsia="zh-CN"/>
-              </w:rPr>
-            </w:pPr>
-          </w:p>
-          <w:p>
-            <w:pPr>
-              <w:numPr>
-                <w:ilvl w:val="0"/>
-                <w:numId w:val="0"/>
-              </w:numPr>
-              <w:rPr>
-                <w:rFonts w:hint="default"/>
-                <w:vertAlign w:val="baseline"/>
-                <w:lang w:val="en-US" w:eastAsia="zh-CN"/>
-              </w:rPr>
-            </w:pPr>
-            <w:r>
-              <w:rPr>
-                <w:rFonts w:hint="default"/>
-                <w:vertAlign w:val="baseline"/>
-                <w:lang w:val="en-US" w:eastAsia="zh-CN"/>
-              </w:rPr>
-              <w:t># optimizer</w:t>
-            </w:r>
-          </w:p>
-          <w:p>
-            <w:pPr>
-              <w:numPr>
-                <w:ilvl w:val="0"/>
-                <w:numId w:val="0"/>
-              </w:numPr>
-              <w:rPr>
-                <w:rFonts w:hint="default"/>
-                <w:vertAlign w:val="baseline"/>
-                <w:lang w:val="en-US" w:eastAsia="zh-CN"/>
-              </w:rPr>
-            </w:pPr>
-            <w:r>
-              <w:rPr>
-                <w:rFonts w:hint="default"/>
-                <w:vertAlign w:val="baseline"/>
-                <w:lang w:val="en-US" w:eastAsia="zh-CN"/>
-              </w:rPr>
-              <w:t># default 8 gpu</w:t>
-            </w:r>
-          </w:p>
-          <w:p>
-            <w:pPr>
-              <w:numPr>
-                <w:ilvl w:val="0"/>
-                <w:numId w:val="0"/>
-              </w:numPr>
-              <w:rPr>
-                <w:rFonts w:hint="default"/>
-                <w:vertAlign w:val="baseline"/>
-                <w:lang w:val="en-US" w:eastAsia="zh-CN"/>
-              </w:rPr>
-            </w:pPr>
-            <w:r>
-              <w:rPr>
-                <w:rFonts w:hint="default"/>
-                <w:vertAlign w:val="baseline"/>
-                <w:lang w:val="en-US" w:eastAsia="zh-CN"/>
-              </w:rPr>
-              <w:t>base_lr = 0.00125</w:t>
-            </w:r>
-          </w:p>
-          <w:p>
-            <w:pPr>
-              <w:numPr>
-                <w:ilvl w:val="0"/>
-                <w:numId w:val="0"/>
-              </w:numPr>
-              <w:rPr>
-                <w:rFonts w:hint="default"/>
-                <w:vertAlign w:val="baseline"/>
-                <w:lang w:val="en-US" w:eastAsia="zh-CN"/>
-              </w:rPr>
-            </w:pPr>
-            <w:r>
-              <w:rPr>
-                <w:rFonts w:hint="default"/>
-                <w:vertAlign w:val="baseline"/>
-                <w:lang w:val="en-US" w:eastAsia="zh-CN"/>
-              </w:rPr>
-              <w:t>optim_wrapper = dict(</w:t>
-            </w:r>
-          </w:p>
-          <w:p>
-            <w:pPr>
-              <w:numPr>
-                <w:ilvl w:val="0"/>
-                <w:numId w:val="0"/>
-              </w:numPr>
-              <w:rPr>
-                <w:rFonts w:hint="default"/>
-                <w:vertAlign w:val="baseline"/>
-                <w:lang w:val="en-US" w:eastAsia="zh-CN"/>
-              </w:rPr>
-            </w:pPr>
-            <w:r>
-              <w:rPr>
-                <w:rFonts w:hint="default"/>
-                <w:vertAlign w:val="baseline"/>
-                <w:lang w:val="en-US" w:eastAsia="zh-CN"/>
-              </w:rPr>
-              <w:t xml:space="preserve">    type='OptimWrapper',</w:t>
-            </w:r>
-          </w:p>
-          <w:p>
-            <w:pPr>
-              <w:numPr>
-                <w:ilvl w:val="0"/>
-                <w:numId w:val="0"/>
-              </w:numPr>
-              <w:rPr>
-                <w:rFonts w:hint="default"/>
-                <w:vertAlign w:val="baseline"/>
-                <w:lang w:val="en-US" w:eastAsia="zh-CN"/>
-              </w:rPr>
-            </w:pPr>
-            <w:r>
-              <w:rPr>
-                <w:rFonts w:hint="default"/>
-                <w:vertAlign w:val="baseline"/>
-                <w:lang w:val="en-US" w:eastAsia="zh-CN"/>
-              </w:rPr>
-              <w:t xml:space="preserve">    optimizer=dict(</w:t>
-            </w:r>
-          </w:p>
-          <w:p>
-            <w:pPr>
-              <w:numPr>
-                <w:ilvl w:val="0"/>
-                <w:numId w:val="0"/>
-              </w:numPr>
-              <w:rPr>
-                <w:rFonts w:hint="default"/>
-                <w:vertAlign w:val="baseline"/>
-                <w:lang w:val="en-US" w:eastAsia="zh-CN"/>
-              </w:rPr>
-            </w:pPr>
-            <w:r>
-              <w:rPr>
-                <w:rFonts w:hint="default"/>
-                <w:vertAlign w:val="baseline"/>
-                <w:lang w:val="en-US" w:eastAsia="zh-CN"/>
-              </w:rPr>
-              <w:t xml:space="preserve">        type='SGD', lr=base_lr, momentum=0.9, weight_decay=5e-4,</w:t>
-            </w:r>
-          </w:p>
-          <w:p>
-            <w:pPr>
-              <w:numPr>
-                <w:ilvl w:val="0"/>
-                <w:numId w:val="0"/>
-              </w:numPr>
-              <w:rPr>
-                <w:rFonts w:hint="default"/>
-                <w:vertAlign w:val="baseline"/>
-                <w:lang w:val="en-US" w:eastAsia="zh-CN"/>
-              </w:rPr>
-            </w:pPr>
-            <w:r>
-              <w:rPr>
-                <w:rFonts w:hint="default"/>
-                <w:vertAlign w:val="baseline"/>
-                <w:lang w:val="en-US" w:eastAsia="zh-CN"/>
-              </w:rPr>
-              <w:t xml:space="preserve">        nesterov=True),</w:t>
-            </w:r>
-          </w:p>
-          <w:p>
-            <w:pPr>
-              <w:numPr>
-                <w:ilvl w:val="0"/>
-                <w:numId w:val="0"/>
-              </w:numPr>
-              <w:rPr>
-                <w:rFonts w:hint="default"/>
-                <w:vertAlign w:val="baseline"/>
-                <w:lang w:val="en-US" w:eastAsia="zh-CN"/>
-              </w:rPr>
-            </w:pPr>
-            <w:r>
-              <w:rPr>
-                <w:rFonts w:hint="default"/>
-                <w:vertAlign w:val="baseline"/>
-                <w:lang w:val="en-US" w:eastAsia="zh-CN"/>
-              </w:rPr>
-              <w:t xml:space="preserve">    paramwise_cfg=dict(norm_decay_mult=0., bias_decay_mult=0.))</w:t>
-            </w:r>
-          </w:p>
-          <w:p>
-            <w:pPr>
-              <w:numPr>
-                <w:ilvl w:val="0"/>
-                <w:numId w:val="0"/>
-              </w:numPr>
-              <w:rPr>
-                <w:rFonts w:hint="default"/>
-                <w:vertAlign w:val="baseline"/>
-                <w:lang w:val="en-US" w:eastAsia="zh-CN"/>
-              </w:rPr>
-            </w:pPr>
-          </w:p>
-          <w:p>
-            <w:pPr>
-              <w:numPr>
-                <w:ilvl w:val="0"/>
-                <w:numId w:val="0"/>
-              </w:numPr>
-              <w:rPr>
-                <w:rFonts w:hint="default"/>
-                <w:vertAlign w:val="baseline"/>
-                <w:lang w:val="en-US" w:eastAsia="zh-CN"/>
-              </w:rPr>
-            </w:pPr>
-            <w:r>
-              <w:rPr>
-                <w:rFonts w:hint="default"/>
-                <w:vertAlign w:val="baseline"/>
-                <w:lang w:val="en-US" w:eastAsia="zh-CN"/>
-              </w:rPr>
-              <w:t># learning rate</w:t>
-            </w:r>
-          </w:p>
-          <w:p>
-            <w:pPr>
-              <w:numPr>
-                <w:ilvl w:val="0"/>
-                <w:numId w:val="0"/>
-              </w:numPr>
-              <w:rPr>
-                <w:rFonts w:hint="default"/>
-                <w:vertAlign w:val="baseline"/>
-                <w:lang w:val="en-US" w:eastAsia="zh-CN"/>
-              </w:rPr>
-            </w:pPr>
-            <w:r>
-              <w:rPr>
-                <w:rFonts w:hint="default"/>
-                <w:vertAlign w:val="baseline"/>
-                <w:lang w:val="en-US" w:eastAsia="zh-CN"/>
-              </w:rPr>
-              <w:t>param_scheduler = [</w:t>
-            </w:r>
-          </w:p>
-          <w:p>
-            <w:pPr>
-              <w:numPr>
-                <w:ilvl w:val="0"/>
-                <w:numId w:val="0"/>
-              </w:numPr>
-              <w:rPr>
-                <w:rFonts w:hint="default"/>
-                <w:vertAlign w:val="baseline"/>
-                <w:lang w:val="en-US" w:eastAsia="zh-CN"/>
-              </w:rPr>
-            </w:pPr>
-            <w:r>
-              <w:rPr>
-                <w:rFonts w:hint="default"/>
-                <w:vertAlign w:val="baseline"/>
-                <w:lang w:val="en-US" w:eastAsia="zh-CN"/>
-              </w:rPr>
-              <w:t xml:space="preserve">    dict(</w:t>
-            </w:r>
-          </w:p>
-          <w:p>
-            <w:pPr>
-              <w:numPr>
-                <w:ilvl w:val="0"/>
-                <w:numId w:val="0"/>
-              </w:numPr>
-              <w:rPr>
-                <w:rFonts w:hint="default"/>
-                <w:vertAlign w:val="baseline"/>
-                <w:lang w:val="en-US" w:eastAsia="zh-CN"/>
-              </w:rPr>
-            </w:pPr>
-            <w:r>
-              <w:rPr>
-                <w:rFonts w:hint="default"/>
-                <w:vertAlign w:val="baseline"/>
-                <w:lang w:val="en-US" w:eastAsia="zh-CN"/>
-              </w:rPr>
-              <w:t xml:space="preserve">        # use quadratic formula to warm up 5 epochs</w:t>
-            </w:r>
-          </w:p>
-          <w:p>
-            <w:pPr>
-              <w:numPr>
-                <w:ilvl w:val="0"/>
-                <w:numId w:val="0"/>
-              </w:numPr>
-              <w:rPr>
-                <w:rFonts w:hint="default"/>
-                <w:vertAlign w:val="baseline"/>
-                <w:lang w:val="en-US" w:eastAsia="zh-CN"/>
-              </w:rPr>
-            </w:pPr>
-            <w:r>
-              <w:rPr>
-                <w:rFonts w:hint="default"/>
-                <w:vertAlign w:val="baseline"/>
-                <w:lang w:val="en-US" w:eastAsia="zh-CN"/>
-              </w:rPr>
-              <w:t xml:space="preserve">        # and lr is updated by iteration</w:t>
-            </w:r>
-          </w:p>
-          <w:p>
-            <w:pPr>
-              <w:numPr>
-                <w:ilvl w:val="0"/>
-                <w:numId w:val="0"/>
-              </w:numPr>
-              <w:rPr>
-                <w:rFonts w:hint="default"/>
-                <w:vertAlign w:val="baseline"/>
-                <w:lang w:val="en-US" w:eastAsia="zh-CN"/>
-              </w:rPr>
-            </w:pPr>
-            <w:r>
-              <w:rPr>
-                <w:rFonts w:hint="default"/>
-                <w:vertAlign w:val="baseline"/>
-                <w:lang w:val="en-US" w:eastAsia="zh-CN"/>
-              </w:rPr>
-              <w:t xml:space="preserve">        # TODO: fix default scope in get function</w:t>
-            </w:r>
-          </w:p>
-          <w:p>
-            <w:pPr>
-              <w:numPr>
-                <w:ilvl w:val="0"/>
-                <w:numId w:val="0"/>
-              </w:numPr>
-              <w:rPr>
-                <w:rFonts w:hint="default"/>
-                <w:vertAlign w:val="baseline"/>
-                <w:lang w:val="en-US" w:eastAsia="zh-CN"/>
-              </w:rPr>
-            </w:pPr>
-            <w:r>
-              <w:rPr>
-                <w:rFonts w:hint="default"/>
-                <w:vertAlign w:val="baseline"/>
-                <w:lang w:val="en-US" w:eastAsia="zh-CN"/>
-              </w:rPr>
-              <w:t xml:space="preserve">        type='mmdet.QuadraticWarmupLR',</w:t>
-            </w:r>
-          </w:p>
-          <w:p>
-            <w:pPr>
-              <w:numPr>
-                <w:ilvl w:val="0"/>
-                <w:numId w:val="0"/>
-              </w:numPr>
-              <w:rPr>
-                <w:rFonts w:hint="default"/>
-                <w:vertAlign w:val="baseline"/>
-                <w:lang w:val="en-US" w:eastAsia="zh-CN"/>
-              </w:rPr>
-            </w:pPr>
-            <w:r>
-              <w:rPr>
-                <w:rFonts w:hint="default"/>
-                <w:vertAlign w:val="baseline"/>
-                <w:lang w:val="en-US" w:eastAsia="zh-CN"/>
-              </w:rPr>
-              <w:t xml:space="preserve">        by_epoch=True,</w:t>
-            </w:r>
-          </w:p>
-          <w:p>
-            <w:pPr>
-              <w:numPr>
-                <w:ilvl w:val="0"/>
-                <w:numId w:val="0"/>
-              </w:numPr>
-              <w:rPr>
-                <w:rFonts w:hint="default"/>
-                <w:vertAlign w:val="baseline"/>
-                <w:lang w:val="en-US" w:eastAsia="zh-CN"/>
-              </w:rPr>
-            </w:pPr>
-            <w:r>
-              <w:rPr>
-                <w:rFonts w:hint="default"/>
-                <w:vertAlign w:val="baseline"/>
-                <w:lang w:val="en-US" w:eastAsia="zh-CN"/>
-              </w:rPr>
-              <w:t xml:space="preserve">        begin=0,</w:t>
-            </w:r>
-          </w:p>
-          <w:p>
-            <w:pPr>
-              <w:numPr>
-                <w:ilvl w:val="0"/>
-                <w:numId w:val="0"/>
-              </w:numPr>
-              <w:rPr>
-                <w:rFonts w:hint="default"/>
-                <w:vertAlign w:val="baseline"/>
-                <w:lang w:val="en-US" w:eastAsia="zh-CN"/>
-              </w:rPr>
-            </w:pPr>
-            <w:r>
-              <w:rPr>
-                <w:rFonts w:hint="default"/>
-                <w:vertAlign w:val="baseline"/>
-                <w:lang w:val="en-US" w:eastAsia="zh-CN"/>
-              </w:rPr>
-              <w:t xml:space="preserve">        end=5,</w:t>
-            </w:r>
-          </w:p>
-          <w:p>
-            <w:pPr>
-              <w:numPr>
-                <w:ilvl w:val="0"/>
-                <w:numId w:val="0"/>
-              </w:numPr>
-              <w:rPr>
-                <w:rFonts w:hint="default"/>
-                <w:vertAlign w:val="baseline"/>
-                <w:lang w:val="en-US" w:eastAsia="zh-CN"/>
-              </w:rPr>
-            </w:pPr>
-            <w:r>
-              <w:rPr>
-                <w:rFonts w:hint="default"/>
-                <w:vertAlign w:val="baseline"/>
-                <w:lang w:val="en-US" w:eastAsia="zh-CN"/>
-              </w:rPr>
-              <w:t xml:space="preserve">        convert_to_iter_based=True),</w:t>
-            </w:r>
-          </w:p>
-          <w:p>
-            <w:pPr>
-              <w:numPr>
-                <w:ilvl w:val="0"/>
-                <w:numId w:val="0"/>
-              </w:numPr>
-              <w:rPr>
-                <w:rFonts w:hint="default"/>
-                <w:vertAlign w:val="baseline"/>
-                <w:lang w:val="en-US" w:eastAsia="zh-CN"/>
-              </w:rPr>
-            </w:pPr>
-            <w:r>
-              <w:rPr>
-                <w:rFonts w:hint="default"/>
-                <w:vertAlign w:val="baseline"/>
-                <w:lang w:val="en-US" w:eastAsia="zh-CN"/>
-              </w:rPr>
-              <w:t xml:space="preserve">    dict(</w:t>
-            </w:r>
-          </w:p>
-          <w:p>
-            <w:pPr>
-              <w:numPr>
-                <w:ilvl w:val="0"/>
-                <w:numId w:val="0"/>
-              </w:numPr>
-              <w:rPr>
-                <w:rFonts w:hint="default"/>
-                <w:vertAlign w:val="baseline"/>
-                <w:lang w:val="en-US" w:eastAsia="zh-CN"/>
-              </w:rPr>
-            </w:pPr>
-            <w:r>
-              <w:rPr>
-                <w:rFonts w:hint="default"/>
-                <w:vertAlign w:val="baseline"/>
-                <w:lang w:val="en-US" w:eastAsia="zh-CN"/>
-              </w:rPr>
-              <w:t xml:space="preserve">        # use cosine lr from 5 to 285 epoch</w:t>
-            </w:r>
-          </w:p>
-          <w:p>
-            <w:pPr>
-              <w:numPr>
-                <w:ilvl w:val="0"/>
-                <w:numId w:val="0"/>
-              </w:numPr>
-              <w:rPr>
-                <w:rFonts w:hint="default"/>
-                <w:vertAlign w:val="baseline"/>
-                <w:lang w:val="en-US" w:eastAsia="zh-CN"/>
-              </w:rPr>
-            </w:pPr>
-            <w:r>
-              <w:rPr>
-                <w:rFonts w:hint="default"/>
-                <w:vertAlign w:val="baseline"/>
-                <w:lang w:val="en-US" w:eastAsia="zh-CN"/>
-              </w:rPr>
-              <w:t xml:space="preserve">        type='CosineAnnealingLR',</w:t>
-            </w:r>
-          </w:p>
-          <w:p>
-            <w:pPr>
-              <w:numPr>
-                <w:ilvl w:val="0"/>
-                <w:numId w:val="0"/>
-              </w:numPr>
-              <w:rPr>
-                <w:rFonts w:hint="default"/>
-                <w:vertAlign w:val="baseline"/>
-                <w:lang w:val="en-US" w:eastAsia="zh-CN"/>
-              </w:rPr>
-            </w:pPr>
-            <w:r>
-              <w:rPr>
-                <w:rFonts w:hint="default"/>
-                <w:vertAlign w:val="baseline"/>
-                <w:lang w:val="en-US" w:eastAsia="zh-CN"/>
-              </w:rPr>
-              <w:t xml:space="preserve">        eta_min=base_lr * 0.05,</w:t>
-            </w:r>
-          </w:p>
-          <w:p>
-            <w:pPr>
-              <w:numPr>
-                <w:ilvl w:val="0"/>
-                <w:numId w:val="0"/>
-              </w:numPr>
-              <w:rPr>
-                <w:rFonts w:hint="default"/>
-                <w:vertAlign w:val="baseline"/>
-                <w:lang w:val="en-US" w:eastAsia="zh-CN"/>
-              </w:rPr>
-            </w:pPr>
-            <w:r>
-              <w:rPr>
-                <w:rFonts w:hint="default"/>
-                <w:vertAlign w:val="baseline"/>
-                <w:lang w:val="en-US" w:eastAsia="zh-CN"/>
-              </w:rPr>
-              <w:t xml:space="preserve">        begin=5,</w:t>
-            </w:r>
-          </w:p>
-          <w:p>
-            <w:pPr>
-              <w:numPr>
-                <w:ilvl w:val="0"/>
-                <w:numId w:val="0"/>
-              </w:numPr>
-              <w:rPr>
-                <w:rFonts w:hint="default"/>
-                <w:vertAlign w:val="baseline"/>
-                <w:lang w:val="en-US" w:eastAsia="zh-CN"/>
-              </w:rPr>
-            </w:pPr>
-            <w:r>
-              <w:rPr>
-                <w:rFonts w:hint="default"/>
-                <w:vertAlign w:val="baseline"/>
-                <w:lang w:val="en-US" w:eastAsia="zh-CN"/>
-              </w:rPr>
-              <w:t xml:space="preserve">        T_max=max_epochs - num_last_epochs,</w:t>
-            </w:r>
-          </w:p>
-          <w:p>
-            <w:pPr>
-              <w:numPr>
-                <w:ilvl w:val="0"/>
-                <w:numId w:val="0"/>
-              </w:numPr>
-              <w:rPr>
-                <w:rFonts w:hint="default"/>
-                <w:vertAlign w:val="baseline"/>
-                <w:lang w:val="en-US" w:eastAsia="zh-CN"/>
-              </w:rPr>
-            </w:pPr>
-            <w:r>
-              <w:rPr>
-                <w:rFonts w:hint="default"/>
-                <w:vertAlign w:val="baseline"/>
-                <w:lang w:val="en-US" w:eastAsia="zh-CN"/>
-              </w:rPr>
-              <w:t xml:space="preserve">        end=max_epochs - num_last_epochs,</w:t>
-            </w:r>
-          </w:p>
-          <w:p>
-            <w:pPr>
-              <w:numPr>
-                <w:ilvl w:val="0"/>
-                <w:numId w:val="0"/>
-              </w:numPr>
-              <w:rPr>
-                <w:rFonts w:hint="default"/>
-                <w:vertAlign w:val="baseline"/>
-                <w:lang w:val="en-US" w:eastAsia="zh-CN"/>
-              </w:rPr>
-            </w:pPr>
-            <w:r>
-              <w:rPr>
-                <w:rFonts w:hint="default"/>
-                <w:vertAlign w:val="baseline"/>
-                <w:lang w:val="en-US" w:eastAsia="zh-CN"/>
-              </w:rPr>
-              <w:t xml:space="preserve">        by_epoch=True,</w:t>
-            </w:r>
-          </w:p>
-          <w:p>
-            <w:pPr>
-              <w:numPr>
-                <w:ilvl w:val="0"/>
-                <w:numId w:val="0"/>
-              </w:numPr>
-              <w:rPr>
-                <w:rFonts w:hint="default"/>
-                <w:vertAlign w:val="baseline"/>
-                <w:lang w:val="en-US" w:eastAsia="zh-CN"/>
-              </w:rPr>
-            </w:pPr>
-            <w:r>
-              <w:rPr>
-                <w:rFonts w:hint="default"/>
-                <w:vertAlign w:val="baseline"/>
-                <w:lang w:val="en-US" w:eastAsia="zh-CN"/>
-              </w:rPr>
-              <w:t xml:space="preserve">        convert_to_iter_based=True),</w:t>
-            </w:r>
-          </w:p>
-          <w:p>
-            <w:pPr>
-              <w:numPr>
-                <w:ilvl w:val="0"/>
-                <w:numId w:val="0"/>
-              </w:numPr>
-              <w:rPr>
-                <w:rFonts w:hint="default"/>
-                <w:vertAlign w:val="baseline"/>
-                <w:lang w:val="en-US" w:eastAsia="zh-CN"/>
-              </w:rPr>
-            </w:pPr>
-            <w:r>
-              <w:rPr>
-                <w:rFonts w:hint="default"/>
-                <w:vertAlign w:val="baseline"/>
-                <w:lang w:val="en-US" w:eastAsia="zh-CN"/>
-              </w:rPr>
-              <w:t xml:space="preserve">    dict(</w:t>
-            </w:r>
-          </w:p>
-          <w:p>
-            <w:pPr>
-              <w:numPr>
-                <w:ilvl w:val="0"/>
-                <w:numId w:val="0"/>
-              </w:numPr>
-              <w:rPr>
-                <w:rFonts w:hint="default"/>
-                <w:vertAlign w:val="baseline"/>
-                <w:lang w:val="en-US" w:eastAsia="zh-CN"/>
-              </w:rPr>
-            </w:pPr>
-            <w:r>
-              <w:rPr>
-                <w:rFonts w:hint="default"/>
-                <w:vertAlign w:val="baseline"/>
-                <w:lang w:val="en-US" w:eastAsia="zh-CN"/>
-              </w:rPr>
-              <w:t xml:space="preserve">        # use fixed lr during last 15 epochs</w:t>
-            </w:r>
-          </w:p>
-          <w:p>
-            <w:pPr>
-              <w:numPr>
-                <w:ilvl w:val="0"/>
-                <w:numId w:val="0"/>
-              </w:numPr>
-              <w:rPr>
-                <w:rFonts w:hint="default"/>
-                <w:vertAlign w:val="baseline"/>
-                <w:lang w:val="en-US" w:eastAsia="zh-CN"/>
-              </w:rPr>
-            </w:pPr>
-            <w:r>
-              <w:rPr>
-                <w:rFonts w:hint="default"/>
-                <w:vertAlign w:val="baseline"/>
-                <w:lang w:val="en-US" w:eastAsia="zh-CN"/>
-              </w:rPr>
-              <w:t xml:space="preserve">        type='ConstantLR',</w:t>
-            </w:r>
-          </w:p>
-          <w:p>
-            <w:pPr>
-              <w:numPr>
-                <w:ilvl w:val="0"/>
-                <w:numId w:val="0"/>
-              </w:numPr>
-              <w:rPr>
-                <w:rFonts w:hint="default"/>
-                <w:vertAlign w:val="baseline"/>
-                <w:lang w:val="en-US" w:eastAsia="zh-CN"/>
-              </w:rPr>
-            </w:pPr>
-            <w:r>
-              <w:rPr>
-                <w:rFonts w:hint="default"/>
-                <w:vertAlign w:val="baseline"/>
-                <w:lang w:val="en-US" w:eastAsia="zh-CN"/>
-              </w:rPr>
-              <w:t xml:space="preserve">        by_epoch=True,</w:t>
-            </w:r>
-          </w:p>
-          <w:p>
-            <w:pPr>
-              <w:numPr>
-                <w:ilvl w:val="0"/>
-                <w:numId w:val="0"/>
-              </w:numPr>
-              <w:rPr>
-                <w:rFonts w:hint="default"/>
-                <w:vertAlign w:val="baseline"/>
-                <w:lang w:val="en-US" w:eastAsia="zh-CN"/>
-              </w:rPr>
-            </w:pPr>
-            <w:r>
-              <w:rPr>
-                <w:rFonts w:hint="default"/>
-                <w:vertAlign w:val="baseline"/>
-                <w:lang w:val="en-US" w:eastAsia="zh-CN"/>
-              </w:rPr>
-              <w:t xml:space="preserve">        factor=1,</w:t>
-            </w:r>
-          </w:p>
-          <w:p>
-            <w:pPr>
-              <w:numPr>
-                <w:ilvl w:val="0"/>
-                <w:numId w:val="0"/>
-              </w:numPr>
-              <w:rPr>
-                <w:rFonts w:hint="default"/>
-                <w:vertAlign w:val="baseline"/>
-                <w:lang w:val="en-US" w:eastAsia="zh-CN"/>
-              </w:rPr>
-            </w:pPr>
-            <w:r>
-              <w:rPr>
-                <w:rFonts w:hint="default"/>
-                <w:vertAlign w:val="baseline"/>
-                <w:lang w:val="en-US" w:eastAsia="zh-CN"/>
-              </w:rPr>
-              <w:t xml:space="preserve">        begin=max_epochs - num_last_epochs,</w:t>
-            </w:r>
-          </w:p>
-          <w:p>
-            <w:pPr>
-              <w:numPr>
-                <w:ilvl w:val="0"/>
-                <w:numId w:val="0"/>
-              </w:numPr>
-              <w:rPr>
-                <w:rFonts w:hint="default"/>
-                <w:vertAlign w:val="baseline"/>
-                <w:lang w:val="en-US" w:eastAsia="zh-CN"/>
-              </w:rPr>
-            </w:pPr>
-            <w:r>
-              <w:rPr>
-                <w:rFonts w:hint="default"/>
-                <w:vertAlign w:val="baseline"/>
-                <w:lang w:val="en-US" w:eastAsia="zh-CN"/>
-              </w:rPr>
-              <w:t xml:space="preserve">        end=max_epochs,</w:t>
-            </w:r>
-          </w:p>
-          <w:p>
-            <w:pPr>
-              <w:numPr>
-                <w:ilvl w:val="0"/>
-                <w:numId w:val="0"/>
-              </w:numPr>
-              <w:rPr>
-                <w:rFonts w:hint="default"/>
-                <w:vertAlign w:val="baseline"/>
-                <w:lang w:val="en-US" w:eastAsia="zh-CN"/>
-              </w:rPr>
-            </w:pPr>
-            <w:r>
-              <w:rPr>
-                <w:rFonts w:hint="default"/>
-                <w:vertAlign w:val="baseline"/>
-                <w:lang w:val="en-US" w:eastAsia="zh-CN"/>
-              </w:rPr>
-              <w:t xml:space="preserve">    )</w:t>
+              <w:t>default_hooks = dict(</w:t>
+            </w:r>
+          </w:p>
+          <w:p>
+            <w:pPr>
+              <w:numPr>
+                <w:ilvl w:val="0"/>
+                <w:numId w:val="0"/>
+              </w:numPr>
+              <w:rPr>
+                <w:rFonts w:hint="default"/>
+                <w:vertAlign w:val="baseline"/>
+                <w:lang w:val="en-US" w:eastAsia="zh-CN"/>
+              </w:rPr>
+            </w:pPr>
+            <w:r>
+              <w:rPr>
+                <w:rFonts w:hint="default"/>
+                <w:vertAlign w:val="baseline"/>
+                <w:lang w:val="en-US" w:eastAsia="zh-CN"/>
+              </w:rPr>
+              <w:t xml:space="preserve">    checkpoint=dict(interval=interval, max_keep_ckpts=5)</w:t>
+            </w:r>
+          </w:p>
+          <w:p>
+            <w:pPr>
+              <w:numPr>
+                <w:ilvl w:val="0"/>
+                <w:numId w:val="0"/>
+              </w:numPr>
+              <w:rPr>
+                <w:rFonts w:hint="default"/>
+                <w:vertAlign w:val="baseline"/>
+                <w:lang w:val="en-US" w:eastAsia="zh-CN"/>
+              </w:rPr>
+            </w:pPr>
+            <w:r>
+              <w:rPr>
+                <w:rFonts w:hint="default"/>
+                <w:vertAlign w:val="baseline"/>
+                <w:lang w:val="en-US" w:eastAsia="zh-CN"/>
+              </w:rPr>
+              <w:t>)</w:t>
+            </w:r>
+          </w:p>
+          <w:p>
+            <w:pPr>
+              <w:numPr>
+                <w:ilvl w:val="0"/>
+                <w:numId w:val="0"/>
+              </w:numPr>
+              <w:rPr>
+                <w:rFonts w:hint="default"/>
+                <w:vertAlign w:val="baseline"/>
+                <w:lang w:val="en-US" w:eastAsia="zh-CN"/>
+              </w:rPr>
+            </w:pPr>
+          </w:p>
+          <w:p>
+            <w:pPr>
+              <w:numPr>
+                <w:ilvl w:val="0"/>
+                <w:numId w:val="0"/>
+              </w:numPr>
+              <w:rPr>
+                <w:rFonts w:hint="default"/>
+                <w:vertAlign w:val="baseline"/>
+                <w:lang w:val="en-US" w:eastAsia="zh-CN"/>
+              </w:rPr>
+            </w:pPr>
+            <w:r>
+              <w:rPr>
+                <w:rFonts w:hint="default"/>
+                <w:vertAlign w:val="baseline"/>
+                <w:lang w:val="en-US" w:eastAsia="zh-CN"/>
+              </w:rPr>
+              <w:t># 禁用 YOLOXModeSwitchHook，因为我们已经手动控制了 pipeline</w:t>
+            </w:r>
+          </w:p>
+          <w:p>
+            <w:pPr>
+              <w:numPr>
+                <w:ilvl w:val="0"/>
+                <w:numId w:val="0"/>
+              </w:numPr>
+              <w:rPr>
+                <w:rFonts w:hint="default"/>
+                <w:vertAlign w:val="baseline"/>
+                <w:lang w:val="en-US" w:eastAsia="zh-CN"/>
+              </w:rPr>
+            </w:pPr>
+            <w:r>
+              <w:rPr>
+                <w:rFonts w:hint="default"/>
+                <w:vertAlign w:val="baseline"/>
+                <w:lang w:val="en-US" w:eastAsia="zh-CN"/>
+              </w:rPr>
+              <w:t>custom_hooks = [</w:t>
+            </w:r>
+          </w:p>
+          <w:p>
+            <w:pPr>
+              <w:numPr>
+                <w:ilvl w:val="0"/>
+                <w:numId w:val="0"/>
+              </w:numPr>
+              <w:rPr>
+                <w:rFonts w:hint="default"/>
+                <w:vertAlign w:val="baseline"/>
+                <w:lang w:val="en-US" w:eastAsia="zh-CN"/>
+              </w:rPr>
+            </w:pPr>
+            <w:r>
+              <w:rPr>
+                <w:rFonts w:hint="default"/>
+                <w:vertAlign w:val="baseline"/>
+                <w:lang w:val="en-US" w:eastAsia="zh-CN"/>
+              </w:rPr>
+              <w:t xml:space="preserve">    # dict(type='YOLOXModeSwitchHook', num_last_epochs=num_last_epochs, priority=48),</w:t>
+            </w:r>
+          </w:p>
+          <w:p>
+            <w:pPr>
+              <w:numPr>
+                <w:ilvl w:val="0"/>
+                <w:numId w:val="0"/>
+              </w:numPr>
+              <w:rPr>
+                <w:rFonts w:hint="default"/>
+                <w:vertAlign w:val="baseline"/>
+                <w:lang w:val="en-US" w:eastAsia="zh-CN"/>
+              </w:rPr>
+            </w:pPr>
+            <w:r>
+              <w:rPr>
+                <w:rFonts w:hint="default"/>
+                <w:vertAlign w:val="baseline"/>
+                <w:lang w:val="en-US" w:eastAsia="zh-CN"/>
+              </w:rPr>
+              <w:t xml:space="preserve">    dict(type='SyncNormHook', priority=48),</w:t>
+            </w:r>
+          </w:p>
+          <w:p>
+            <w:pPr>
+              <w:numPr>
+                <w:ilvl w:val="0"/>
+                <w:numId w:val="0"/>
+              </w:numPr>
+              <w:rPr>
+                <w:rFonts w:hint="default"/>
+                <w:vertAlign w:val="baseline"/>
+                <w:lang w:val="en-US" w:eastAsia="zh-CN"/>
+              </w:rPr>
+            </w:pPr>
+            <w:r>
+              <w:rPr>
+                <w:rFonts w:hint="default"/>
+                <w:vertAlign w:val="baseline"/>
+                <w:lang w:val="en-US" w:eastAsia="zh-CN"/>
+              </w:rPr>
+              <w:t xml:space="preserve">    dict(type='EMAHook', ema_type='ExpMomentumEMA', momentum=0.0001, update_buffers=True, priority=49)</w:t>
             </w:r>
           </w:p>
           <w:p>
@@ -9192,488 +8372,8 @@
                 <w:vertAlign w:val="baseline"/>
                 <w:lang w:val="en-US" w:eastAsia="zh-CN"/>
               </w:rPr>
-              <w:t>default_hooks = dict(</w:t>
-            </w:r>
-          </w:p>
-          <w:p>
-            <w:pPr>
-              <w:numPr>
-                <w:ilvl w:val="0"/>
-                <w:numId w:val="0"/>
-              </w:numPr>
-              <w:rPr>
-                <w:rFonts w:hint="default"/>
-                <w:vertAlign w:val="baseline"/>
-                <w:lang w:val="en-US" w:eastAsia="zh-CN"/>
-              </w:rPr>
-            </w:pPr>
-            <w:r>
-              <w:rPr>
-                <w:rFonts w:hint="default"/>
-                <w:vertAlign w:val="baseline"/>
-                <w:lang w:val="en-US" w:eastAsia="zh-CN"/>
-              </w:rPr>
-              <w:t xml:space="preserve">    checkpoint=dict(</w:t>
-            </w:r>
-          </w:p>
-          <w:p>
-            <w:pPr>
-              <w:numPr>
-                <w:ilvl w:val="0"/>
-                <w:numId w:val="0"/>
-              </w:numPr>
-              <w:rPr>
-                <w:rFonts w:hint="default"/>
-                <w:vertAlign w:val="baseline"/>
-                <w:lang w:val="en-US" w:eastAsia="zh-CN"/>
-              </w:rPr>
-            </w:pPr>
-            <w:r>
-              <w:rPr>
-                <w:rFonts w:hint="default"/>
-                <w:vertAlign w:val="baseline"/>
-                <w:lang w:val="en-US" w:eastAsia="zh-CN"/>
-              </w:rPr>
-              <w:t xml:space="preserve">        interval=interval,</w:t>
-            </w:r>
-          </w:p>
-          <w:p>
-            <w:pPr>
-              <w:numPr>
-                <w:ilvl w:val="0"/>
-                <w:numId w:val="0"/>
-              </w:numPr>
-              <w:rPr>
-                <w:rFonts w:hint="default"/>
-                <w:vertAlign w:val="baseline"/>
-                <w:lang w:val="en-US" w:eastAsia="zh-CN"/>
-              </w:rPr>
-            </w:pPr>
-            <w:r>
-              <w:rPr>
-                <w:rFonts w:hint="default"/>
-                <w:vertAlign w:val="baseline"/>
-                <w:lang w:val="en-US" w:eastAsia="zh-CN"/>
-              </w:rPr>
-              <w:t xml:space="preserve">        max_keep_ckpts=5  # only keep latest 3 checkpoints</w:t>
-            </w:r>
-          </w:p>
-          <w:p>
-            <w:pPr>
-              <w:numPr>
-                <w:ilvl w:val="0"/>
-                <w:numId w:val="0"/>
-              </w:numPr>
-              <w:rPr>
-                <w:rFonts w:hint="default"/>
-                <w:vertAlign w:val="baseline"/>
-                <w:lang w:val="en-US" w:eastAsia="zh-CN"/>
-              </w:rPr>
-            </w:pPr>
-            <w:r>
-              <w:rPr>
-                <w:rFonts w:hint="default"/>
-                <w:vertAlign w:val="baseline"/>
-                <w:lang w:val="en-US" w:eastAsia="zh-CN"/>
-              </w:rPr>
-              <w:t xml:space="preserve">    ))</w:t>
-            </w:r>
-          </w:p>
-          <w:p>
-            <w:pPr>
-              <w:numPr>
-                <w:ilvl w:val="0"/>
-                <w:numId w:val="0"/>
-              </w:numPr>
-              <w:rPr>
-                <w:rFonts w:hint="default"/>
-                <w:vertAlign w:val="baseline"/>
-                <w:lang w:val="en-US" w:eastAsia="zh-CN"/>
-              </w:rPr>
-            </w:pPr>
-          </w:p>
-          <w:p>
-            <w:pPr>
-              <w:numPr>
-                <w:ilvl w:val="0"/>
-                <w:numId w:val="0"/>
-              </w:numPr>
-              <w:rPr>
-                <w:rFonts w:hint="default"/>
-                <w:vertAlign w:val="baseline"/>
-                <w:lang w:val="en-US" w:eastAsia="zh-CN"/>
-              </w:rPr>
-            </w:pPr>
-            <w:r>
-              <w:rPr>
-                <w:rFonts w:hint="default"/>
-                <w:vertAlign w:val="baseline"/>
-                <w:lang w:val="en-US" w:eastAsia="zh-CN"/>
-              </w:rPr>
-              <w:t>custom_hooks = [</w:t>
-            </w:r>
-          </w:p>
-          <w:p>
-            <w:pPr>
-              <w:numPr>
-                <w:ilvl w:val="0"/>
-                <w:numId w:val="0"/>
-              </w:numPr>
-              <w:rPr>
-                <w:rFonts w:hint="default"/>
-                <w:vertAlign w:val="baseline"/>
-                <w:lang w:val="en-US" w:eastAsia="zh-CN"/>
-              </w:rPr>
-            </w:pPr>
-            <w:r>
-              <w:rPr>
-                <w:rFonts w:hint="default"/>
-                <w:vertAlign w:val="baseline"/>
-                <w:lang w:val="en-US" w:eastAsia="zh-CN"/>
-              </w:rPr>
-              <w:t xml:space="preserve">    dict(</w:t>
-            </w:r>
-          </w:p>
-          <w:p>
-            <w:pPr>
-              <w:numPr>
-                <w:ilvl w:val="0"/>
-                <w:numId w:val="0"/>
-              </w:numPr>
-              <w:rPr>
-                <w:rFonts w:hint="default"/>
-                <w:vertAlign w:val="baseline"/>
-                <w:lang w:val="en-US" w:eastAsia="zh-CN"/>
-              </w:rPr>
-            </w:pPr>
-            <w:r>
-              <w:rPr>
-                <w:rFonts w:hint="default"/>
-                <w:vertAlign w:val="baseline"/>
-                <w:lang w:val="en-US" w:eastAsia="zh-CN"/>
-              </w:rPr>
-              <w:t xml:space="preserve">        type='YOLOXModeSwitchHook',</w:t>
-            </w:r>
-          </w:p>
-          <w:p>
-            <w:pPr>
-              <w:numPr>
-                <w:ilvl w:val="0"/>
-                <w:numId w:val="0"/>
-              </w:numPr>
-              <w:rPr>
-                <w:rFonts w:hint="default"/>
-                <w:vertAlign w:val="baseline"/>
-                <w:lang w:val="en-US" w:eastAsia="zh-CN"/>
-              </w:rPr>
-            </w:pPr>
-            <w:r>
-              <w:rPr>
-                <w:rFonts w:hint="default"/>
-                <w:vertAlign w:val="baseline"/>
-                <w:lang w:val="en-US" w:eastAsia="zh-CN"/>
-              </w:rPr>
-              <w:t xml:space="preserve">        num_last_epochs=num_last_epochs,</w:t>
-            </w:r>
-          </w:p>
-          <w:p>
-            <w:pPr>
-              <w:numPr>
-                <w:ilvl w:val="0"/>
-                <w:numId w:val="0"/>
-              </w:numPr>
-              <w:rPr>
-                <w:rFonts w:hint="default"/>
-                <w:vertAlign w:val="baseline"/>
-                <w:lang w:val="en-US" w:eastAsia="zh-CN"/>
-              </w:rPr>
-            </w:pPr>
-            <w:r>
-              <w:rPr>
-                <w:rFonts w:hint="default"/>
-                <w:vertAlign w:val="baseline"/>
-                <w:lang w:val="en-US" w:eastAsia="zh-CN"/>
-              </w:rPr>
-              <w:t xml:space="preserve">        priority=48),</w:t>
-            </w:r>
-          </w:p>
-          <w:p>
-            <w:pPr>
-              <w:numPr>
-                <w:ilvl w:val="0"/>
-                <w:numId w:val="0"/>
-              </w:numPr>
-              <w:rPr>
-                <w:rFonts w:hint="default"/>
-                <w:vertAlign w:val="baseline"/>
-                <w:lang w:val="en-US" w:eastAsia="zh-CN"/>
-              </w:rPr>
-            </w:pPr>
-            <w:r>
-              <w:rPr>
-                <w:rFonts w:hint="default"/>
-                <w:vertAlign w:val="baseline"/>
-                <w:lang w:val="en-US" w:eastAsia="zh-CN"/>
-              </w:rPr>
-              <w:t xml:space="preserve">    dict(type='SyncNormHook', priority=48),</w:t>
-            </w:r>
-          </w:p>
-          <w:p>
-            <w:pPr>
-              <w:numPr>
-                <w:ilvl w:val="0"/>
-                <w:numId w:val="0"/>
-              </w:numPr>
-              <w:rPr>
-                <w:rFonts w:hint="default"/>
-                <w:vertAlign w:val="baseline"/>
-                <w:lang w:val="en-US" w:eastAsia="zh-CN"/>
-              </w:rPr>
-            </w:pPr>
-            <w:r>
-              <w:rPr>
-                <w:rFonts w:hint="default"/>
-                <w:vertAlign w:val="baseline"/>
-                <w:lang w:val="en-US" w:eastAsia="zh-CN"/>
-              </w:rPr>
-              <w:t xml:space="preserve">    dict(</w:t>
-            </w:r>
-          </w:p>
-          <w:p>
-            <w:pPr>
-              <w:numPr>
-                <w:ilvl w:val="0"/>
-                <w:numId w:val="0"/>
-              </w:numPr>
-              <w:rPr>
-                <w:rFonts w:hint="default"/>
-                <w:vertAlign w:val="baseline"/>
-                <w:lang w:val="en-US" w:eastAsia="zh-CN"/>
-              </w:rPr>
-            </w:pPr>
-            <w:r>
-              <w:rPr>
-                <w:rFonts w:hint="default"/>
-                <w:vertAlign w:val="baseline"/>
-                <w:lang w:val="en-US" w:eastAsia="zh-CN"/>
-              </w:rPr>
-              <w:t xml:space="preserve">        type='EMAHook',</w:t>
-            </w:r>
-          </w:p>
-          <w:p>
-            <w:pPr>
-              <w:numPr>
-                <w:ilvl w:val="0"/>
-                <w:numId w:val="0"/>
-              </w:numPr>
-              <w:rPr>
-                <w:rFonts w:hint="default"/>
-                <w:vertAlign w:val="baseline"/>
-                <w:lang w:val="en-US" w:eastAsia="zh-CN"/>
-              </w:rPr>
-            </w:pPr>
-            <w:r>
-              <w:rPr>
-                <w:rFonts w:hint="default"/>
-                <w:vertAlign w:val="baseline"/>
-                <w:lang w:val="en-US" w:eastAsia="zh-CN"/>
-              </w:rPr>
-              <w:t xml:space="preserve">        ema_type='ExpMomentumEMA',</w:t>
-            </w:r>
-          </w:p>
-          <w:p>
-            <w:pPr>
-              <w:numPr>
-                <w:ilvl w:val="0"/>
-                <w:numId w:val="0"/>
-              </w:numPr>
-              <w:rPr>
-                <w:rFonts w:hint="default"/>
-                <w:vertAlign w:val="baseline"/>
-                <w:lang w:val="en-US" w:eastAsia="zh-CN"/>
-              </w:rPr>
-            </w:pPr>
-            <w:r>
-              <w:rPr>
-                <w:rFonts w:hint="default"/>
-                <w:vertAlign w:val="baseline"/>
-                <w:lang w:val="en-US" w:eastAsia="zh-CN"/>
-              </w:rPr>
-              <w:t xml:space="preserve">        momentum=0.0001,</w:t>
-            </w:r>
-          </w:p>
-          <w:p>
-            <w:pPr>
-              <w:numPr>
-                <w:ilvl w:val="0"/>
-                <w:numId w:val="0"/>
-              </w:numPr>
-              <w:rPr>
-                <w:rFonts w:hint="default"/>
-                <w:vertAlign w:val="baseline"/>
-                <w:lang w:val="en-US" w:eastAsia="zh-CN"/>
-              </w:rPr>
-            </w:pPr>
-            <w:r>
-              <w:rPr>
-                <w:rFonts w:hint="default"/>
-                <w:vertAlign w:val="baseline"/>
-                <w:lang w:val="en-US" w:eastAsia="zh-CN"/>
-              </w:rPr>
-              <w:t xml:space="preserve">        update_buffers=True,</w:t>
-            </w:r>
-          </w:p>
-          <w:p>
-            <w:pPr>
-              <w:numPr>
-                <w:ilvl w:val="0"/>
-                <w:numId w:val="0"/>
-              </w:numPr>
-              <w:rPr>
-                <w:rFonts w:hint="default"/>
-                <w:vertAlign w:val="baseline"/>
-                <w:lang w:val="en-US" w:eastAsia="zh-CN"/>
-              </w:rPr>
-            </w:pPr>
-            <w:r>
-              <w:rPr>
-                <w:rFonts w:hint="default"/>
-                <w:vertAlign w:val="baseline"/>
-                <w:lang w:val="en-US" w:eastAsia="zh-CN"/>
-              </w:rPr>
-              <w:t xml:space="preserve">        priority=49)</w:t>
-            </w:r>
-          </w:p>
-          <w:p>
-            <w:pPr>
-              <w:numPr>
-                <w:ilvl w:val="0"/>
-                <w:numId w:val="0"/>
-              </w:numPr>
-              <w:rPr>
-                <w:rFonts w:hint="default"/>
-                <w:vertAlign w:val="baseline"/>
-                <w:lang w:val="en-US" w:eastAsia="zh-CN"/>
-              </w:rPr>
-            </w:pPr>
-            <w:r>
-              <w:rPr>
-                <w:rFonts w:hint="default"/>
-                <w:vertAlign w:val="baseline"/>
-                <w:lang w:val="en-US" w:eastAsia="zh-CN"/>
-              </w:rPr>
-              <w:t>]</w:t>
-            </w:r>
-          </w:p>
-          <w:p>
-            <w:pPr>
-              <w:numPr>
-                <w:ilvl w:val="0"/>
-                <w:numId w:val="0"/>
-              </w:numPr>
-              <w:rPr>
-                <w:rFonts w:hint="default"/>
-                <w:vertAlign w:val="baseline"/>
-                <w:lang w:val="en-US" w:eastAsia="zh-CN"/>
-              </w:rPr>
-            </w:pPr>
-          </w:p>
-          <w:p>
-            <w:pPr>
-              <w:numPr>
-                <w:ilvl w:val="0"/>
-                <w:numId w:val="0"/>
-              </w:numPr>
-              <w:rPr>
-                <w:rFonts w:hint="default"/>
-                <w:vertAlign w:val="baseline"/>
-                <w:lang w:val="en-US" w:eastAsia="zh-CN"/>
-              </w:rPr>
-            </w:pPr>
-            <w:r>
-              <w:rPr>
-                <w:rFonts w:hint="default"/>
-                <w:vertAlign w:val="baseline"/>
-                <w:lang w:val="en-US" w:eastAsia="zh-CN"/>
-              </w:rPr>
-              <w:t># NOTE: `auto_scale_lr` is for automatically scaling LR,</w:t>
-            </w:r>
-          </w:p>
-          <w:p>
-            <w:pPr>
-              <w:numPr>
-                <w:ilvl w:val="0"/>
-                <w:numId w:val="0"/>
-              </w:numPr>
-              <w:rPr>
-                <w:rFonts w:hint="default"/>
-                <w:vertAlign w:val="baseline"/>
-                <w:lang w:val="en-US" w:eastAsia="zh-CN"/>
-              </w:rPr>
-            </w:pPr>
-            <w:r>
-              <w:rPr>
-                <w:rFonts w:hint="default"/>
-                <w:vertAlign w:val="baseline"/>
-                <w:lang w:val="en-US" w:eastAsia="zh-CN"/>
-              </w:rPr>
-              <w:t># USER SHOULD NOT CHANGE ITS VALUES.</w:t>
-            </w:r>
-          </w:p>
-          <w:p>
-            <w:pPr>
-              <w:numPr>
-                <w:ilvl w:val="0"/>
-                <w:numId w:val="0"/>
-              </w:numPr>
-              <w:rPr>
-                <w:rFonts w:hint="default"/>
-                <w:vertAlign w:val="baseline"/>
-                <w:lang w:val="en-US" w:eastAsia="zh-CN"/>
-              </w:rPr>
-            </w:pPr>
-            <w:r>
-              <w:rPr>
-                <w:rFonts w:hint="default"/>
-                <w:vertAlign w:val="baseline"/>
-                <w:lang w:val="en-US" w:eastAsia="zh-CN"/>
-              </w:rPr>
-              <w:t># base_batch_size = (8 GPUs) x (8 samples per GPU)</w:t>
-            </w:r>
-          </w:p>
-          <w:p>
-            <w:pPr>
-              <w:numPr>
-                <w:ilvl w:val="0"/>
-                <w:numId w:val="0"/>
-              </w:numPr>
-              <w:rPr>
-                <w:rFonts w:hint="default"/>
-                <w:vertAlign w:val="baseline"/>
-                <w:lang w:val="en-US" w:eastAsia="zh-CN"/>
-              </w:rPr>
-            </w:pPr>
-            <w:r>
-              <w:rPr>
-                <w:rFonts w:hint="default"/>
-                <w:vertAlign w:val="baseline"/>
-                <w:lang w:val="en-US" w:eastAsia="zh-CN"/>
-              </w:rPr>
               <w:t>auto_scale_lr = dict(base_batch_size=8)</w:t>
             </w:r>
-          </w:p>
-          <w:p>
-            <w:pPr>
-              <w:numPr>
-                <w:ilvl w:val="0"/>
-                <w:numId w:val="0"/>
-              </w:numPr>
-              <w:rPr>
-                <w:rFonts w:hint="default"/>
-                <w:vertAlign w:val="baseline"/>
-                <w:lang w:val="en-US" w:eastAsia="zh-CN"/>
-              </w:rPr>
-            </w:pPr>
           </w:p>
         </w:tc>
       </w:tr>
@@ -9690,7 +8390,6 @@
           <w:lang w:val="en-US" w:eastAsia="zh-CN"/>
         </w:rPr>
       </w:pPr>
-      <w:bookmarkStart w:id="0" w:name="_GoBack"/>
       <w:r>
         <w:rPr>
           <w:rFonts w:hint="default"/>
@@ -9698,7 +8397,6 @@
         </w:rPr>
         <w:t>python tools/train.py configs/yolox/yolox_s_8xb8-300e_coco_MFT25-BT.py</w:t>
       </w:r>
-      <w:bookmarkEnd w:id="0"/>
       <w:r>
         <w:rPr>
           <w:rFonts w:hint="eastAsia"/>
@@ -9717,9 +8415,9 @@
       <w:r>
         <w:drawing>
           <wp:inline distT="0" distB="0" distL="114300" distR="114300">
-            <wp:extent cx="5267325" cy="2499360"/>
-            <wp:effectExtent l="9525" t="9525" r="19050" b="18415"/>
-            <wp:docPr id="8" name="图片 1"/>
+            <wp:extent cx="5271135" cy="3394075"/>
+            <wp:effectExtent l="0" t="0" r="12065" b="9525"/>
+            <wp:docPr id="13" name="图片 3"/>
             <wp:cNvGraphicFramePr>
               <a:graphicFrameLocks xmlns:a="http://schemas.openxmlformats.org/drawingml/2006/main" noChangeAspect="1"/>
             </wp:cNvGraphicFramePr>
@@ -9727,7 +8425,58 @@
               <a:graphicData uri="http://schemas.openxmlformats.org/drawingml/2006/picture">
                 <pic:pic xmlns:pic="http://schemas.openxmlformats.org/drawingml/2006/picture">
                   <pic:nvPicPr>
-                    <pic:cNvPr id="8" name="图片 1"/>
+                    <pic:cNvPr id="13" name="图片 3"/>
+                    <pic:cNvPicPr>
+                      <a:picLocks noChangeAspect="1"/>
+                    </pic:cNvPicPr>
+                  </pic:nvPicPr>
+                  <pic:blipFill>
+                    <a:blip r:embed="rId24"/>
+                    <a:stretch>
+                      <a:fillRect/>
+                    </a:stretch>
+                  </pic:blipFill>
+                  <pic:spPr>
+                    <a:xfrm>
+                      <a:off x="0" y="0"/>
+                      <a:ext cx="5271135" cy="3394075"/>
+                    </a:xfrm>
+                    <a:prstGeom prst="rect">
+                      <a:avLst/>
+                    </a:prstGeom>
+                    <a:noFill/>
+                    <a:ln>
+                      <a:noFill/>
+                    </a:ln>
+                  </pic:spPr>
+                </pic:pic>
+              </a:graphicData>
+            </a:graphic>
+          </wp:inline>
+        </w:drawing>
+      </w:r>
+    </w:p>
+    <w:p>
+      <w:pPr>
+        <w:numPr>
+          <w:numId w:val="0"/>
+        </w:numPr>
+        <w:ind w:leftChars="0"/>
+      </w:pPr>
+      <w:r>
+        <w:drawing>
+          <wp:inline distT="0" distB="0" distL="114300" distR="114300">
+            <wp:extent cx="5271770" cy="5027930"/>
+            <wp:effectExtent l="9525" t="9525" r="14605" b="17145"/>
+            <wp:docPr id="14" name="图片 4"/>
+            <wp:cNvGraphicFramePr>
+              <a:graphicFrameLocks xmlns:a="http://schemas.openxmlformats.org/drawingml/2006/main" noChangeAspect="1"/>
+            </wp:cNvGraphicFramePr>
+            <a:graphic xmlns:a="http://schemas.openxmlformats.org/drawingml/2006/main">
+              <a:graphicData uri="http://schemas.openxmlformats.org/drawingml/2006/picture">
+                <pic:pic xmlns:pic="http://schemas.openxmlformats.org/drawingml/2006/picture">
+                  <pic:nvPicPr>
+                    <pic:cNvPr id="14" name="图片 4"/>
                     <pic:cNvPicPr>
                       <a:picLocks noChangeAspect="1"/>
                     </pic:cNvPicPr>
@@ -9741,7 +8490,7 @@
                   <pic:spPr>
                     <a:xfrm>
                       <a:off x="0" y="0"/>
-                      <a:ext cx="5267325" cy="2499360"/>
+                      <a:ext cx="5271770" cy="5027930"/>
                     </a:xfrm>
                     <a:prstGeom prst="rect">
                       <a:avLst/>
@@ -9770,9 +8519,9 @@
       <w:r>
         <w:drawing>
           <wp:inline distT="0" distB="0" distL="114300" distR="114300">
-            <wp:extent cx="5269865" cy="5932805"/>
-            <wp:effectExtent l="9525" t="9525" r="16510" b="13970"/>
-            <wp:docPr id="9" name="图片 2"/>
+            <wp:extent cx="5270500" cy="4048760"/>
+            <wp:effectExtent l="9525" t="9525" r="15875" b="18415"/>
+            <wp:docPr id="15" name="图片 5"/>
             <wp:cNvGraphicFramePr>
               <a:graphicFrameLocks xmlns:a="http://schemas.openxmlformats.org/drawingml/2006/main" noChangeAspect="1"/>
             </wp:cNvGraphicFramePr>
@@ -9780,7 +8529,7 @@
               <a:graphicData uri="http://schemas.openxmlformats.org/drawingml/2006/picture">
                 <pic:pic xmlns:pic="http://schemas.openxmlformats.org/drawingml/2006/picture">
                   <pic:nvPicPr>
-                    <pic:cNvPr id="9" name="图片 2"/>
+                    <pic:cNvPr id="15" name="图片 5"/>
                     <pic:cNvPicPr>
                       <a:picLocks noChangeAspect="1"/>
                     </pic:cNvPicPr>
@@ -9794,7 +8543,7 @@
                   <pic:spPr>
                     <a:xfrm>
                       <a:off x="0" y="0"/>
-                      <a:ext cx="5269865" cy="5932805"/>
+                      <a:ext cx="5270500" cy="4048760"/>
                     </a:xfrm>
                     <a:prstGeom prst="rect">
                       <a:avLst/>
@@ -9819,11 +8568,448 @@
           <w:numId w:val="0"/>
         </w:numPr>
         <w:ind w:leftChars="0"/>
+      </w:pPr>
+      <w:r>
+        <w:drawing>
+          <wp:inline distT="0" distB="0" distL="114300" distR="114300">
+            <wp:extent cx="5273675" cy="4937125"/>
+            <wp:effectExtent l="9525" t="9525" r="12700" b="19050"/>
+            <wp:docPr id="18" name="图片 6"/>
+            <wp:cNvGraphicFramePr>
+              <a:graphicFrameLocks xmlns:a="http://schemas.openxmlformats.org/drawingml/2006/main" noChangeAspect="1"/>
+            </wp:cNvGraphicFramePr>
+            <a:graphic xmlns:a="http://schemas.openxmlformats.org/drawingml/2006/main">
+              <a:graphicData uri="http://schemas.openxmlformats.org/drawingml/2006/picture">
+                <pic:pic xmlns:pic="http://schemas.openxmlformats.org/drawingml/2006/picture">
+                  <pic:nvPicPr>
+                    <pic:cNvPr id="18" name="图片 6"/>
+                    <pic:cNvPicPr>
+                      <a:picLocks noChangeAspect="1"/>
+                    </pic:cNvPicPr>
+                  </pic:nvPicPr>
+                  <pic:blipFill>
+                    <a:blip r:embed="rId27"/>
+                    <a:stretch>
+                      <a:fillRect/>
+                    </a:stretch>
+                  </pic:blipFill>
+                  <pic:spPr>
+                    <a:xfrm>
+                      <a:off x="0" y="0"/>
+                      <a:ext cx="5273675" cy="4937125"/>
+                    </a:xfrm>
+                    <a:prstGeom prst="rect">
+                      <a:avLst/>
+                    </a:prstGeom>
+                    <a:noFill/>
+                    <a:ln>
+                      <a:solidFill>
+                        <a:schemeClr val="tx1"/>
+                      </a:solidFill>
+                    </a:ln>
+                  </pic:spPr>
+                </pic:pic>
+              </a:graphicData>
+            </a:graphic>
+          </wp:inline>
+        </w:drawing>
+      </w:r>
+    </w:p>
+    <w:p>
+      <w:pPr>
+        <w:numPr>
+          <w:numId w:val="0"/>
+        </w:numPr>
+        <w:ind w:leftChars="0"/>
+      </w:pPr>
+      <w:r>
+        <w:drawing>
+          <wp:inline distT="0" distB="0" distL="114300" distR="114300">
+            <wp:extent cx="5271135" cy="3051175"/>
+            <wp:effectExtent l="9525" t="9525" r="15240" b="12700"/>
+            <wp:docPr id="21" name="图片 7"/>
+            <wp:cNvGraphicFramePr>
+              <a:graphicFrameLocks xmlns:a="http://schemas.openxmlformats.org/drawingml/2006/main" noChangeAspect="1"/>
+            </wp:cNvGraphicFramePr>
+            <a:graphic xmlns:a="http://schemas.openxmlformats.org/drawingml/2006/main">
+              <a:graphicData uri="http://schemas.openxmlformats.org/drawingml/2006/picture">
+                <pic:pic xmlns:pic="http://schemas.openxmlformats.org/drawingml/2006/picture">
+                  <pic:nvPicPr>
+                    <pic:cNvPr id="21" name="图片 7"/>
+                    <pic:cNvPicPr>
+                      <a:picLocks noChangeAspect="1"/>
+                    </pic:cNvPicPr>
+                  </pic:nvPicPr>
+                  <pic:blipFill>
+                    <a:blip r:embed="rId28"/>
+                    <a:stretch>
+                      <a:fillRect/>
+                    </a:stretch>
+                  </pic:blipFill>
+                  <pic:spPr>
+                    <a:xfrm>
+                      <a:off x="0" y="0"/>
+                      <a:ext cx="5271135" cy="3051175"/>
+                    </a:xfrm>
+                    <a:prstGeom prst="rect">
+                      <a:avLst/>
+                    </a:prstGeom>
+                    <a:noFill/>
+                    <a:ln>
+                      <a:solidFill>
+                        <a:schemeClr val="tx1"/>
+                      </a:solidFill>
+                    </a:ln>
+                  </pic:spPr>
+                </pic:pic>
+              </a:graphicData>
+            </a:graphic>
+          </wp:inline>
+        </w:drawing>
+      </w:r>
+    </w:p>
+    <w:p>
+      <w:pPr>
+        <w:keepNext w:val="0"/>
+        <w:keepLines w:val="0"/>
+        <w:pageBreakBefore w:val="0"/>
+        <w:widowControl w:val="0"/>
+        <w:numPr>
+          <w:ilvl w:val="0"/>
+          <w:numId w:val="1"/>
+        </w:numPr>
+        <w:kinsoku/>
+        <w:wordWrap w:val="0"/>
+        <w:overflowPunct/>
+        <w:topLinePunct w:val="0"/>
+        <w:autoSpaceDE/>
+        <w:autoSpaceDN/>
+        <w:bidi w:val="0"/>
+        <w:adjustRightInd/>
+        <w:snapToGrid/>
+        <w:ind w:left="425" w:leftChars="0" w:hanging="425" w:firstLineChars="0"/>
+        <w:textAlignment w:val="auto"/>
         <w:rPr>
           <w:rFonts w:hint="default"/>
           <w:lang w:val="en-US" w:eastAsia="zh-CN"/>
         </w:rPr>
       </w:pPr>
+      <w:r>
+        <w:rPr>
+          <w:rFonts w:hint="eastAsia"/>
+          <w:lang w:val="en-US" w:eastAsia="zh-CN"/>
+        </w:rPr>
+        <w:t>测试：</w:t>
+      </w:r>
+      <w:r>
+        <w:rPr>
+          <w:rFonts w:hint="default"/>
+          <w:lang w:val="en-US" w:eastAsia="zh-CN"/>
+        </w:rPr>
+        <w:t>python tools/test.py configs/yolox/yolox_s_8xb8-300e_coco_MFT25-BT.py work_dirs/yolox_s_8xb8-300e_coco_MFT25-BT/epoch_50.pth</w:t>
+      </w:r>
+    </w:p>
+    <w:p>
+      <w:pPr>
+        <w:keepNext w:val="0"/>
+        <w:keepLines w:val="0"/>
+        <w:pageBreakBefore w:val="0"/>
+        <w:widowControl w:val="0"/>
+        <w:numPr>
+          <w:numId w:val="0"/>
+        </w:numPr>
+        <w:kinsoku/>
+        <w:wordWrap w:val="0"/>
+        <w:overflowPunct/>
+        <w:topLinePunct w:val="0"/>
+        <w:autoSpaceDE/>
+        <w:autoSpaceDN/>
+        <w:bidi w:val="0"/>
+        <w:adjustRightInd/>
+        <w:snapToGrid/>
+        <w:ind w:leftChars="0"/>
+        <w:textAlignment w:val="auto"/>
+      </w:pPr>
+      <w:r>
+        <w:drawing>
+          <wp:inline distT="0" distB="0" distL="114300" distR="114300">
+            <wp:extent cx="5271135" cy="1591945"/>
+            <wp:effectExtent l="0" t="0" r="12065" b="8255"/>
+            <wp:docPr id="29" name="图片 8"/>
+            <wp:cNvGraphicFramePr>
+              <a:graphicFrameLocks xmlns:a="http://schemas.openxmlformats.org/drawingml/2006/main" noChangeAspect="1"/>
+            </wp:cNvGraphicFramePr>
+            <a:graphic xmlns:a="http://schemas.openxmlformats.org/drawingml/2006/main">
+              <a:graphicData uri="http://schemas.openxmlformats.org/drawingml/2006/picture">
+                <pic:pic xmlns:pic="http://schemas.openxmlformats.org/drawingml/2006/picture">
+                  <pic:nvPicPr>
+                    <pic:cNvPr id="29" name="图片 8"/>
+                    <pic:cNvPicPr>
+                      <a:picLocks noChangeAspect="1"/>
+                    </pic:cNvPicPr>
+                  </pic:nvPicPr>
+                  <pic:blipFill>
+                    <a:blip r:embed="rId29"/>
+                    <a:stretch>
+                      <a:fillRect/>
+                    </a:stretch>
+                  </pic:blipFill>
+                  <pic:spPr>
+                    <a:xfrm>
+                      <a:off x="0" y="0"/>
+                      <a:ext cx="5271135" cy="1591945"/>
+                    </a:xfrm>
+                    <a:prstGeom prst="rect">
+                      <a:avLst/>
+                    </a:prstGeom>
+                    <a:noFill/>
+                    <a:ln>
+                      <a:noFill/>
+                    </a:ln>
+                  </pic:spPr>
+                </pic:pic>
+              </a:graphicData>
+            </a:graphic>
+          </wp:inline>
+        </w:drawing>
+      </w:r>
+    </w:p>
+    <w:p>
+      <w:pPr>
+        <w:keepNext w:val="0"/>
+        <w:keepLines w:val="0"/>
+        <w:pageBreakBefore w:val="0"/>
+        <w:widowControl w:val="0"/>
+        <w:numPr>
+          <w:numId w:val="0"/>
+        </w:numPr>
+        <w:kinsoku/>
+        <w:wordWrap w:val="0"/>
+        <w:overflowPunct/>
+        <w:topLinePunct w:val="0"/>
+        <w:autoSpaceDE/>
+        <w:autoSpaceDN/>
+        <w:bidi w:val="0"/>
+        <w:adjustRightInd/>
+        <w:snapToGrid/>
+        <w:ind w:leftChars="0"/>
+        <w:textAlignment w:val="auto"/>
+      </w:pPr>
+      <w:r>
+        <w:drawing>
+          <wp:inline distT="0" distB="0" distL="114300" distR="114300">
+            <wp:extent cx="5273040" cy="5308600"/>
+            <wp:effectExtent l="9525" t="9525" r="13335" b="15875"/>
+            <wp:docPr id="30" name="图片 9"/>
+            <wp:cNvGraphicFramePr>
+              <a:graphicFrameLocks xmlns:a="http://schemas.openxmlformats.org/drawingml/2006/main" noChangeAspect="1"/>
+            </wp:cNvGraphicFramePr>
+            <a:graphic xmlns:a="http://schemas.openxmlformats.org/drawingml/2006/main">
+              <a:graphicData uri="http://schemas.openxmlformats.org/drawingml/2006/picture">
+                <pic:pic xmlns:pic="http://schemas.openxmlformats.org/drawingml/2006/picture">
+                  <pic:nvPicPr>
+                    <pic:cNvPr id="30" name="图片 9"/>
+                    <pic:cNvPicPr>
+                      <a:picLocks noChangeAspect="1"/>
+                    </pic:cNvPicPr>
+                  </pic:nvPicPr>
+                  <pic:blipFill>
+                    <a:blip r:embed="rId30"/>
+                    <a:stretch>
+                      <a:fillRect/>
+                    </a:stretch>
+                  </pic:blipFill>
+                  <pic:spPr>
+                    <a:xfrm>
+                      <a:off x="0" y="0"/>
+                      <a:ext cx="5273040" cy="5308600"/>
+                    </a:xfrm>
+                    <a:prstGeom prst="rect">
+                      <a:avLst/>
+                    </a:prstGeom>
+                    <a:noFill/>
+                    <a:ln>
+                      <a:solidFill>
+                        <a:schemeClr val="tx1"/>
+                      </a:solidFill>
+                    </a:ln>
+                  </pic:spPr>
+                </pic:pic>
+              </a:graphicData>
+            </a:graphic>
+          </wp:inline>
+        </w:drawing>
+      </w:r>
+    </w:p>
+    <w:p>
+      <w:pPr>
+        <w:keepNext w:val="0"/>
+        <w:keepLines w:val="0"/>
+        <w:pageBreakBefore w:val="0"/>
+        <w:widowControl w:val="0"/>
+        <w:numPr>
+          <w:numId w:val="0"/>
+        </w:numPr>
+        <w:kinsoku/>
+        <w:wordWrap w:val="0"/>
+        <w:overflowPunct/>
+        <w:topLinePunct w:val="0"/>
+        <w:autoSpaceDE/>
+        <w:autoSpaceDN/>
+        <w:bidi w:val="0"/>
+        <w:adjustRightInd/>
+        <w:snapToGrid/>
+        <w:ind w:leftChars="0"/>
+        <w:textAlignment w:val="auto"/>
+      </w:pPr>
+      <w:r>
+        <w:drawing>
+          <wp:inline distT="0" distB="0" distL="114300" distR="114300">
+            <wp:extent cx="5269865" cy="5191760"/>
+            <wp:effectExtent l="9525" t="9525" r="16510" b="18415"/>
+            <wp:docPr id="31" name="图片 10"/>
+            <wp:cNvGraphicFramePr>
+              <a:graphicFrameLocks xmlns:a="http://schemas.openxmlformats.org/drawingml/2006/main" noChangeAspect="1"/>
+            </wp:cNvGraphicFramePr>
+            <a:graphic xmlns:a="http://schemas.openxmlformats.org/drawingml/2006/main">
+              <a:graphicData uri="http://schemas.openxmlformats.org/drawingml/2006/picture">
+                <pic:pic xmlns:pic="http://schemas.openxmlformats.org/drawingml/2006/picture">
+                  <pic:nvPicPr>
+                    <pic:cNvPr id="31" name="图片 10"/>
+                    <pic:cNvPicPr>
+                      <a:picLocks noChangeAspect="1"/>
+                    </pic:cNvPicPr>
+                  </pic:nvPicPr>
+                  <pic:blipFill>
+                    <a:blip r:embed="rId31"/>
+                    <a:stretch>
+                      <a:fillRect/>
+                    </a:stretch>
+                  </pic:blipFill>
+                  <pic:spPr>
+                    <a:xfrm>
+                      <a:off x="0" y="0"/>
+                      <a:ext cx="5269865" cy="5191760"/>
+                    </a:xfrm>
+                    <a:prstGeom prst="rect">
+                      <a:avLst/>
+                    </a:prstGeom>
+                    <a:noFill/>
+                    <a:ln>
+                      <a:solidFill>
+                        <a:schemeClr val="tx1"/>
+                      </a:solidFill>
+                    </a:ln>
+                  </pic:spPr>
+                </pic:pic>
+              </a:graphicData>
+            </a:graphic>
+          </wp:inline>
+        </w:drawing>
+      </w:r>
+    </w:p>
+    <w:p>
+      <w:pPr>
+        <w:keepNext w:val="0"/>
+        <w:keepLines w:val="0"/>
+        <w:pageBreakBefore w:val="0"/>
+        <w:widowControl w:val="0"/>
+        <w:numPr>
+          <w:numId w:val="0"/>
+        </w:numPr>
+        <w:kinsoku/>
+        <w:wordWrap w:val="0"/>
+        <w:overflowPunct/>
+        <w:topLinePunct w:val="0"/>
+        <w:autoSpaceDE/>
+        <w:autoSpaceDN/>
+        <w:bidi w:val="0"/>
+        <w:adjustRightInd/>
+        <w:snapToGrid/>
+        <w:ind w:leftChars="0"/>
+        <w:textAlignment w:val="auto"/>
+      </w:pPr>
+      <w:r>
+        <w:drawing>
+          <wp:inline distT="0" distB="0" distL="114300" distR="114300">
+            <wp:extent cx="5273675" cy="5304790"/>
+            <wp:effectExtent l="9525" t="9525" r="12700" b="19685"/>
+            <wp:docPr id="32" name="图片 11"/>
+            <wp:cNvGraphicFramePr>
+              <a:graphicFrameLocks xmlns:a="http://schemas.openxmlformats.org/drawingml/2006/main" noChangeAspect="1"/>
+            </wp:cNvGraphicFramePr>
+            <a:graphic xmlns:a="http://schemas.openxmlformats.org/drawingml/2006/main">
+              <a:graphicData uri="http://schemas.openxmlformats.org/drawingml/2006/picture">
+                <pic:pic xmlns:pic="http://schemas.openxmlformats.org/drawingml/2006/picture">
+                  <pic:nvPicPr>
+                    <pic:cNvPr id="32" name="图片 11"/>
+                    <pic:cNvPicPr>
+                      <a:picLocks noChangeAspect="1"/>
+                    </pic:cNvPicPr>
+                  </pic:nvPicPr>
+                  <pic:blipFill>
+                    <a:blip r:embed="rId32"/>
+                    <a:stretch>
+                      <a:fillRect/>
+                    </a:stretch>
+                  </pic:blipFill>
+                  <pic:spPr>
+                    <a:xfrm>
+                      <a:off x="0" y="0"/>
+                      <a:ext cx="5273675" cy="5304790"/>
+                    </a:xfrm>
+                    <a:prstGeom prst="rect">
+                      <a:avLst/>
+                    </a:prstGeom>
+                    <a:noFill/>
+                    <a:ln>
+                      <a:solidFill>
+                        <a:schemeClr val="tx1"/>
+                      </a:solidFill>
+                    </a:ln>
+                  </pic:spPr>
+                </pic:pic>
+              </a:graphicData>
+            </a:graphic>
+          </wp:inline>
+        </w:drawing>
+      </w:r>
+    </w:p>
+    <w:p>
+      <w:pPr>
+        <w:keepNext w:val="0"/>
+        <w:keepLines w:val="0"/>
+        <w:pageBreakBefore w:val="0"/>
+        <w:widowControl w:val="0"/>
+        <w:numPr>
+          <w:ilvl w:val="0"/>
+          <w:numId w:val="1"/>
+        </w:numPr>
+        <w:kinsoku/>
+        <w:wordWrap w:val="0"/>
+        <w:overflowPunct/>
+        <w:topLinePunct w:val="0"/>
+        <w:autoSpaceDE/>
+        <w:autoSpaceDN/>
+        <w:bidi w:val="0"/>
+        <w:adjustRightInd/>
+        <w:snapToGrid/>
+        <w:ind w:left="425" w:leftChars="0" w:hanging="425" w:firstLineChars="0"/>
+        <w:textAlignment w:val="auto"/>
+        <w:rPr>
+          <w:rFonts w:hint="default"/>
+          <w:lang w:val="en-US" w:eastAsia="zh-CN"/>
+        </w:rPr>
+      </w:pPr>
+      <w:r>
+        <w:rPr>
+          <w:rFonts w:hint="eastAsia"/>
+          <w:lang w:val="en-US" w:eastAsia="zh-CN"/>
+        </w:rPr>
+        <w:t>别忘了将云服务器上训练好的模型文件保存到本地。</w:t>
+      </w:r>
+      <w:bookmarkStart w:id="0" w:name="_GoBack"/>
+      <w:bookmarkEnd w:id="0"/>
     </w:p>
     <w:sectPr>
       <w:pgSz w:w="11906" w:h="16838"/>

--- a/mmdetection/5.在云服务器上训练数据.docx
+++ b/mmdetection/5.在云服务器上训练数据.docx
@@ -8408,6 +8408,7 @@
     <w:p>
       <w:pPr>
         <w:numPr>
+          <w:ilvl w:val="0"/>
           <w:numId w:val="0"/>
         </w:numPr>
         <w:ind w:leftChars="0"/>
@@ -8459,6 +8460,7 @@
     <w:p>
       <w:pPr>
         <w:numPr>
+          <w:ilvl w:val="0"/>
           <w:numId w:val="0"/>
         </w:numPr>
         <w:ind w:leftChars="0"/>
@@ -8512,6 +8514,7 @@
     <w:p>
       <w:pPr>
         <w:numPr>
+          <w:ilvl w:val="0"/>
           <w:numId w:val="0"/>
         </w:numPr>
         <w:ind w:leftChars="0"/>
@@ -8565,6 +8568,7 @@
     <w:p>
       <w:pPr>
         <w:numPr>
+          <w:ilvl w:val="0"/>
           <w:numId w:val="0"/>
         </w:numPr>
         <w:ind w:leftChars="0"/>
@@ -8618,6 +8622,7 @@
     <w:p>
       <w:pPr>
         <w:numPr>
+          <w:ilvl w:val="0"/>
           <w:numId w:val="0"/>
         </w:numPr>
         <w:ind w:leftChars="0"/>
@@ -8716,6 +8721,7 @@
         <w:pageBreakBefore w:val="0"/>
         <w:widowControl w:val="0"/>
         <w:numPr>
+          <w:ilvl w:val="0"/>
           <w:numId w:val="0"/>
         </w:numPr>
         <w:kinsoku/>
@@ -8781,6 +8787,141 @@
         <w:pageBreakBefore w:val="0"/>
         <w:widowControl w:val="0"/>
         <w:numPr>
+          <w:ilvl w:val="0"/>
+          <w:numId w:val="0"/>
+        </w:numPr>
+        <w:kinsoku/>
+        <w:wordWrap w:val="0"/>
+        <w:overflowPunct/>
+        <w:topLinePunct w:val="0"/>
+        <w:autoSpaceDE/>
+        <w:autoSpaceDN/>
+        <w:bidi w:val="0"/>
+        <w:adjustRightInd/>
+        <w:snapToGrid/>
+        <w:ind w:leftChars="0"/>
+        <w:textAlignment w:val="auto"/>
+      </w:pPr>
+      <w:r>
+        <w:drawing>
+          <wp:inline distT="0" distB="0" distL="114300" distR="114300">
+            <wp:extent cx="5262880" cy="1481455"/>
+            <wp:effectExtent l="0" t="0" r="7620" b="4445"/>
+            <wp:docPr id="8" name="图片 1"/>
+            <wp:cNvGraphicFramePr>
+              <a:graphicFrameLocks xmlns:a="http://schemas.openxmlformats.org/drawingml/2006/main" noChangeAspect="1"/>
+            </wp:cNvGraphicFramePr>
+            <a:graphic xmlns:a="http://schemas.openxmlformats.org/drawingml/2006/main">
+              <a:graphicData uri="http://schemas.openxmlformats.org/drawingml/2006/picture">
+                <pic:pic xmlns:pic="http://schemas.openxmlformats.org/drawingml/2006/picture">
+                  <pic:nvPicPr>
+                    <pic:cNvPr id="8" name="图片 1"/>
+                    <pic:cNvPicPr>
+                      <a:picLocks noChangeAspect="1"/>
+                    </pic:cNvPicPr>
+                  </pic:nvPicPr>
+                  <pic:blipFill>
+                    <a:blip r:embed="rId30"/>
+                    <a:stretch>
+                      <a:fillRect/>
+                    </a:stretch>
+                  </pic:blipFill>
+                  <pic:spPr>
+                    <a:xfrm>
+                      <a:off x="0" y="0"/>
+                      <a:ext cx="5262880" cy="1481455"/>
+                    </a:xfrm>
+                    <a:prstGeom prst="rect">
+                      <a:avLst/>
+                    </a:prstGeom>
+                    <a:noFill/>
+                    <a:ln>
+                      <a:noFill/>
+                    </a:ln>
+                  </pic:spPr>
+                </pic:pic>
+              </a:graphicData>
+            </a:graphic>
+          </wp:inline>
+        </w:drawing>
+      </w:r>
+    </w:p>
+    <w:p>
+      <w:pPr>
+        <w:keepNext w:val="0"/>
+        <w:keepLines w:val="0"/>
+        <w:pageBreakBefore w:val="0"/>
+        <w:widowControl w:val="0"/>
+        <w:numPr>
+          <w:ilvl w:val="0"/>
+          <w:numId w:val="0"/>
+        </w:numPr>
+        <w:kinsoku/>
+        <w:wordWrap w:val="0"/>
+        <w:overflowPunct/>
+        <w:topLinePunct w:val="0"/>
+        <w:autoSpaceDE/>
+        <w:autoSpaceDN/>
+        <w:bidi w:val="0"/>
+        <w:adjustRightInd/>
+        <w:snapToGrid/>
+        <w:ind w:leftChars="0"/>
+        <w:textAlignment w:val="auto"/>
+      </w:pPr>
+      <w:bookmarkStart w:id="0" w:name="_GoBack"/>
+      <w:r>
+        <w:drawing>
+          <wp:inline distT="0" distB="0" distL="114300" distR="114300">
+            <wp:extent cx="5269230" cy="3829050"/>
+            <wp:effectExtent l="0" t="0" r="1270" b="6350"/>
+            <wp:docPr id="9" name="图片 2"/>
+            <wp:cNvGraphicFramePr>
+              <a:graphicFrameLocks xmlns:a="http://schemas.openxmlformats.org/drawingml/2006/main" noChangeAspect="1"/>
+            </wp:cNvGraphicFramePr>
+            <a:graphic xmlns:a="http://schemas.openxmlformats.org/drawingml/2006/main">
+              <a:graphicData uri="http://schemas.openxmlformats.org/drawingml/2006/picture">
+                <pic:pic xmlns:pic="http://schemas.openxmlformats.org/drawingml/2006/picture">
+                  <pic:nvPicPr>
+                    <pic:cNvPr id="9" name="图片 2"/>
+                    <pic:cNvPicPr>
+                      <a:picLocks noChangeAspect="1"/>
+                    </pic:cNvPicPr>
+                  </pic:nvPicPr>
+                  <pic:blipFill>
+                    <a:blip r:embed="rId31"/>
+                    <a:stretch>
+                      <a:fillRect/>
+                    </a:stretch>
+                  </pic:blipFill>
+                  <pic:spPr>
+                    <a:xfrm>
+                      <a:off x="0" y="0"/>
+                      <a:ext cx="5269230" cy="3829050"/>
+                    </a:xfrm>
+                    <a:prstGeom prst="rect">
+                      <a:avLst/>
+                    </a:prstGeom>
+                    <a:noFill/>
+                    <a:ln>
+                      <a:noFill/>
+                    </a:ln>
+                  </pic:spPr>
+                </pic:pic>
+              </a:graphicData>
+            </a:graphic>
+          </wp:inline>
+        </w:drawing>
+      </w:r>
+      <w:bookmarkEnd w:id="0"/>
+    </w:p>
+    <w:p>
+      <w:pPr>
+        <w:keepNext w:val="0"/>
+        <w:keepLines w:val="0"/>
+        <w:pageBreakBefore w:val="0"/>
+        <w:widowControl w:val="0"/>
+        <w:numPr>
+          <w:ilvl w:val="0"/>
           <w:numId w:val="0"/>
         </w:numPr>
         <w:kinsoku/>
@@ -8814,7 +8955,7 @@
                     </pic:cNvPicPr>
                   </pic:nvPicPr>
                   <pic:blipFill>
-                    <a:blip r:embed="rId30"/>
+                    <a:blip r:embed="rId32"/>
                     <a:stretch>
                       <a:fillRect/>
                     </a:stretch>
@@ -8848,6 +8989,7 @@
         <w:pageBreakBefore w:val="0"/>
         <w:widowControl w:val="0"/>
         <w:numPr>
+          <w:ilvl w:val="0"/>
           <w:numId w:val="0"/>
         </w:numPr>
         <w:kinsoku/>
@@ -8881,7 +9023,7 @@
                     </pic:cNvPicPr>
                   </pic:nvPicPr>
                   <pic:blipFill>
-                    <a:blip r:embed="rId31"/>
+                    <a:blip r:embed="rId33"/>
                     <a:stretch>
                       <a:fillRect/>
                     </a:stretch>
@@ -8915,6 +9057,7 @@
         <w:pageBreakBefore w:val="0"/>
         <w:widowControl w:val="0"/>
         <w:numPr>
+          <w:ilvl w:val="0"/>
           <w:numId w:val="0"/>
         </w:numPr>
         <w:kinsoku/>
@@ -8948,7 +9091,7 @@
                     </pic:cNvPicPr>
                   </pic:nvPicPr>
                   <pic:blipFill>
-                    <a:blip r:embed="rId32"/>
+                    <a:blip r:embed="rId34"/>
                     <a:stretch>
                       <a:fillRect/>
                     </a:stretch>
@@ -9006,10 +9149,8 @@
           <w:rFonts w:hint="eastAsia"/>
           <w:lang w:val="en-US" w:eastAsia="zh-CN"/>
         </w:rPr>
-        <w:t>别忘了将云服务器上训练好的模型文件保存到本地。</w:t>
+        <w:t>将云服务器上训练好的模型文件保存到本地。</w:t>
       </w:r>
-      <w:bookmarkStart w:id="0" w:name="_GoBack"/>
-      <w:bookmarkEnd w:id="0"/>
     </w:p>
     <w:sectPr>
       <w:pgSz w:w="11906" w:h="16838"/>
@@ -9122,7 +9263,7 @@
     <w:lsdException w:qFormat="1" w:unhideWhenUsed="0" w:uiPriority="0" w:semiHidden="0" w:name="Title"/>
     <w:lsdException w:unhideWhenUsed="0" w:uiPriority="0" w:semiHidden="0" w:name="Closing"/>
     <w:lsdException w:unhideWhenUsed="0" w:uiPriority="0" w:semiHidden="0" w:name="Signature"/>
-    <w:lsdException w:unhideWhenUsed="0" w:uiPriority="0" w:name="Default Paragraph Font"/>
+    <w:lsdException w:qFormat="1" w:unhideWhenUsed="0" w:uiPriority="0" w:name="Default Paragraph Font"/>
     <w:lsdException w:unhideWhenUsed="0" w:uiPriority="0" w:semiHidden="0" w:name="Body Text"/>
     <w:lsdException w:unhideWhenUsed="0" w:uiPriority="0" w:semiHidden="0" w:name="Body Text Indent"/>
     <w:lsdException w:unhideWhenUsed="0" w:uiPriority="0" w:semiHidden="0" w:name="List Continue"/>
@@ -9325,6 +9466,7 @@
   <w:style w:type="character" w:default="1" w:styleId="6">
     <w:name w:val="Default Paragraph Font"/>
     <w:semiHidden/>
+    <w:qFormat/>
     <w:uiPriority w:val="0"/>
   </w:style>
   <w:style w:type="table" w:default="1" w:styleId="4">
